--- a/Лабораторна робота №1.docx
+++ b/Лабораторна робота №1.docx
@@ -203,42 +203,7 @@
           <w:sz w:val="40"/>
           <w:szCs w:val="32"/>
         </w:rPr>
-        <w:t>Розробка ідеї створення продукту. Мозковий штурм (</w:t>
-      </w:r>
-      <w:proofErr w:type="spellStart"/>
-      <w:r>
-        <w:rPr>
-          <w:rFonts w:ascii="Times New Roman" w:hAnsi="Times New Roman" w:cs="Times New Roman"/>
-          <w:b/>
-          <w:bCs/>
-          <w:color w:val="1D2125"/>
-          <w:sz w:val="40"/>
-          <w:szCs w:val="32"/>
-        </w:rPr>
-        <w:t>Брейнштормінг</w:t>
-      </w:r>
-      <w:proofErr w:type="spellEnd"/>
-      <w:r>
-        <w:rPr>
-          <w:rFonts w:ascii="Times New Roman" w:hAnsi="Times New Roman" w:cs="Times New Roman"/>
-          <w:b/>
-          <w:bCs/>
-          <w:color w:val="1D2125"/>
-          <w:sz w:val="40"/>
-          <w:szCs w:val="32"/>
-        </w:rPr>
-        <w:t>). Розробка MVP проекту</w:t>
-      </w:r>
-      <w:r>
-        <w:rPr>
-          <w:rFonts w:ascii="Times New Roman" w:hAnsi="Times New Roman" w:cs="Times New Roman"/>
-          <w:b/>
-          <w:bCs/>
-          <w:color w:val="1D2125"/>
-          <w:sz w:val="40"/>
-          <w:szCs w:val="32"/>
-        </w:rPr>
-        <w:t xml:space="preserve"> </w:t>
+        <w:t>НАЛАШТУВАННЯ РОБОЧОГО СЕРЕДОВИЩА</w:t>
       </w:r>
       <w:r>
         <w:rPr>
@@ -497,19 +462,30 @@
     <w:p>
       <w:pPr>
         <w:pStyle w:val="a3"/>
-        <w:jc w:val="center"/>
         <w:rPr>
           <w:color w:val="000000"/>
           <w:sz w:val="27"/>
           <w:szCs w:val="27"/>
-        </w:rPr>
-      </w:pPr>
-      <w:r>
+          <w:lang w:val="ru-RU"/>
+        </w:rPr>
+      </w:pPr>
+    </w:p>
+    <w:p>
+      <w:pPr>
+        <w:pStyle w:val="a3"/>
+        <w:jc w:val="center"/>
         <w:rPr>
           <w:color w:val="000000"/>
           <w:sz w:val="27"/>
           <w:szCs w:val="27"/>
         </w:rPr>
+      </w:pPr>
+      <w:r>
+        <w:rPr>
+          <w:color w:val="000000"/>
+          <w:sz w:val="27"/>
+          <w:szCs w:val="27"/>
+        </w:rPr>
         <w:t>Івано-Франківськ</w:t>
       </w:r>
     </w:p>
@@ -545,14 +521,35 @@
         <w:pStyle w:val="a3"/>
         <w:spacing w:before="0" w:beforeAutospacing="0" w:after="240" w:afterAutospacing="0"/>
         <w:rPr>
+          <w:color w:val="000000"/>
+          <w:sz w:val="28"/>
+          <w:szCs w:val="28"/>
+        </w:rPr>
+      </w:pPr>
+      <w:r>
+        <w:rPr>
           <w:b/>
           <w:bCs/>
           <w:color w:val="000000"/>
           <w:sz w:val="28"/>
           <w:szCs w:val="28"/>
         </w:rPr>
-      </w:pPr>
-      <w:r>
+        <w:lastRenderedPageBreak/>
+        <w:t xml:space="preserve">Мета: </w:t>
+      </w:r>
+      <w:r>
+        <w:rPr>
+          <w:color w:val="000000"/>
+          <w:sz w:val="28"/>
+          <w:szCs w:val="28"/>
+        </w:rPr>
+        <w:t>здійснити проведення налаштування робочого середовища для подальшого виконання лабораторних робіт.</w:t>
+      </w:r>
+    </w:p>
+    <w:p>
+      <w:pPr>
+        <w:pStyle w:val="a3"/>
+        <w:spacing w:before="0" w:beforeAutospacing="0" w:after="240" w:afterAutospacing="0"/>
         <w:rPr>
           <w:b/>
           <w:bCs/>
@@ -560,10 +557,7 @@
           <w:sz w:val="28"/>
           <w:szCs w:val="28"/>
         </w:rPr>
-        <w:lastRenderedPageBreak/>
-        <w:t xml:space="preserve">Проект: </w:t>
-      </w:r>
-      <w:proofErr w:type="spellStart"/>
+      </w:pPr>
       <w:r>
         <w:rPr>
           <w:b/>
@@ -572,1026 +566,34 @@
           <w:sz w:val="28"/>
           <w:szCs w:val="28"/>
         </w:rPr>
-        <w:t>Food</w:t>
-      </w:r>
-      <w:proofErr w:type="spellEnd"/>
-      <w:r>
-        <w:rPr>
-          <w:b/>
-          <w:bCs/>
-          <w:color w:val="000000"/>
-          <w:sz w:val="28"/>
-          <w:szCs w:val="28"/>
-        </w:rPr>
-        <w:t xml:space="preserve"> </w:t>
-      </w:r>
-      <w:proofErr w:type="spellStart"/>
-      <w:r>
-        <w:rPr>
-          <w:b/>
-          <w:bCs/>
-          <w:color w:val="000000"/>
-          <w:sz w:val="28"/>
-          <w:szCs w:val="28"/>
-        </w:rPr>
-        <w:t>Delivery</w:t>
-      </w:r>
-      <w:proofErr w:type="spellEnd"/>
-      <w:r>
-        <w:rPr>
-          <w:b/>
-          <w:bCs/>
-          <w:color w:val="000000"/>
-          <w:sz w:val="28"/>
-          <w:szCs w:val="28"/>
-        </w:rPr>
-        <w:t xml:space="preserve"> </w:t>
-      </w:r>
-      <w:proofErr w:type="spellStart"/>
-      <w:r>
-        <w:rPr>
-          <w:b/>
-          <w:bCs/>
-          <w:color w:val="000000"/>
-          <w:sz w:val="28"/>
-          <w:szCs w:val="28"/>
-        </w:rPr>
-        <w:t>Platform</w:t>
-      </w:r>
-      <w:proofErr w:type="spellEnd"/>
-      <w:r>
-        <w:rPr>
-          <w:b/>
-          <w:bCs/>
-          <w:color w:val="000000"/>
-          <w:sz w:val="28"/>
-          <w:szCs w:val="28"/>
-        </w:rPr>
-        <w:t xml:space="preserve"> (Платформа доставки їжі)</w:t>
+        <w:t>Завдання:</w:t>
       </w:r>
     </w:p>
     <w:p>
       <w:pPr>
         <w:pStyle w:val="a3"/>
-        <w:spacing w:before="0" w:beforeAutospacing="0" w:after="240" w:afterAutospacing="0"/>
-        <w:rPr>
-          <w:b/>
-          <w:bCs/>
-          <w:color w:val="000000"/>
-          <w:sz w:val="28"/>
-          <w:szCs w:val="28"/>
-        </w:rPr>
-      </w:pPr>
-      <w:r>
-        <w:rPr>
-          <w:b/>
-          <w:bCs/>
-          <w:color w:val="000000"/>
-          <w:sz w:val="28"/>
-          <w:szCs w:val="28"/>
-        </w:rPr>
-        <w:t>1. ФОРМУВАННЯ ІДЕЇ ІТ-ПРОЕКТУ</w:t>
-      </w:r>
-    </w:p>
-    <w:p>
-      <w:pPr>
-        <w:pStyle w:val="a3"/>
-        <w:spacing w:before="0" w:beforeAutospacing="0" w:after="240" w:afterAutospacing="0"/>
-        <w:rPr>
-          <w:b/>
-          <w:bCs/>
-          <w:color w:val="000000"/>
-          <w:sz w:val="28"/>
-          <w:szCs w:val="28"/>
-        </w:rPr>
-      </w:pPr>
-      <w:r>
-        <w:rPr>
-          <w:b/>
-          <w:bCs/>
-          <w:color w:val="000000"/>
-          <w:sz w:val="28"/>
-          <w:szCs w:val="28"/>
-        </w:rPr>
-        <w:t>1.1 Основна ідея проекту</w:t>
-      </w:r>
-    </w:p>
-    <w:p>
-      <w:pPr>
-        <w:pStyle w:val="a3"/>
-        <w:spacing w:before="0" w:beforeAutospacing="0" w:after="240" w:afterAutospacing="0"/>
-        <w:rPr>
-          <w:color w:val="000000"/>
-          <w:sz w:val="28"/>
-          <w:szCs w:val="28"/>
-        </w:rPr>
-      </w:pPr>
-      <w:r>
-        <w:rPr>
-          <w:color w:val="000000"/>
-          <w:sz w:val="28"/>
-          <w:szCs w:val="28"/>
-        </w:rPr>
-        <w:t>Розробка повнофункціональної цифрової платформи для доставки їжі, яка об'єднує кінцевих користувачів (</w:t>
-      </w:r>
-      <w:proofErr w:type="spellStart"/>
-      <w:r>
-        <w:rPr>
-          <w:color w:val="000000"/>
-          <w:sz w:val="28"/>
-          <w:szCs w:val="28"/>
-        </w:rPr>
-        <w:t>замовлювачів</w:t>
-      </w:r>
-      <w:proofErr w:type="spellEnd"/>
-      <w:r>
-        <w:rPr>
-          <w:color w:val="000000"/>
-          <w:sz w:val="28"/>
-          <w:szCs w:val="28"/>
-        </w:rPr>
-        <w:t>), ресторани та кур'єрів в єдину екосистему. Платформа спрямована на спрощення процесу замовлення їжі онлайн з мінімізацією часу доставки та максимізацією зручності для всіх учасників.</w:t>
-      </w:r>
-    </w:p>
-    <w:p>
-      <w:pPr>
-        <w:pStyle w:val="a3"/>
-        <w:spacing w:before="0" w:beforeAutospacing="0" w:after="240" w:afterAutospacing="0"/>
-        <w:rPr>
-          <w:b/>
-          <w:bCs/>
-          <w:color w:val="000000"/>
-          <w:sz w:val="28"/>
-          <w:szCs w:val="28"/>
-        </w:rPr>
-      </w:pPr>
-      <w:r>
-        <w:rPr>
-          <w:b/>
-          <w:bCs/>
-          <w:color w:val="000000"/>
-          <w:sz w:val="28"/>
-          <w:szCs w:val="28"/>
-        </w:rPr>
-        <w:t>1.2 Основні цілі проекту</w:t>
-      </w:r>
-    </w:p>
-    <w:p>
-      <w:pPr>
-        <w:pStyle w:val="a3"/>
-        <w:spacing w:before="0" w:beforeAutospacing="0" w:after="240" w:afterAutospacing="0"/>
-        <w:rPr>
-          <w:color w:val="000000"/>
-          <w:sz w:val="28"/>
-          <w:szCs w:val="28"/>
-        </w:rPr>
-      </w:pPr>
-      <w:r>
-        <w:rPr>
-          <w:color w:val="000000"/>
-          <w:sz w:val="28"/>
-          <w:szCs w:val="28"/>
-        </w:rPr>
-        <w:t>Проникнення на ринок доставки їжі – створення зручної та надійної платформи для користувачів.</w:t>
-      </w:r>
-      <w:r>
-        <w:rPr>
-          <w:color w:val="000000"/>
-          <w:sz w:val="28"/>
-          <w:szCs w:val="28"/>
-        </w:rPr>
-        <w:br/>
-        <w:t>Автоматизація логістики – оптимізація маршрутів доставки та розподілу замовлень.</w:t>
-      </w:r>
-      <w:r>
-        <w:rPr>
-          <w:color w:val="000000"/>
-          <w:sz w:val="28"/>
-          <w:szCs w:val="28"/>
-        </w:rPr>
-        <w:br/>
-        <w:t xml:space="preserve">Залучення ресторанів – надання інструментів для управління меню та </w:t>
-      </w:r>
-      <w:proofErr w:type="spellStart"/>
-      <w:r>
-        <w:rPr>
-          <w:color w:val="000000"/>
-          <w:sz w:val="28"/>
-          <w:szCs w:val="28"/>
-        </w:rPr>
-        <w:t>замовленнями.</w:t>
-      </w:r>
-      <w:proofErr w:type="spellEnd"/>
-      <w:r>
-        <w:rPr>
-          <w:color w:val="000000"/>
-          <w:sz w:val="28"/>
-          <w:szCs w:val="28"/>
-        </w:rPr>
-        <w:br/>
-      </w:r>
-      <w:proofErr w:type="spellStart"/>
-      <w:r>
-        <w:rPr>
-          <w:color w:val="000000"/>
-          <w:sz w:val="28"/>
-          <w:szCs w:val="28"/>
-        </w:rPr>
-        <w:t>Сегментація</w:t>
-      </w:r>
-      <w:proofErr w:type="spellEnd"/>
-      <w:r>
-        <w:rPr>
-          <w:color w:val="000000"/>
-          <w:sz w:val="28"/>
-          <w:szCs w:val="28"/>
-        </w:rPr>
-        <w:t xml:space="preserve"> доходу – генерація доходу з кількох джерел (комісія, послуги, реклама).</w:t>
-      </w:r>
-    </w:p>
-    <w:p>
-      <w:pPr>
-        <w:pStyle w:val="a3"/>
-        <w:spacing w:before="0" w:beforeAutospacing="0" w:after="240" w:afterAutospacing="0"/>
-        <w:rPr>
-          <w:color w:val="000000"/>
-          <w:sz w:val="28"/>
-          <w:szCs w:val="28"/>
-        </w:rPr>
-      </w:pPr>
-      <w:r>
-        <w:rPr>
-          <w:color w:val="000000"/>
-          <w:sz w:val="28"/>
-          <w:szCs w:val="28"/>
-        </w:rPr>
-        <w:t>Масштабованість – розробка архітектури, готової до масштабування на тисячі користувачів.</w:t>
-      </w:r>
-    </w:p>
-    <w:p>
-      <w:pPr>
-        <w:pStyle w:val="a3"/>
-        <w:spacing w:before="0" w:beforeAutospacing="0" w:after="240" w:afterAutospacing="0"/>
-        <w:rPr>
-          <w:b/>
-          <w:bCs/>
-          <w:color w:val="000000"/>
-          <w:sz w:val="28"/>
-          <w:szCs w:val="28"/>
-        </w:rPr>
-      </w:pPr>
-      <w:r>
-        <w:rPr>
-          <w:b/>
-          <w:bCs/>
-          <w:color w:val="000000"/>
-          <w:sz w:val="28"/>
-          <w:szCs w:val="28"/>
-        </w:rPr>
-        <w:t>1.3 Основні завдання проекту</w:t>
-      </w:r>
-    </w:p>
-    <w:tbl>
-      <w:tblPr>
-        <w:tblW w:w="0" w:type="auto"/>
-        <w:tblCellSpacing w:w="15" w:type="dxa"/>
-        <w:tblBorders>
-          <w:top w:val="single" w:sz="4" w:space="0" w:color="auto"/>
-          <w:left w:val="single" w:sz="4" w:space="0" w:color="auto"/>
-          <w:bottom w:val="single" w:sz="4" w:space="0" w:color="auto"/>
-          <w:right w:val="single" w:sz="4" w:space="0" w:color="auto"/>
-          <w:insideH w:val="single" w:sz="4" w:space="0" w:color="auto"/>
-          <w:insideV w:val="single" w:sz="4" w:space="0" w:color="auto"/>
-        </w:tblBorders>
-        <w:tblCellMar>
-          <w:top w:w="15" w:type="dxa"/>
-          <w:left w:w="15" w:type="dxa"/>
-          <w:bottom w:w="15" w:type="dxa"/>
-          <w:right w:w="15" w:type="dxa"/>
-        </w:tblCellMar>
-        <w:tblLook w:val="04A0" w:firstRow="1" w:lastRow="0" w:firstColumn="1" w:lastColumn="0" w:noHBand="0" w:noVBand="1"/>
-      </w:tblPr>
-      <w:tblGrid>
-        <w:gridCol w:w="4043"/>
-        <w:gridCol w:w="5302"/>
-      </w:tblGrid>
-      <w:tr>
-        <w:trPr>
-          <w:tblHeader/>
-          <w:tblCellSpacing w:w="15" w:type="dxa"/>
-        </w:trPr>
-        <w:tc>
-          <w:tcPr>
-            <w:tcW w:w="0" w:type="auto"/>
-            <w:vAlign w:val="center"/>
-            <w:hideMark/>
-          </w:tcPr>
-          <w:p>
-            <w:pPr>
-              <w:pStyle w:val="a3"/>
-              <w:spacing w:before="0" w:beforeAutospacing="0" w:after="240" w:afterAutospacing="0"/>
-              <w:rPr>
-                <w:b/>
-                <w:bCs/>
-                <w:color w:val="000000"/>
-                <w:sz w:val="28"/>
-                <w:szCs w:val="28"/>
-              </w:rPr>
-            </w:pPr>
-            <w:r>
-              <w:rPr>
-                <w:b/>
-                <w:bCs/>
-                <w:color w:val="000000"/>
-                <w:sz w:val="28"/>
-                <w:szCs w:val="28"/>
-              </w:rPr>
-              <w:t>Завдання</w:t>
-            </w:r>
-          </w:p>
-        </w:tc>
-        <w:tc>
-          <w:tcPr>
-            <w:tcW w:w="0" w:type="auto"/>
-            <w:vAlign w:val="center"/>
-            <w:hideMark/>
-          </w:tcPr>
-          <w:p>
-            <w:pPr>
-              <w:pStyle w:val="a3"/>
-              <w:spacing w:before="0" w:beforeAutospacing="0" w:after="240" w:afterAutospacing="0"/>
-              <w:rPr>
-                <w:b/>
-                <w:bCs/>
-                <w:color w:val="000000"/>
-                <w:sz w:val="28"/>
-                <w:szCs w:val="28"/>
-              </w:rPr>
-            </w:pPr>
-            <w:r>
-              <w:rPr>
-                <w:b/>
-                <w:bCs/>
-                <w:color w:val="000000"/>
-                <w:sz w:val="28"/>
-                <w:szCs w:val="28"/>
-              </w:rPr>
-              <w:t>Опис</w:t>
-            </w:r>
-          </w:p>
-        </w:tc>
-      </w:tr>
-      <w:tr>
-        <w:trPr>
-          <w:tblCellSpacing w:w="15" w:type="dxa"/>
-        </w:trPr>
-        <w:tc>
-          <w:tcPr>
-            <w:tcW w:w="0" w:type="auto"/>
-            <w:vAlign w:val="center"/>
-            <w:hideMark/>
-          </w:tcPr>
-          <w:p>
-            <w:pPr>
-              <w:pStyle w:val="a3"/>
-              <w:spacing w:before="0" w:beforeAutospacing="0" w:after="240" w:afterAutospacing="0"/>
-              <w:rPr>
-                <w:color w:val="000000"/>
-                <w:sz w:val="28"/>
-                <w:szCs w:val="28"/>
-              </w:rPr>
-            </w:pPr>
-            <w:r>
-              <w:rPr>
-                <w:color w:val="000000"/>
-                <w:sz w:val="28"/>
-                <w:szCs w:val="28"/>
-              </w:rPr>
-              <w:t>Розроблення мобільного та веб-інтерфейсу</w:t>
-            </w:r>
-          </w:p>
-        </w:tc>
-        <w:tc>
-          <w:tcPr>
-            <w:tcW w:w="0" w:type="auto"/>
-            <w:vAlign w:val="center"/>
-            <w:hideMark/>
-          </w:tcPr>
-          <w:p>
-            <w:pPr>
-              <w:pStyle w:val="a3"/>
-              <w:spacing w:before="0" w:beforeAutospacing="0" w:after="240" w:afterAutospacing="0"/>
-              <w:rPr>
-                <w:color w:val="000000"/>
-                <w:sz w:val="28"/>
-                <w:szCs w:val="28"/>
-              </w:rPr>
-            </w:pPr>
-            <w:r>
-              <w:rPr>
-                <w:color w:val="000000"/>
-                <w:sz w:val="28"/>
-                <w:szCs w:val="28"/>
-              </w:rPr>
-              <w:t xml:space="preserve">Інтуїтивний інтерфейс для </w:t>
-            </w:r>
-            <w:proofErr w:type="spellStart"/>
-            <w:r>
-              <w:rPr>
-                <w:color w:val="000000"/>
-                <w:sz w:val="28"/>
-                <w:szCs w:val="28"/>
-              </w:rPr>
-              <w:t>замовлювачів</w:t>
-            </w:r>
-            <w:proofErr w:type="spellEnd"/>
-            <w:r>
-              <w:rPr>
-                <w:color w:val="000000"/>
-                <w:sz w:val="28"/>
-                <w:szCs w:val="28"/>
-              </w:rPr>
-              <w:t xml:space="preserve"> на </w:t>
-            </w:r>
-            <w:proofErr w:type="spellStart"/>
-            <w:r>
-              <w:rPr>
-                <w:color w:val="000000"/>
-                <w:sz w:val="28"/>
-                <w:szCs w:val="28"/>
-              </w:rPr>
-              <w:t>iOS</w:t>
-            </w:r>
-            <w:proofErr w:type="spellEnd"/>
-            <w:r>
-              <w:rPr>
-                <w:color w:val="000000"/>
-                <w:sz w:val="28"/>
-                <w:szCs w:val="28"/>
-              </w:rPr>
-              <w:t xml:space="preserve">, </w:t>
-            </w:r>
-            <w:proofErr w:type="spellStart"/>
-            <w:r>
-              <w:rPr>
-                <w:color w:val="000000"/>
-                <w:sz w:val="28"/>
-                <w:szCs w:val="28"/>
-              </w:rPr>
-              <w:t>Android</w:t>
-            </w:r>
-            <w:proofErr w:type="spellEnd"/>
-            <w:r>
-              <w:rPr>
-                <w:color w:val="000000"/>
-                <w:sz w:val="28"/>
-                <w:szCs w:val="28"/>
-              </w:rPr>
-              <w:t xml:space="preserve"> і веб</w:t>
-            </w:r>
-          </w:p>
-        </w:tc>
-      </w:tr>
-      <w:tr>
-        <w:trPr>
-          <w:tblCellSpacing w:w="15" w:type="dxa"/>
-        </w:trPr>
-        <w:tc>
-          <w:tcPr>
-            <w:tcW w:w="0" w:type="auto"/>
-            <w:vAlign w:val="center"/>
-            <w:hideMark/>
-          </w:tcPr>
-          <w:p>
-            <w:pPr>
-              <w:pStyle w:val="a3"/>
-              <w:spacing w:before="0" w:beforeAutospacing="0" w:after="240" w:afterAutospacing="0"/>
-              <w:rPr>
-                <w:color w:val="000000"/>
-                <w:sz w:val="28"/>
-                <w:szCs w:val="28"/>
-              </w:rPr>
-            </w:pPr>
-            <w:r>
-              <w:rPr>
-                <w:color w:val="000000"/>
-                <w:sz w:val="28"/>
-                <w:szCs w:val="28"/>
-              </w:rPr>
-              <w:t>Розроблення панелі адміністрування ресторану</w:t>
-            </w:r>
-          </w:p>
-        </w:tc>
-        <w:tc>
-          <w:tcPr>
-            <w:tcW w:w="0" w:type="auto"/>
-            <w:vAlign w:val="center"/>
-            <w:hideMark/>
-          </w:tcPr>
-          <w:p>
-            <w:pPr>
-              <w:pStyle w:val="a3"/>
-              <w:spacing w:before="0" w:beforeAutospacing="0" w:after="240" w:afterAutospacing="0"/>
-              <w:rPr>
-                <w:color w:val="000000"/>
-                <w:sz w:val="28"/>
-                <w:szCs w:val="28"/>
-              </w:rPr>
-            </w:pPr>
-            <w:r>
-              <w:rPr>
-                <w:color w:val="000000"/>
-                <w:sz w:val="28"/>
-                <w:szCs w:val="28"/>
-              </w:rPr>
-              <w:t>Управління меню, цінами, замовленнями, аналітикою</w:t>
-            </w:r>
-          </w:p>
-        </w:tc>
-      </w:tr>
-      <w:tr>
-        <w:trPr>
-          <w:tblCellSpacing w:w="15" w:type="dxa"/>
-        </w:trPr>
-        <w:tc>
-          <w:tcPr>
-            <w:tcW w:w="0" w:type="auto"/>
-            <w:vAlign w:val="center"/>
-            <w:hideMark/>
-          </w:tcPr>
-          <w:p>
-            <w:pPr>
-              <w:pStyle w:val="a3"/>
-              <w:spacing w:before="0" w:beforeAutospacing="0" w:after="240" w:afterAutospacing="0"/>
-              <w:rPr>
-                <w:color w:val="000000"/>
-                <w:sz w:val="28"/>
-                <w:szCs w:val="28"/>
-              </w:rPr>
-            </w:pPr>
-            <w:r>
-              <w:rPr>
-                <w:color w:val="000000"/>
-                <w:sz w:val="28"/>
-                <w:szCs w:val="28"/>
-              </w:rPr>
-              <w:t>Розроблення програми для кур'єрів</w:t>
-            </w:r>
-          </w:p>
-        </w:tc>
-        <w:tc>
-          <w:tcPr>
-            <w:tcW w:w="0" w:type="auto"/>
-            <w:vAlign w:val="center"/>
-            <w:hideMark/>
-          </w:tcPr>
-          <w:p>
-            <w:pPr>
-              <w:pStyle w:val="a3"/>
-              <w:spacing w:before="0" w:beforeAutospacing="0" w:after="240" w:afterAutospacing="0"/>
-              <w:rPr>
-                <w:color w:val="000000"/>
-                <w:sz w:val="28"/>
-                <w:szCs w:val="28"/>
-              </w:rPr>
-            </w:pPr>
-            <w:r>
-              <w:rPr>
-                <w:color w:val="000000"/>
-                <w:sz w:val="28"/>
-                <w:szCs w:val="28"/>
-              </w:rPr>
-              <w:t>Отримання замовлень, навігація, підтвердження доставки</w:t>
-            </w:r>
-          </w:p>
-        </w:tc>
-      </w:tr>
-      <w:tr>
-        <w:trPr>
-          <w:tblCellSpacing w:w="15" w:type="dxa"/>
-        </w:trPr>
-        <w:tc>
-          <w:tcPr>
-            <w:tcW w:w="0" w:type="auto"/>
-            <w:vAlign w:val="center"/>
-            <w:hideMark/>
-          </w:tcPr>
-          <w:p>
-            <w:pPr>
-              <w:pStyle w:val="a3"/>
-              <w:spacing w:before="0" w:beforeAutospacing="0" w:after="240" w:afterAutospacing="0"/>
-              <w:rPr>
-                <w:color w:val="000000"/>
-                <w:sz w:val="28"/>
-                <w:szCs w:val="28"/>
-              </w:rPr>
-            </w:pPr>
-            <w:r>
-              <w:rPr>
-                <w:color w:val="000000"/>
-                <w:sz w:val="28"/>
-                <w:szCs w:val="28"/>
-              </w:rPr>
-              <w:t>Розроблення серверної архітектури</w:t>
-            </w:r>
-          </w:p>
-        </w:tc>
-        <w:tc>
-          <w:tcPr>
-            <w:tcW w:w="0" w:type="auto"/>
-            <w:vAlign w:val="center"/>
-            <w:hideMark/>
-          </w:tcPr>
-          <w:p>
-            <w:pPr>
-              <w:pStyle w:val="a3"/>
-              <w:spacing w:before="0" w:beforeAutospacing="0" w:after="240" w:afterAutospacing="0"/>
-              <w:rPr>
-                <w:color w:val="000000"/>
-                <w:sz w:val="28"/>
-                <w:szCs w:val="28"/>
-              </w:rPr>
-            </w:pPr>
-            <w:r>
-              <w:rPr>
-                <w:color w:val="000000"/>
-                <w:sz w:val="28"/>
-                <w:szCs w:val="28"/>
-              </w:rPr>
-              <w:t>API, база даних, системи безпеки та автентифікації</w:t>
-            </w:r>
-          </w:p>
-        </w:tc>
-      </w:tr>
-      <w:tr>
-        <w:trPr>
-          <w:tblCellSpacing w:w="15" w:type="dxa"/>
-        </w:trPr>
-        <w:tc>
-          <w:tcPr>
-            <w:tcW w:w="0" w:type="auto"/>
-            <w:vAlign w:val="center"/>
-            <w:hideMark/>
-          </w:tcPr>
-          <w:p>
-            <w:pPr>
-              <w:pStyle w:val="a3"/>
-              <w:spacing w:before="0" w:beforeAutospacing="0" w:after="240" w:afterAutospacing="0"/>
-              <w:rPr>
-                <w:color w:val="000000"/>
-                <w:sz w:val="28"/>
-                <w:szCs w:val="28"/>
-              </w:rPr>
-            </w:pPr>
-            <w:r>
-              <w:rPr>
-                <w:color w:val="000000"/>
-                <w:sz w:val="28"/>
-                <w:szCs w:val="28"/>
-              </w:rPr>
-              <w:t>Впровадження платіжної системи</w:t>
-            </w:r>
-          </w:p>
-        </w:tc>
-        <w:tc>
-          <w:tcPr>
-            <w:tcW w:w="0" w:type="auto"/>
-            <w:vAlign w:val="center"/>
-            <w:hideMark/>
-          </w:tcPr>
-          <w:p>
-            <w:pPr>
-              <w:pStyle w:val="a3"/>
-              <w:spacing w:before="0" w:beforeAutospacing="0" w:after="240" w:afterAutospacing="0"/>
-              <w:rPr>
-                <w:color w:val="000000"/>
-                <w:sz w:val="28"/>
-                <w:szCs w:val="28"/>
-              </w:rPr>
-            </w:pPr>
-            <w:r>
-              <w:rPr>
-                <w:color w:val="000000"/>
-                <w:sz w:val="28"/>
-                <w:szCs w:val="28"/>
-              </w:rPr>
-              <w:t>Інтеграція з платіжними шлюзами (</w:t>
-            </w:r>
-            <w:proofErr w:type="spellStart"/>
-            <w:r>
-              <w:rPr>
-                <w:color w:val="000000"/>
-                <w:sz w:val="28"/>
-                <w:szCs w:val="28"/>
-              </w:rPr>
-              <w:t>Stripe</w:t>
-            </w:r>
-            <w:proofErr w:type="spellEnd"/>
-            <w:r>
-              <w:rPr>
-                <w:color w:val="000000"/>
-                <w:sz w:val="28"/>
-                <w:szCs w:val="28"/>
-              </w:rPr>
-              <w:t xml:space="preserve">, </w:t>
-            </w:r>
-            <w:proofErr w:type="spellStart"/>
-            <w:r>
-              <w:rPr>
-                <w:color w:val="000000"/>
-                <w:sz w:val="28"/>
-                <w:szCs w:val="28"/>
-              </w:rPr>
-              <w:t>PayPal</w:t>
-            </w:r>
-            <w:proofErr w:type="spellEnd"/>
-            <w:r>
-              <w:rPr>
-                <w:color w:val="000000"/>
-                <w:sz w:val="28"/>
-                <w:szCs w:val="28"/>
-              </w:rPr>
-              <w:t>, локальні системи)</w:t>
-            </w:r>
-          </w:p>
-        </w:tc>
-      </w:tr>
-      <w:tr>
-        <w:trPr>
-          <w:tblCellSpacing w:w="15" w:type="dxa"/>
-        </w:trPr>
-        <w:tc>
-          <w:tcPr>
-            <w:tcW w:w="0" w:type="auto"/>
-            <w:vAlign w:val="center"/>
-            <w:hideMark/>
-          </w:tcPr>
-          <w:p>
-            <w:pPr>
-              <w:pStyle w:val="a3"/>
-              <w:spacing w:before="0" w:beforeAutospacing="0" w:after="240" w:afterAutospacing="0"/>
-              <w:rPr>
-                <w:color w:val="000000"/>
-                <w:sz w:val="28"/>
-                <w:szCs w:val="28"/>
-              </w:rPr>
-            </w:pPr>
-            <w:r>
-              <w:rPr>
-                <w:color w:val="000000"/>
-                <w:sz w:val="28"/>
-                <w:szCs w:val="28"/>
-              </w:rPr>
-              <w:lastRenderedPageBreak/>
-              <w:t>Розроблення системи оцінок та відгуків</w:t>
-            </w:r>
-          </w:p>
-        </w:tc>
-        <w:tc>
-          <w:tcPr>
-            <w:tcW w:w="0" w:type="auto"/>
-            <w:vAlign w:val="center"/>
-            <w:hideMark/>
-          </w:tcPr>
-          <w:p>
-            <w:pPr>
-              <w:pStyle w:val="a3"/>
-              <w:spacing w:before="0" w:beforeAutospacing="0" w:after="240" w:afterAutospacing="0"/>
-              <w:rPr>
-                <w:color w:val="000000"/>
-                <w:sz w:val="28"/>
-                <w:szCs w:val="28"/>
-              </w:rPr>
-            </w:pPr>
-            <w:r>
-              <w:rPr>
-                <w:color w:val="000000"/>
-                <w:sz w:val="28"/>
-                <w:szCs w:val="28"/>
-              </w:rPr>
-              <w:t>Рейтинги для ресторанів, кур'єрів та доставки</w:t>
-            </w:r>
-          </w:p>
-        </w:tc>
-      </w:tr>
-      <w:tr>
-        <w:trPr>
-          <w:tblCellSpacing w:w="15" w:type="dxa"/>
-        </w:trPr>
-        <w:tc>
-          <w:tcPr>
-            <w:tcW w:w="0" w:type="auto"/>
-            <w:vAlign w:val="center"/>
-            <w:hideMark/>
-          </w:tcPr>
-          <w:p>
-            <w:pPr>
-              <w:pStyle w:val="a3"/>
-              <w:spacing w:before="0" w:beforeAutospacing="0" w:after="240" w:afterAutospacing="0"/>
-              <w:rPr>
-                <w:color w:val="000000"/>
-                <w:sz w:val="28"/>
-                <w:szCs w:val="28"/>
-              </w:rPr>
-            </w:pPr>
-            <w:r>
-              <w:rPr>
-                <w:color w:val="000000"/>
-                <w:sz w:val="28"/>
-                <w:szCs w:val="28"/>
-              </w:rPr>
-              <w:t>Впровадження системи сповіщень</w:t>
-            </w:r>
-          </w:p>
-        </w:tc>
-        <w:tc>
-          <w:tcPr>
-            <w:tcW w:w="0" w:type="auto"/>
-            <w:vAlign w:val="center"/>
-            <w:hideMark/>
-          </w:tcPr>
-          <w:p>
-            <w:pPr>
-              <w:pStyle w:val="a3"/>
-              <w:spacing w:before="0" w:beforeAutospacing="0" w:after="240" w:afterAutospacing="0"/>
-              <w:rPr>
-                <w:color w:val="000000"/>
-                <w:sz w:val="28"/>
-                <w:szCs w:val="28"/>
-              </w:rPr>
-            </w:pPr>
-            <w:proofErr w:type="spellStart"/>
-            <w:r>
-              <w:rPr>
-                <w:color w:val="000000"/>
-                <w:sz w:val="28"/>
-                <w:szCs w:val="28"/>
-              </w:rPr>
-              <w:t>Push</w:t>
-            </w:r>
-            <w:proofErr w:type="spellEnd"/>
-            <w:r>
-              <w:rPr>
-                <w:color w:val="000000"/>
-                <w:sz w:val="28"/>
-                <w:szCs w:val="28"/>
-              </w:rPr>
-              <w:t xml:space="preserve">-нотифікації, SMS, </w:t>
-            </w:r>
-            <w:proofErr w:type="spellStart"/>
-            <w:r>
-              <w:rPr>
-                <w:color w:val="000000"/>
-                <w:sz w:val="28"/>
-                <w:szCs w:val="28"/>
-              </w:rPr>
-              <w:t>email</w:t>
-            </w:r>
-            <w:proofErr w:type="spellEnd"/>
-            <w:r>
-              <w:rPr>
-                <w:color w:val="000000"/>
-                <w:sz w:val="28"/>
-                <w:szCs w:val="28"/>
-              </w:rPr>
-              <w:t xml:space="preserve"> сповіщення про статус замовлення</w:t>
-            </w:r>
-          </w:p>
-        </w:tc>
-      </w:tr>
-      <w:tr>
-        <w:trPr>
-          <w:tblCellSpacing w:w="15" w:type="dxa"/>
-        </w:trPr>
-        <w:tc>
-          <w:tcPr>
-            <w:tcW w:w="0" w:type="auto"/>
-            <w:vAlign w:val="center"/>
-            <w:hideMark/>
-          </w:tcPr>
-          <w:p>
-            <w:pPr>
-              <w:pStyle w:val="a3"/>
-              <w:spacing w:before="0" w:beforeAutospacing="0" w:after="240" w:afterAutospacing="0"/>
-              <w:rPr>
-                <w:color w:val="000000"/>
-                <w:sz w:val="28"/>
-                <w:szCs w:val="28"/>
-              </w:rPr>
-            </w:pPr>
-            <w:r>
-              <w:rPr>
-                <w:color w:val="000000"/>
-                <w:sz w:val="28"/>
-                <w:szCs w:val="28"/>
-              </w:rPr>
-              <w:t>Оптимізація маршрутів</w:t>
-            </w:r>
-          </w:p>
-        </w:tc>
-        <w:tc>
-          <w:tcPr>
-            <w:tcW w:w="0" w:type="auto"/>
-            <w:vAlign w:val="center"/>
-            <w:hideMark/>
-          </w:tcPr>
-          <w:p>
-            <w:pPr>
-              <w:pStyle w:val="a3"/>
-              <w:spacing w:before="0" w:beforeAutospacing="0" w:after="240" w:afterAutospacing="0"/>
-              <w:rPr>
-                <w:color w:val="000000"/>
-                <w:sz w:val="28"/>
-                <w:szCs w:val="28"/>
-              </w:rPr>
-            </w:pPr>
-            <w:r>
-              <w:rPr>
-                <w:color w:val="000000"/>
-                <w:sz w:val="28"/>
-                <w:szCs w:val="28"/>
-              </w:rPr>
-              <w:t>Алгоритми для ефективної маршрутизації кур'єрів</w:t>
-            </w:r>
-          </w:p>
-        </w:tc>
-      </w:tr>
-    </w:tbl>
-    <w:p>
-      <w:pPr>
-        <w:pStyle w:val="a3"/>
-        <w:spacing w:before="0" w:beforeAutospacing="0" w:after="240" w:afterAutospacing="0"/>
-        <w:rPr>
-          <w:color w:val="000000"/>
-          <w:sz w:val="28"/>
-          <w:szCs w:val="28"/>
-        </w:rPr>
-      </w:pPr>
-    </w:p>
-    <w:p>
-      <w:pPr>
-        <w:pStyle w:val="a3"/>
-        <w:spacing w:before="0" w:beforeAutospacing="0" w:after="240" w:afterAutospacing="0"/>
-        <w:rPr>
-          <w:b/>
-          <w:bCs/>
-          <w:color w:val="000000"/>
-          <w:sz w:val="28"/>
-          <w:szCs w:val="28"/>
-        </w:rPr>
-      </w:pPr>
-      <w:r>
-        <w:rPr>
-          <w:b/>
-          <w:bCs/>
-          <w:color w:val="000000"/>
-          <w:sz w:val="28"/>
-          <w:szCs w:val="28"/>
-        </w:rPr>
-        <w:t>2. БРЕЙНШТОРМІНГ: 15+ ВАРІАНТІВ ФУНКЦІОНАЛУ</w:t>
-      </w:r>
-    </w:p>
-    <w:p>
-      <w:pPr>
-        <w:pStyle w:val="a3"/>
         <w:spacing w:before="0" w:beforeAutospacing="0" w:after="0" w:afterAutospacing="0"/>
         <w:rPr>
-          <w:b/>
-          <w:bCs/>
-          <w:color w:val="000000"/>
-          <w:sz w:val="28"/>
-          <w:szCs w:val="28"/>
-        </w:rPr>
-      </w:pPr>
-      <w:r>
-        <w:rPr>
-          <w:b/>
-          <w:bCs/>
-          <w:color w:val="000000"/>
-          <w:sz w:val="28"/>
-          <w:szCs w:val="28"/>
-        </w:rPr>
-        <w:t xml:space="preserve">Функціонал для </w:t>
-      </w:r>
-      <w:proofErr w:type="spellStart"/>
-      <w:r>
-        <w:rPr>
-          <w:b/>
-          <w:bCs/>
-          <w:color w:val="000000"/>
-          <w:sz w:val="28"/>
-          <w:szCs w:val="28"/>
-        </w:rPr>
-        <w:t>замовлювачів</w:t>
-      </w:r>
-      <w:proofErr w:type="spellEnd"/>
+          <w:color w:val="000000"/>
+          <w:sz w:val="28"/>
+          <w:szCs w:val="28"/>
+        </w:rPr>
+      </w:pPr>
+      <w:r>
+        <w:rPr>
+          <w:color w:val="000000"/>
+          <w:sz w:val="28"/>
+          <w:szCs w:val="28"/>
+        </w:rPr>
+        <w:t xml:space="preserve">Провести повний цикл налаштування робочого пристрою. Список того, що повинен містити звіт: </w:t>
+      </w:r>
     </w:p>
     <w:p>
       <w:pPr>
         <w:pStyle w:val="a3"/>
         <w:numPr>
           <w:ilvl w:val="0"/>
-          <w:numId w:val="34"/>
+          <w:numId w:val="36"/>
         </w:numPr>
         <w:spacing w:before="0" w:beforeAutospacing="0" w:after="0" w:afterAutospacing="0"/>
         <w:rPr>
@@ -1606,7 +608,43 @@
           <w:sz w:val="28"/>
           <w:szCs w:val="28"/>
         </w:rPr>
-        <w:t>Розширена система фільтрування та пошуку – пошук за кухнею, рейтингом, часом доставки, ціною, спеціальними пропозиціями.</w:t>
+        <w:t xml:space="preserve">Знімки екрану командного рядка з командами запуску </w:t>
+      </w:r>
+      <w:proofErr w:type="spellStart"/>
+      <w:r>
+        <w:rPr>
+          <w:color w:val="000000"/>
+          <w:sz w:val="28"/>
+          <w:szCs w:val="28"/>
+        </w:rPr>
+        <w:t>скрипта</w:t>
+      </w:r>
+      <w:proofErr w:type="spellEnd"/>
+      <w:r>
+        <w:rPr>
+          <w:color w:val="000000"/>
+          <w:sz w:val="28"/>
+          <w:szCs w:val="28"/>
+        </w:rPr>
+        <w:t xml:space="preserve"> та його результату, а також процес роботи із </w:t>
+      </w:r>
+      <w:proofErr w:type="spellStart"/>
+      <w:r>
+        <w:rPr>
+          <w:color w:val="000000"/>
+          <w:sz w:val="28"/>
+          <w:szCs w:val="28"/>
+        </w:rPr>
+        <w:t>git</w:t>
+      </w:r>
+      <w:proofErr w:type="spellEnd"/>
+      <w:r>
+        <w:rPr>
+          <w:color w:val="000000"/>
+          <w:sz w:val="28"/>
+          <w:szCs w:val="28"/>
+        </w:rPr>
+        <w:t xml:space="preserve">. </w:t>
       </w:r>
     </w:p>
     <w:p>
@@ -1614,7 +652,7 @@
         <w:pStyle w:val="a3"/>
         <w:numPr>
           <w:ilvl w:val="0"/>
-          <w:numId w:val="34"/>
+          <w:numId w:val="36"/>
         </w:numPr>
         <w:spacing w:before="0" w:beforeAutospacing="0" w:after="0" w:afterAutospacing="0"/>
         <w:rPr>
@@ -1629,7 +667,25 @@
           <w:sz w:val="28"/>
           <w:szCs w:val="28"/>
         </w:rPr>
-        <w:t>Персоналізовані рекомендації – ML-алгоритми, які рекомендують ресторани на основі історії замовлень.</w:t>
+        <w:t xml:space="preserve">Назва файлу зі скриптом – довільна, та у повідомленні яке ви будете виводити повинно містити ваше Прізвище та </w:t>
+      </w:r>
+      <w:proofErr w:type="spellStart"/>
+      <w:r>
+        <w:rPr>
+          <w:color w:val="000000"/>
+          <w:sz w:val="28"/>
+          <w:szCs w:val="28"/>
+        </w:rPr>
+        <w:t>Імʼя</w:t>
+      </w:r>
+      <w:proofErr w:type="spellEnd"/>
+      <w:r>
+        <w:rPr>
+          <w:color w:val="000000"/>
+          <w:sz w:val="28"/>
+          <w:szCs w:val="28"/>
+        </w:rPr>
+        <w:t xml:space="preserve">. </w:t>
       </w:r>
     </w:p>
     <w:p>
@@ -1637,7 +693,7 @@
         <w:pStyle w:val="a3"/>
         <w:numPr>
           <w:ilvl w:val="0"/>
-          <w:numId w:val="34"/>
+          <w:numId w:val="36"/>
         </w:numPr>
         <w:spacing w:before="0" w:beforeAutospacing="0" w:after="0" w:afterAutospacing="0"/>
         <w:rPr>
@@ -1652,16 +708,30 @@
           <w:sz w:val="28"/>
           <w:szCs w:val="28"/>
         </w:rPr>
-        <w:t>Збереження улюблених страв та ресторанів – персональний список закладок для швидкого доступу.</w:t>
+        <w:t xml:space="preserve">Посилання на ваш обліковий запис у </w:t>
+      </w:r>
+      <w:proofErr w:type="spellStart"/>
+      <w:r>
+        <w:rPr>
+          <w:color w:val="000000"/>
+          <w:sz w:val="28"/>
+          <w:szCs w:val="28"/>
+        </w:rPr>
+        <w:t>GitHub</w:t>
+      </w:r>
+      <w:proofErr w:type="spellEnd"/>
+      <w:r>
+        <w:rPr>
+          <w:color w:val="000000"/>
+          <w:sz w:val="28"/>
+          <w:szCs w:val="28"/>
+        </w:rPr>
+        <w:t>. У вашому репозиторії повинна бути папка з даною лабораторною, що включає в себе звіт та скрипт.</w:t>
       </w:r>
     </w:p>
     <w:p>
       <w:pPr>
         <w:pStyle w:val="a3"/>
-        <w:numPr>
-          <w:ilvl w:val="0"/>
-          <w:numId w:val="34"/>
-        </w:numPr>
         <w:spacing w:before="0" w:beforeAutospacing="0" w:after="0" w:afterAutospacing="0"/>
         <w:rPr>
           <w:color w:val="000000"/>
@@ -1669,81 +739,33 @@
           <w:szCs w:val="28"/>
         </w:rPr>
       </w:pPr>
-      <w:r>
-        <w:rPr>
-          <w:color w:val="000000"/>
-          <w:sz w:val="28"/>
-          <w:szCs w:val="28"/>
-        </w:rPr>
-        <w:t xml:space="preserve">Система купонів та </w:t>
-      </w:r>
-      <w:proofErr w:type="spellStart"/>
-      <w:r>
-        <w:rPr>
-          <w:color w:val="000000"/>
-          <w:sz w:val="28"/>
-          <w:szCs w:val="28"/>
-        </w:rPr>
-        <w:t>промокодів</w:t>
-      </w:r>
-      <w:proofErr w:type="spellEnd"/>
-      <w:r>
-        <w:rPr>
-          <w:color w:val="000000"/>
-          <w:sz w:val="28"/>
-          <w:szCs w:val="28"/>
-        </w:rPr>
-        <w:t xml:space="preserve"> – застосування знижок, сезонних пропозицій, </w:t>
-      </w:r>
-      <w:proofErr w:type="spellStart"/>
-      <w:r>
-        <w:rPr>
-          <w:color w:val="000000"/>
-          <w:sz w:val="28"/>
-          <w:szCs w:val="28"/>
-        </w:rPr>
-        <w:t>реферальні</w:t>
-      </w:r>
-      <w:proofErr w:type="spellEnd"/>
-      <w:r>
-        <w:rPr>
-          <w:color w:val="000000"/>
-          <w:sz w:val="28"/>
-          <w:szCs w:val="28"/>
-        </w:rPr>
-        <w:t xml:space="preserve"> програми.</w:t>
-      </w:r>
     </w:p>
     <w:p>
       <w:pPr>
         <w:pStyle w:val="a3"/>
-        <w:numPr>
-          <w:ilvl w:val="0"/>
-          <w:numId w:val="34"/>
-        </w:numPr>
         <w:spacing w:before="0" w:beforeAutospacing="0" w:after="0" w:afterAutospacing="0"/>
         <w:rPr>
-          <w:color w:val="000000"/>
-          <w:sz w:val="28"/>
-          <w:szCs w:val="28"/>
-        </w:rPr>
-      </w:pPr>
-      <w:r>
-        <w:rPr>
-          <w:color w:val="000000"/>
-          <w:sz w:val="28"/>
-          <w:szCs w:val="28"/>
-        </w:rPr>
-        <w:t>Часова доставка – можливість вибору часу доставки (зараз, пізніше, по розкладу).</w:t>
+          <w:b/>
+          <w:bCs/>
+          <w:color w:val="000000"/>
+          <w:sz w:val="28"/>
+          <w:szCs w:val="28"/>
+        </w:rPr>
+      </w:pPr>
+      <w:r>
+        <w:rPr>
+          <w:b/>
+          <w:bCs/>
+          <w:color w:val="000000"/>
+          <w:sz w:val="28"/>
+          <w:szCs w:val="28"/>
+        </w:rPr>
+        <w:t>Виконання:</w:t>
       </w:r>
     </w:p>
     <w:p>
       <w:pPr>
         <w:pStyle w:val="a3"/>
-        <w:numPr>
-          <w:ilvl w:val="0"/>
-          <w:numId w:val="34"/>
-        </w:numPr>
         <w:spacing w:before="0" w:beforeAutospacing="0" w:after="0" w:afterAutospacing="0"/>
         <w:rPr>
           <w:color w:val="000000"/>
@@ -1757,16 +779,40 @@
           <w:sz w:val="28"/>
           <w:szCs w:val="28"/>
         </w:rPr>
-        <w:t>Групова доставка – можливість замовити для групи людей та розділити рахунок.</w:t>
+        <w:t xml:space="preserve">Створюю </w:t>
+      </w:r>
+      <w:proofErr w:type="spellStart"/>
+      <w:r>
+        <w:rPr>
+          <w:color w:val="000000"/>
+          <w:sz w:val="28"/>
+          <w:szCs w:val="28"/>
+          <w:lang w:val="en-US"/>
+        </w:rPr>
+        <w:t>js</w:t>
+      </w:r>
+      <w:proofErr w:type="spellEnd"/>
+      <w:r>
+        <w:rPr>
+          <w:color w:val="000000"/>
+          <w:sz w:val="28"/>
+          <w:szCs w:val="28"/>
+          <w:lang w:val="en-US"/>
+        </w:rPr>
+        <w:t xml:space="preserve"> </w:t>
+      </w:r>
+      <w:r>
+        <w:rPr>
+          <w:color w:val="000000"/>
+          <w:sz w:val="28"/>
+          <w:szCs w:val="28"/>
+        </w:rPr>
+        <w:t>файл</w:t>
       </w:r>
     </w:p>
     <w:p>
       <w:pPr>
         <w:pStyle w:val="a3"/>
-        <w:numPr>
-          <w:ilvl w:val="0"/>
-          <w:numId w:val="34"/>
-        </w:numPr>
         <w:spacing w:before="0" w:beforeAutospacing="0" w:after="0" w:afterAutospacing="0"/>
         <w:rPr>
           <w:color w:val="000000"/>
@@ -1780,34 +826,46 @@
           <w:sz w:val="28"/>
           <w:szCs w:val="28"/>
         </w:rPr>
-        <w:t xml:space="preserve">Історія замовлень та повторна доставка – одним </w:t>
-      </w:r>
-      <w:proofErr w:type="spellStart"/>
-      <w:r>
-        <w:rPr>
-          <w:color w:val="000000"/>
-          <w:sz w:val="28"/>
-          <w:szCs w:val="28"/>
-        </w:rPr>
-        <w:t>кліком</w:t>
-      </w:r>
-      <w:proofErr w:type="spellEnd"/>
-      <w:r>
-        <w:rPr>
-          <w:color w:val="000000"/>
-          <w:sz w:val="28"/>
-          <w:szCs w:val="28"/>
-        </w:rPr>
-        <w:t xml:space="preserve"> повторити попереднє замовлення.</w:t>
+        <w:drawing>
+          <wp:inline distT="0" distB="0" distL="0" distR="0" wp14:anchorId="0F482E42" wp14:editId="5F2359E4">
+            <wp:extent cx="4591691" cy="1143160"/>
+            <wp:effectExtent l="0" t="0" r="0" b="0"/>
+            <wp:docPr id="3269969" name="Рисунок 1"/>
+            <wp:cNvGraphicFramePr>
+              <a:graphicFrameLocks xmlns:a="http://schemas.openxmlformats.org/drawingml/2006/main" noChangeAspect="1"/>
+            </wp:cNvGraphicFramePr>
+            <a:graphic xmlns:a="http://schemas.openxmlformats.org/drawingml/2006/main">
+              <a:graphicData uri="http://schemas.openxmlformats.org/drawingml/2006/picture">
+                <pic:pic xmlns:pic="http://schemas.openxmlformats.org/drawingml/2006/picture">
+                  <pic:nvPicPr>
+                    <pic:cNvPr id="3269969" name=""/>
+                    <pic:cNvPicPr/>
+                  </pic:nvPicPr>
+                  <pic:blipFill>
+                    <a:blip r:embed="rId5"/>
+                    <a:stretch>
+                      <a:fillRect/>
+                    </a:stretch>
+                  </pic:blipFill>
+                  <pic:spPr>
+                    <a:xfrm>
+                      <a:off x="0" y="0"/>
+                      <a:ext cx="4591691" cy="1143160"/>
+                    </a:xfrm>
+                    <a:prstGeom prst="rect">
+                      <a:avLst/>
+                    </a:prstGeom>
+                  </pic:spPr>
+                </pic:pic>
+              </a:graphicData>
+            </a:graphic>
+          </wp:inline>
+        </w:drawing>
       </w:r>
     </w:p>
     <w:p>
       <w:pPr>
         <w:pStyle w:val="a3"/>
-        <w:numPr>
-          <w:ilvl w:val="0"/>
-          <w:numId w:val="34"/>
-        </w:numPr>
         <w:spacing w:before="0" w:beforeAutospacing="0" w:after="0" w:afterAutospacing="0"/>
         <w:rPr>
           <w:color w:val="000000"/>
@@ -1815,38 +873,642 @@
           <w:szCs w:val="28"/>
         </w:rPr>
       </w:pPr>
-      <w:r>
-        <w:rPr>
-          <w:color w:val="000000"/>
-          <w:sz w:val="28"/>
-          <w:szCs w:val="28"/>
-        </w:rPr>
-        <w:t xml:space="preserve">Система </w:t>
-      </w:r>
-      <w:proofErr w:type="spellStart"/>
-      <w:r>
-        <w:rPr>
-          <w:color w:val="000000"/>
-          <w:sz w:val="28"/>
-          <w:szCs w:val="28"/>
-        </w:rPr>
-        <w:t>кешбеку</w:t>
-      </w:r>
-      <w:proofErr w:type="spellEnd"/>
-      <w:r>
-        <w:rPr>
-          <w:color w:val="000000"/>
-          <w:sz w:val="28"/>
-          <w:szCs w:val="28"/>
-        </w:rPr>
-        <w:t xml:space="preserve"> та лояльності – накопичення балів за замовлення.</w:t>
-      </w:r>
     </w:p>
     <w:p>
       <w:pPr>
         <w:pStyle w:val="a3"/>
         <w:spacing w:before="0" w:beforeAutospacing="0" w:after="0" w:afterAutospacing="0"/>
         <w:rPr>
+          <w:color w:val="000000"/>
+          <w:sz w:val="28"/>
+          <w:szCs w:val="28"/>
+          <w:lang w:val="en-US"/>
+        </w:rPr>
+      </w:pPr>
+      <w:r>
+        <w:rPr>
+          <w:color w:val="000000"/>
+          <w:sz w:val="28"/>
+          <w:szCs w:val="28"/>
+        </w:rPr>
+        <w:t xml:space="preserve">Виконую команду </w:t>
+      </w:r>
+      <w:r>
+        <w:rPr>
+          <w:color w:val="000000"/>
+          <w:sz w:val="28"/>
+          <w:szCs w:val="28"/>
+          <w:lang w:val="en-US"/>
+        </w:rPr>
+        <w:t>node lab1.js</w:t>
+      </w:r>
+    </w:p>
+    <w:p>
+      <w:pPr>
+        <w:pStyle w:val="a3"/>
+        <w:spacing w:before="0" w:beforeAutospacing="0" w:after="0" w:afterAutospacing="0"/>
+        <w:rPr>
+          <w:color w:val="000000"/>
+          <w:sz w:val="28"/>
+          <w:szCs w:val="28"/>
+          <w:lang w:val="en-US"/>
+        </w:rPr>
+      </w:pPr>
+      <w:r>
+        <w:rPr>
+          <w:color w:val="000000"/>
+          <w:sz w:val="28"/>
+          <w:szCs w:val="28"/>
+          <w:lang w:val="en-US"/>
+        </w:rPr>
+        <w:drawing>
+          <wp:inline distT="0" distB="0" distL="0" distR="0" wp14:anchorId="1F691B3B" wp14:editId="2BAE3044">
+            <wp:extent cx="5940425" cy="445135"/>
+            <wp:effectExtent l="0" t="0" r="3175" b="0"/>
+            <wp:docPr id="198463908" name="Рисунок 1"/>
+            <wp:cNvGraphicFramePr>
+              <a:graphicFrameLocks xmlns:a="http://schemas.openxmlformats.org/drawingml/2006/main" noChangeAspect="1"/>
+            </wp:cNvGraphicFramePr>
+            <a:graphic xmlns:a="http://schemas.openxmlformats.org/drawingml/2006/main">
+              <a:graphicData uri="http://schemas.openxmlformats.org/drawingml/2006/picture">
+                <pic:pic xmlns:pic="http://schemas.openxmlformats.org/drawingml/2006/picture">
+                  <pic:nvPicPr>
+                    <pic:cNvPr id="198463908" name=""/>
+                    <pic:cNvPicPr/>
+                  </pic:nvPicPr>
+                  <pic:blipFill>
+                    <a:blip r:embed="rId6"/>
+                    <a:stretch>
+                      <a:fillRect/>
+                    </a:stretch>
+                  </pic:blipFill>
+                  <pic:spPr>
+                    <a:xfrm>
+                      <a:off x="0" y="0"/>
+                      <a:ext cx="5940425" cy="445135"/>
+                    </a:xfrm>
+                    <a:prstGeom prst="rect">
+                      <a:avLst/>
+                    </a:prstGeom>
+                  </pic:spPr>
+                </pic:pic>
+              </a:graphicData>
+            </a:graphic>
+          </wp:inline>
+        </w:drawing>
+      </w:r>
+    </w:p>
+    <w:p>
+      <w:pPr>
+        <w:pStyle w:val="a3"/>
+        <w:spacing w:before="0" w:beforeAutospacing="0" w:after="0" w:afterAutospacing="0"/>
+        <w:rPr>
+          <w:color w:val="000000"/>
+          <w:sz w:val="28"/>
+          <w:szCs w:val="28"/>
+          <w:lang w:val="en-US"/>
+        </w:rPr>
+      </w:pPr>
+    </w:p>
+    <w:p>
+      <w:pPr>
+        <w:pStyle w:val="a3"/>
+        <w:spacing w:before="0" w:beforeAutospacing="0" w:after="0" w:afterAutospacing="0"/>
+        <w:rPr>
+          <w:color w:val="000000"/>
+          <w:sz w:val="28"/>
+          <w:szCs w:val="28"/>
+          <w:lang w:val="en-US"/>
+        </w:rPr>
+      </w:pPr>
+      <w:r>
+        <w:rPr>
+          <w:color w:val="000000"/>
+          <w:sz w:val="28"/>
+          <w:szCs w:val="28"/>
+        </w:rPr>
+        <w:t xml:space="preserve">Створюю локальний репозиторій </w:t>
+      </w:r>
+      <w:proofErr w:type="spellStart"/>
+      <w:r>
+        <w:rPr>
+          <w:color w:val="000000"/>
+          <w:sz w:val="28"/>
+          <w:szCs w:val="28"/>
+        </w:rPr>
+        <w:t>Fundamentals</w:t>
+      </w:r>
+      <w:proofErr w:type="spellEnd"/>
+      <w:r>
+        <w:rPr>
+          <w:color w:val="000000"/>
+          <w:sz w:val="28"/>
+          <w:szCs w:val="28"/>
+        </w:rPr>
+        <w:t xml:space="preserve"> </w:t>
+      </w:r>
+      <w:proofErr w:type="spellStart"/>
+      <w:r>
+        <w:rPr>
+          <w:color w:val="000000"/>
+          <w:sz w:val="28"/>
+          <w:szCs w:val="28"/>
+        </w:rPr>
+        <w:t>of</w:t>
+      </w:r>
+      <w:proofErr w:type="spellEnd"/>
+      <w:r>
+        <w:rPr>
+          <w:color w:val="000000"/>
+          <w:sz w:val="28"/>
+          <w:szCs w:val="28"/>
+        </w:rPr>
+        <w:t xml:space="preserve"> </w:t>
+      </w:r>
+      <w:proofErr w:type="spellStart"/>
+      <w:r>
+        <w:rPr>
+          <w:color w:val="000000"/>
+          <w:sz w:val="28"/>
+          <w:szCs w:val="28"/>
+        </w:rPr>
+        <w:t>Automated</w:t>
+      </w:r>
+      <w:proofErr w:type="spellEnd"/>
+      <w:r>
+        <w:rPr>
+          <w:color w:val="000000"/>
+          <w:sz w:val="28"/>
+          <w:szCs w:val="28"/>
+        </w:rPr>
+        <w:t xml:space="preserve"> </w:t>
+      </w:r>
+      <w:proofErr w:type="spellStart"/>
+      <w:r>
+        <w:rPr>
+          <w:color w:val="000000"/>
+          <w:sz w:val="28"/>
+          <w:szCs w:val="28"/>
+        </w:rPr>
+        <w:t>Testing</w:t>
+      </w:r>
+      <w:proofErr w:type="spellEnd"/>
+      <w:r>
+        <w:rPr>
+          <w:color w:val="000000"/>
+          <w:sz w:val="28"/>
+          <w:szCs w:val="28"/>
+          <w:lang w:val="en-US"/>
+        </w:rPr>
+        <w:t xml:space="preserve"> </w:t>
+      </w:r>
+      <w:r>
+        <w:rPr>
+          <w:color w:val="000000"/>
+          <w:sz w:val="28"/>
+          <w:szCs w:val="28"/>
+        </w:rPr>
+        <w:t xml:space="preserve">через програму </w:t>
+      </w:r>
+      <w:r>
+        <w:rPr>
+          <w:color w:val="000000"/>
+          <w:sz w:val="28"/>
+          <w:szCs w:val="28"/>
+          <w:lang w:val="en-US"/>
+        </w:rPr>
+        <w:t>SourceTree</w:t>
+      </w:r>
+    </w:p>
+    <w:p>
+      <w:pPr>
+        <w:pStyle w:val="a3"/>
+        <w:spacing w:before="0" w:beforeAutospacing="0" w:after="0" w:afterAutospacing="0"/>
+        <w:rPr>
+          <w:color w:val="000000"/>
+          <w:sz w:val="28"/>
+          <w:szCs w:val="28"/>
+          <w:lang w:val="en-US"/>
+        </w:rPr>
+      </w:pPr>
+    </w:p>
+    <w:p>
+      <w:pPr>
+        <w:pStyle w:val="a3"/>
+        <w:spacing w:before="0" w:beforeAutospacing="0" w:after="0" w:afterAutospacing="0"/>
+        <w:jc w:val="center"/>
+        <w:rPr>
+          <w:color w:val="000000"/>
+          <w:sz w:val="28"/>
+          <w:szCs w:val="28"/>
+        </w:rPr>
+      </w:pPr>
+      <w:r>
+        <w:rPr>
+          <w:color w:val="000000"/>
+          <w:sz w:val="28"/>
+          <w:szCs w:val="28"/>
+          <w:lang w:val="en-US"/>
+        </w:rPr>
+        <w:drawing>
+          <wp:inline distT="0" distB="0" distL="0" distR="0" wp14:anchorId="1175C8D8" wp14:editId="2DA0CD21">
+            <wp:extent cx="4549140" cy="2940043"/>
+            <wp:effectExtent l="0" t="0" r="3810" b="0"/>
+            <wp:docPr id="1200721874" name="Рисунок 1"/>
+            <wp:cNvGraphicFramePr>
+              <a:graphicFrameLocks xmlns:a="http://schemas.openxmlformats.org/drawingml/2006/main" noChangeAspect="1"/>
+            </wp:cNvGraphicFramePr>
+            <a:graphic xmlns:a="http://schemas.openxmlformats.org/drawingml/2006/main">
+              <a:graphicData uri="http://schemas.openxmlformats.org/drawingml/2006/picture">
+                <pic:pic xmlns:pic="http://schemas.openxmlformats.org/drawingml/2006/picture">
+                  <pic:nvPicPr>
+                    <pic:cNvPr id="1200721874" name=""/>
+                    <pic:cNvPicPr/>
+                  </pic:nvPicPr>
+                  <pic:blipFill>
+                    <a:blip r:embed="rId7"/>
+                    <a:stretch>
+                      <a:fillRect/>
+                    </a:stretch>
+                  </pic:blipFill>
+                  <pic:spPr>
+                    <a:xfrm>
+                      <a:off x="0" y="0"/>
+                      <a:ext cx="4570552" cy="2953881"/>
+                    </a:xfrm>
+                    <a:prstGeom prst="rect">
+                      <a:avLst/>
+                    </a:prstGeom>
+                  </pic:spPr>
+                </pic:pic>
+              </a:graphicData>
+            </a:graphic>
+          </wp:inline>
+        </w:drawing>
+      </w:r>
+    </w:p>
+    <w:p>
+      <w:pPr>
+        <w:pStyle w:val="a3"/>
+        <w:spacing w:before="240" w:beforeAutospacing="0" w:after="240" w:afterAutospacing="0"/>
+        <w:rPr>
+          <w:color w:val="000000"/>
+          <w:sz w:val="28"/>
+          <w:szCs w:val="28"/>
+        </w:rPr>
+      </w:pPr>
+      <w:proofErr w:type="spellStart"/>
+      <w:r>
+        <w:rPr>
+          <w:color w:val="000000"/>
+          <w:sz w:val="28"/>
+          <w:szCs w:val="28"/>
+        </w:rPr>
+        <w:lastRenderedPageBreak/>
+        <w:t>Комітаю</w:t>
+      </w:r>
+      <w:proofErr w:type="spellEnd"/>
+      <w:r>
+        <w:rPr>
+          <w:color w:val="000000"/>
+          <w:sz w:val="28"/>
+          <w:szCs w:val="28"/>
+        </w:rPr>
+        <w:t xml:space="preserve"> файл з кодом</w:t>
+      </w:r>
+    </w:p>
+    <w:p>
+      <w:pPr>
+        <w:pStyle w:val="a3"/>
+        <w:spacing w:before="240" w:beforeAutospacing="0" w:after="240" w:afterAutospacing="0"/>
+        <w:rPr>
+          <w:color w:val="000000"/>
+          <w:sz w:val="28"/>
+          <w:szCs w:val="28"/>
+          <w:lang w:val="en-US"/>
+        </w:rPr>
+      </w:pPr>
+      <w:r>
+        <w:rPr>
+          <w:color w:val="000000"/>
+          <w:sz w:val="28"/>
+          <w:szCs w:val="28"/>
+          <w:lang w:val="en-US"/>
+        </w:rPr>
+        <w:drawing>
+          <wp:inline distT="0" distB="0" distL="0" distR="0" wp14:anchorId="1913B08F" wp14:editId="2033E33F">
+            <wp:extent cx="5940425" cy="3813175"/>
+            <wp:effectExtent l="0" t="0" r="3175" b="0"/>
+            <wp:docPr id="1751798476" name="Рисунок 1"/>
+            <wp:cNvGraphicFramePr>
+              <a:graphicFrameLocks xmlns:a="http://schemas.openxmlformats.org/drawingml/2006/main" noChangeAspect="1"/>
+            </wp:cNvGraphicFramePr>
+            <a:graphic xmlns:a="http://schemas.openxmlformats.org/drawingml/2006/main">
+              <a:graphicData uri="http://schemas.openxmlformats.org/drawingml/2006/picture">
+                <pic:pic xmlns:pic="http://schemas.openxmlformats.org/drawingml/2006/picture">
+                  <pic:nvPicPr>
+                    <pic:cNvPr id="1751798476" name=""/>
+                    <pic:cNvPicPr/>
+                  </pic:nvPicPr>
+                  <pic:blipFill>
+                    <a:blip r:embed="rId8"/>
+                    <a:stretch>
+                      <a:fillRect/>
+                    </a:stretch>
+                  </pic:blipFill>
+                  <pic:spPr>
+                    <a:xfrm>
+                      <a:off x="0" y="0"/>
+                      <a:ext cx="5940425" cy="3813175"/>
+                    </a:xfrm>
+                    <a:prstGeom prst="rect">
+                      <a:avLst/>
+                    </a:prstGeom>
+                  </pic:spPr>
+                </pic:pic>
+              </a:graphicData>
+            </a:graphic>
+          </wp:inline>
+        </w:drawing>
+      </w:r>
+      <w:r>
+        <w:rPr>
+          <w:color w:val="000000"/>
+          <w:sz w:val="28"/>
+          <w:szCs w:val="28"/>
+        </w:rPr>
+        <w:drawing>
+          <wp:inline distT="0" distB="0" distL="0" distR="0" wp14:anchorId="520BB8DC" wp14:editId="53C75365">
+            <wp:extent cx="5940425" cy="901065"/>
+            <wp:effectExtent l="0" t="0" r="3175" b="0"/>
+            <wp:docPr id="273009042" name="Рисунок 1"/>
+            <wp:cNvGraphicFramePr>
+              <a:graphicFrameLocks xmlns:a="http://schemas.openxmlformats.org/drawingml/2006/main" noChangeAspect="1"/>
+            </wp:cNvGraphicFramePr>
+            <a:graphic xmlns:a="http://schemas.openxmlformats.org/drawingml/2006/main">
+              <a:graphicData uri="http://schemas.openxmlformats.org/drawingml/2006/picture">
+                <pic:pic xmlns:pic="http://schemas.openxmlformats.org/drawingml/2006/picture">
+                  <pic:nvPicPr>
+                    <pic:cNvPr id="273009042" name=""/>
+                    <pic:cNvPicPr/>
+                  </pic:nvPicPr>
+                  <pic:blipFill>
+                    <a:blip r:embed="rId9"/>
+                    <a:stretch>
+                      <a:fillRect/>
+                    </a:stretch>
+                  </pic:blipFill>
+                  <pic:spPr>
+                    <a:xfrm>
+                      <a:off x="0" y="0"/>
+                      <a:ext cx="5940425" cy="901065"/>
+                    </a:xfrm>
+                    <a:prstGeom prst="rect">
+                      <a:avLst/>
+                    </a:prstGeom>
+                  </pic:spPr>
+                </pic:pic>
+              </a:graphicData>
+            </a:graphic>
+          </wp:inline>
+        </w:drawing>
+      </w:r>
+    </w:p>
+    <w:p>
+      <w:pPr>
+        <w:pStyle w:val="a3"/>
+        <w:spacing w:before="240" w:beforeAutospacing="0" w:after="240" w:afterAutospacing="0"/>
+        <w:rPr>
+          <w:color w:val="000000"/>
+          <w:sz w:val="28"/>
+          <w:szCs w:val="28"/>
+          <w:lang w:val="en-US"/>
+        </w:rPr>
+      </w:pPr>
+    </w:p>
+    <w:p>
+      <w:pPr>
+        <w:pStyle w:val="a3"/>
+        <w:spacing w:before="240" w:beforeAutospacing="0" w:after="240" w:afterAutospacing="0"/>
+        <w:rPr>
+          <w:color w:val="000000"/>
+          <w:sz w:val="28"/>
+          <w:szCs w:val="28"/>
+          <w:lang w:val="en-US"/>
+        </w:rPr>
+      </w:pPr>
+      <w:proofErr w:type="spellStart"/>
+      <w:r>
+        <w:rPr>
+          <w:color w:val="000000"/>
+          <w:sz w:val="28"/>
+          <w:szCs w:val="28"/>
+        </w:rPr>
+        <w:t>Пушаю</w:t>
+      </w:r>
+      <w:proofErr w:type="spellEnd"/>
+      <w:r>
+        <w:rPr>
+          <w:color w:val="000000"/>
+          <w:sz w:val="28"/>
+          <w:szCs w:val="28"/>
+        </w:rPr>
+        <w:t xml:space="preserve"> локальний репозиторій в віддалений репозиторій на </w:t>
+      </w:r>
+      <w:r>
+        <w:rPr>
+          <w:color w:val="000000"/>
+          <w:sz w:val="28"/>
+          <w:szCs w:val="28"/>
+          <w:lang w:val="en-US"/>
+        </w:rPr>
+        <w:t>GitHub</w:t>
+      </w:r>
+    </w:p>
+    <w:p>
+      <w:pPr>
+        <w:pStyle w:val="a3"/>
+        <w:spacing w:before="240" w:beforeAutospacing="0" w:after="240" w:afterAutospacing="0"/>
+        <w:rPr>
+          <w:color w:val="000000"/>
+          <w:sz w:val="28"/>
+          <w:szCs w:val="28"/>
+          <w:lang w:val="en-US"/>
+        </w:rPr>
+      </w:pPr>
+      <w:r>
+        <w:rPr>
+          <w:color w:val="000000"/>
+          <w:sz w:val="28"/>
+          <w:szCs w:val="28"/>
+          <w:lang w:val="en-US"/>
+        </w:rPr>
+        <w:drawing>
+          <wp:inline distT="0" distB="0" distL="0" distR="0" wp14:anchorId="75E973D3" wp14:editId="5D2774B2">
+            <wp:extent cx="5940425" cy="2249805"/>
+            <wp:effectExtent l="0" t="0" r="3175" b="0"/>
+            <wp:docPr id="1819225662" name="Рисунок 1"/>
+            <wp:cNvGraphicFramePr>
+              <a:graphicFrameLocks xmlns:a="http://schemas.openxmlformats.org/drawingml/2006/main" noChangeAspect="1"/>
+            </wp:cNvGraphicFramePr>
+            <a:graphic xmlns:a="http://schemas.openxmlformats.org/drawingml/2006/main">
+              <a:graphicData uri="http://schemas.openxmlformats.org/drawingml/2006/picture">
+                <pic:pic xmlns:pic="http://schemas.openxmlformats.org/drawingml/2006/picture">
+                  <pic:nvPicPr>
+                    <pic:cNvPr id="1819225662" name=""/>
+                    <pic:cNvPicPr/>
+                  </pic:nvPicPr>
+                  <pic:blipFill>
+                    <a:blip r:embed="rId10"/>
+                    <a:stretch>
+                      <a:fillRect/>
+                    </a:stretch>
+                  </pic:blipFill>
+                  <pic:spPr>
+                    <a:xfrm>
+                      <a:off x="0" y="0"/>
+                      <a:ext cx="5940425" cy="2249805"/>
+                    </a:xfrm>
+                    <a:prstGeom prst="rect">
+                      <a:avLst/>
+                    </a:prstGeom>
+                  </pic:spPr>
+                </pic:pic>
+              </a:graphicData>
+            </a:graphic>
+          </wp:inline>
+        </w:drawing>
+      </w:r>
+    </w:p>
+    <w:p>
+      <w:pPr>
+        <w:pStyle w:val="a3"/>
+        <w:spacing w:before="240" w:beforeAutospacing="0" w:after="240" w:afterAutospacing="0"/>
+        <w:rPr>
+          <w:color w:val="000000"/>
+          <w:sz w:val="28"/>
+          <w:szCs w:val="28"/>
+          <w:lang w:val="en-US"/>
+        </w:rPr>
+      </w:pPr>
+      <w:r>
+        <w:rPr>
+          <w:color w:val="000000"/>
+          <w:sz w:val="28"/>
+          <w:szCs w:val="28"/>
+          <w:lang w:val="en-US"/>
+        </w:rPr>
+        <w:lastRenderedPageBreak/>
+        <w:drawing>
+          <wp:inline distT="0" distB="0" distL="0" distR="0" wp14:anchorId="70670FF1" wp14:editId="04BDFD22">
+            <wp:extent cx="5940425" cy="3779520"/>
+            <wp:effectExtent l="0" t="0" r="3175" b="0"/>
+            <wp:docPr id="544651915" name="Рисунок 1"/>
+            <wp:cNvGraphicFramePr>
+              <a:graphicFrameLocks xmlns:a="http://schemas.openxmlformats.org/drawingml/2006/main" noChangeAspect="1"/>
+            </wp:cNvGraphicFramePr>
+            <a:graphic xmlns:a="http://schemas.openxmlformats.org/drawingml/2006/main">
+              <a:graphicData uri="http://schemas.openxmlformats.org/drawingml/2006/picture">
+                <pic:pic xmlns:pic="http://schemas.openxmlformats.org/drawingml/2006/picture">
+                  <pic:nvPicPr>
+                    <pic:cNvPr id="544651915" name=""/>
+                    <pic:cNvPicPr/>
+                  </pic:nvPicPr>
+                  <pic:blipFill>
+                    <a:blip r:embed="rId11"/>
+                    <a:stretch>
+                      <a:fillRect/>
+                    </a:stretch>
+                  </pic:blipFill>
+                  <pic:spPr>
+                    <a:xfrm>
+                      <a:off x="0" y="0"/>
+                      <a:ext cx="5940425" cy="3779520"/>
+                    </a:xfrm>
+                    <a:prstGeom prst="rect">
+                      <a:avLst/>
+                    </a:prstGeom>
+                  </pic:spPr>
+                </pic:pic>
+              </a:graphicData>
+            </a:graphic>
+          </wp:inline>
+        </w:drawing>
+      </w:r>
+    </w:p>
+    <w:p>
+      <w:pPr>
+        <w:pStyle w:val="a3"/>
+        <w:spacing w:before="240" w:beforeAutospacing="0" w:after="240" w:afterAutospacing="0"/>
+        <w:rPr>
+          <w:color w:val="000000"/>
+          <w:sz w:val="28"/>
+          <w:szCs w:val="28"/>
+          <w:lang w:val="en-US"/>
+        </w:rPr>
+      </w:pPr>
+    </w:p>
+    <w:p>
+      <w:pPr>
+        <w:pStyle w:val="a3"/>
+        <w:spacing w:before="240" w:beforeAutospacing="0" w:after="240" w:afterAutospacing="0"/>
+        <w:rPr>
+          <w:color w:val="000000"/>
+          <w:sz w:val="28"/>
+          <w:szCs w:val="28"/>
+          <w:lang w:val="en-US"/>
+        </w:rPr>
+      </w:pPr>
+    </w:p>
+    <w:p>
+      <w:pPr>
+        <w:pStyle w:val="a3"/>
+        <w:spacing w:before="240" w:beforeAutospacing="0" w:after="240" w:afterAutospacing="0"/>
+        <w:rPr>
+          <w:color w:val="000000"/>
+          <w:sz w:val="28"/>
+          <w:szCs w:val="28"/>
+          <w:lang w:val="en-US"/>
+        </w:rPr>
+      </w:pPr>
+      <w:r>
+        <w:rPr>
+          <w:color w:val="000000"/>
+          <w:sz w:val="28"/>
+          <w:szCs w:val="28"/>
+          <w:lang w:val="en-US"/>
+        </w:rPr>
+        <w:t>GitHub:</w:t>
+      </w:r>
+      <w:r>
+        <w:t xml:space="preserve"> </w:t>
+      </w:r>
+      <w:r>
+        <w:rPr>
+          <w:color w:val="000000"/>
+          <w:sz w:val="28"/>
+          <w:szCs w:val="28"/>
+          <w:lang w:val="en-US"/>
+        </w:rPr>
+        <w:t>https://github.com/RostikB0dnar/Fundamentals-of-Automated-Testing</w:t>
+      </w:r>
+    </w:p>
+    <w:p>
+      <w:pPr>
+        <w:pStyle w:val="a3"/>
+        <w:spacing w:before="0" w:beforeAutospacing="0" w:after="0" w:afterAutospacing="0"/>
+        <w:rPr>
+          <w:color w:val="000000"/>
+          <w:sz w:val="28"/>
+          <w:szCs w:val="28"/>
+        </w:rPr>
+      </w:pPr>
+    </w:p>
+    <w:p>
+      <w:pPr>
+        <w:pStyle w:val="a3"/>
+        <w:spacing w:before="0" w:beforeAutospacing="0" w:after="240" w:afterAutospacing="0"/>
+        <w:rPr>
           <w:b/>
           <w:bCs/>
           <w:color w:val="000000"/>
@@ -1862,358 +1524,12 @@
           <w:sz w:val="28"/>
           <w:szCs w:val="28"/>
         </w:rPr>
-        <w:t>Функціонал для ресторанів</w:t>
+        <w:t>Висновок</w:t>
       </w:r>
     </w:p>
     <w:p>
       <w:pPr>
         <w:pStyle w:val="a3"/>
-        <w:numPr>
-          <w:ilvl w:val="0"/>
-          <w:numId w:val="33"/>
-        </w:numPr>
-        <w:spacing w:before="0" w:beforeAutospacing="0" w:after="0" w:afterAutospacing="0"/>
-        <w:rPr>
-          <w:color w:val="000000"/>
-          <w:sz w:val="28"/>
-          <w:szCs w:val="28"/>
-        </w:rPr>
-      </w:pPr>
-      <w:r>
-        <w:rPr>
-          <w:color w:val="000000"/>
-          <w:sz w:val="28"/>
-          <w:szCs w:val="28"/>
-        </w:rPr>
-        <w:t>Інтелектуальне керування меню – динамічне ціноутворення, приховування позицій при нестачі інгредієнтів.</w:t>
-      </w:r>
-    </w:p>
-    <w:p>
-      <w:pPr>
-        <w:pStyle w:val="a3"/>
-        <w:numPr>
-          <w:ilvl w:val="0"/>
-          <w:numId w:val="33"/>
-        </w:numPr>
-        <w:spacing w:before="0" w:beforeAutospacing="0" w:after="0" w:afterAutospacing="0"/>
-        <w:rPr>
-          <w:color w:val="000000"/>
-          <w:sz w:val="28"/>
-          <w:szCs w:val="28"/>
-        </w:rPr>
-      </w:pPr>
-      <w:r>
-        <w:rPr>
-          <w:color w:val="000000"/>
-          <w:sz w:val="28"/>
-          <w:szCs w:val="28"/>
-        </w:rPr>
-        <w:t xml:space="preserve">Аналітика та звіти – </w:t>
-      </w:r>
-      <w:proofErr w:type="spellStart"/>
-      <w:r>
-        <w:rPr>
-          <w:color w:val="000000"/>
-          <w:sz w:val="28"/>
-          <w:szCs w:val="28"/>
-        </w:rPr>
-        <w:t>дашборд</w:t>
-      </w:r>
-      <w:proofErr w:type="spellEnd"/>
-      <w:r>
-        <w:rPr>
-          <w:color w:val="000000"/>
-          <w:sz w:val="28"/>
-          <w:szCs w:val="28"/>
-        </w:rPr>
-        <w:t xml:space="preserve"> з популярними стравами, прибутком та статистикою.</w:t>
-      </w:r>
-    </w:p>
-    <w:p>
-      <w:pPr>
-        <w:pStyle w:val="a3"/>
-        <w:numPr>
-          <w:ilvl w:val="0"/>
-          <w:numId w:val="33"/>
-        </w:numPr>
-        <w:spacing w:before="0" w:beforeAutospacing="0" w:after="0" w:afterAutospacing="0"/>
-        <w:rPr>
-          <w:color w:val="000000"/>
-          <w:sz w:val="28"/>
-          <w:szCs w:val="28"/>
-        </w:rPr>
-      </w:pPr>
-      <w:r>
-        <w:rPr>
-          <w:color w:val="000000"/>
-          <w:sz w:val="28"/>
-          <w:szCs w:val="28"/>
-        </w:rPr>
-        <w:t>Система управління складом та постачанням – інтеграція з системами управління запасами.</w:t>
-      </w:r>
-    </w:p>
-    <w:p>
-      <w:pPr>
-        <w:pStyle w:val="a3"/>
-        <w:numPr>
-          <w:ilvl w:val="0"/>
-          <w:numId w:val="33"/>
-        </w:numPr>
-        <w:spacing w:before="0" w:beforeAutospacing="0" w:after="0" w:afterAutospacing="0"/>
-        <w:rPr>
-          <w:color w:val="000000"/>
-          <w:sz w:val="28"/>
-          <w:szCs w:val="28"/>
-        </w:rPr>
-      </w:pPr>
-      <w:proofErr w:type="spellStart"/>
-      <w:r>
-        <w:rPr>
-          <w:color w:val="000000"/>
-          <w:sz w:val="28"/>
-          <w:szCs w:val="28"/>
-        </w:rPr>
-        <w:t>Промоушен-мейкер</w:t>
-      </w:r>
-      <w:proofErr w:type="spellEnd"/>
-      <w:r>
-        <w:rPr>
-          <w:color w:val="000000"/>
-          <w:sz w:val="28"/>
-          <w:szCs w:val="28"/>
-        </w:rPr>
-        <w:t xml:space="preserve"> – створення акцій та спеціальних пропозицій.</w:t>
-      </w:r>
-    </w:p>
-    <w:p>
-      <w:pPr>
-        <w:pStyle w:val="a3"/>
-        <w:spacing w:before="0" w:beforeAutospacing="0" w:after="0" w:afterAutospacing="0"/>
-        <w:rPr>
-          <w:b/>
-          <w:bCs/>
-          <w:color w:val="000000"/>
-          <w:sz w:val="28"/>
-          <w:szCs w:val="28"/>
-        </w:rPr>
-      </w:pPr>
-      <w:r>
-        <w:rPr>
-          <w:b/>
-          <w:bCs/>
-          <w:color w:val="000000"/>
-          <w:sz w:val="28"/>
-          <w:szCs w:val="28"/>
-        </w:rPr>
-        <w:t>Функціонал для кур'єрів</w:t>
-      </w:r>
-    </w:p>
-    <w:p>
-      <w:pPr>
-        <w:pStyle w:val="a3"/>
-        <w:numPr>
-          <w:ilvl w:val="0"/>
-          <w:numId w:val="32"/>
-        </w:numPr>
-        <w:spacing w:before="0" w:beforeAutospacing="0" w:after="0" w:afterAutospacing="0"/>
-        <w:rPr>
-          <w:color w:val="000000"/>
-          <w:sz w:val="28"/>
-          <w:szCs w:val="28"/>
-        </w:rPr>
-      </w:pPr>
-      <w:r>
-        <w:rPr>
-          <w:color w:val="000000"/>
-          <w:sz w:val="28"/>
-          <w:szCs w:val="28"/>
-        </w:rPr>
-        <w:t>Система отримання та управління замовленнями.</w:t>
-      </w:r>
-    </w:p>
-    <w:p>
-      <w:pPr>
-        <w:pStyle w:val="a3"/>
-        <w:numPr>
-          <w:ilvl w:val="0"/>
-          <w:numId w:val="32"/>
-        </w:numPr>
-        <w:spacing w:before="0" w:beforeAutospacing="0" w:after="0" w:afterAutospacing="0"/>
-        <w:rPr>
-          <w:color w:val="000000"/>
-          <w:sz w:val="28"/>
-          <w:szCs w:val="28"/>
-        </w:rPr>
-      </w:pPr>
-      <w:r>
-        <w:rPr>
-          <w:color w:val="000000"/>
-          <w:sz w:val="28"/>
-          <w:szCs w:val="28"/>
-        </w:rPr>
-        <w:t>GPS-навігація до ресторану та клієнта.</w:t>
-      </w:r>
-    </w:p>
-    <w:p>
-      <w:pPr>
-        <w:pStyle w:val="a3"/>
-        <w:numPr>
-          <w:ilvl w:val="0"/>
-          <w:numId w:val="32"/>
-        </w:numPr>
-        <w:spacing w:before="0" w:beforeAutospacing="0" w:after="0" w:afterAutospacing="0"/>
-        <w:rPr>
-          <w:color w:val="000000"/>
-          <w:sz w:val="28"/>
-          <w:szCs w:val="28"/>
-        </w:rPr>
-      </w:pPr>
-      <w:r>
-        <w:rPr>
-          <w:color w:val="000000"/>
-          <w:sz w:val="28"/>
-          <w:szCs w:val="28"/>
-        </w:rPr>
-        <w:t xml:space="preserve">Реал-тайм </w:t>
-      </w:r>
-      <w:proofErr w:type="spellStart"/>
-      <w:r>
-        <w:rPr>
-          <w:color w:val="000000"/>
-          <w:sz w:val="28"/>
-          <w:szCs w:val="28"/>
-        </w:rPr>
-        <w:t>трекінг</w:t>
-      </w:r>
-      <w:proofErr w:type="spellEnd"/>
-      <w:r>
-        <w:rPr>
-          <w:color w:val="000000"/>
-          <w:sz w:val="28"/>
-          <w:szCs w:val="28"/>
-        </w:rPr>
-        <w:t>.</w:t>
-      </w:r>
-    </w:p>
-    <w:p>
-      <w:pPr>
-        <w:pStyle w:val="a3"/>
-        <w:numPr>
-          <w:ilvl w:val="0"/>
-          <w:numId w:val="32"/>
-        </w:numPr>
-        <w:spacing w:before="0" w:beforeAutospacing="0" w:after="0" w:afterAutospacing="0"/>
-        <w:rPr>
-          <w:color w:val="000000"/>
-          <w:sz w:val="28"/>
-          <w:szCs w:val="28"/>
-        </w:rPr>
-      </w:pPr>
-      <w:r>
-        <w:rPr>
-          <w:color w:val="000000"/>
-          <w:sz w:val="28"/>
-          <w:szCs w:val="28"/>
-        </w:rPr>
-        <w:t>Статистика заробітку.</w:t>
-      </w:r>
-    </w:p>
-    <w:p>
-      <w:pPr>
-        <w:pStyle w:val="a3"/>
-        <w:spacing w:before="0" w:beforeAutospacing="0" w:after="0" w:afterAutospacing="0"/>
-        <w:rPr>
-          <w:b/>
-          <w:bCs/>
-          <w:color w:val="000000"/>
-          <w:sz w:val="28"/>
-          <w:szCs w:val="28"/>
-        </w:rPr>
-      </w:pPr>
-      <w:r>
-        <w:rPr>
-          <w:b/>
-          <w:bCs/>
-          <w:color w:val="000000"/>
-          <w:sz w:val="28"/>
-          <w:szCs w:val="28"/>
-        </w:rPr>
-        <w:lastRenderedPageBreak/>
-        <w:t>Системний функціонал</w:t>
-      </w:r>
-    </w:p>
-    <w:p>
-      <w:pPr>
-        <w:pStyle w:val="a3"/>
-        <w:numPr>
-          <w:ilvl w:val="0"/>
-          <w:numId w:val="31"/>
-        </w:numPr>
-        <w:spacing w:before="0" w:beforeAutospacing="0" w:after="0" w:afterAutospacing="0"/>
-        <w:rPr>
-          <w:color w:val="000000"/>
-          <w:sz w:val="28"/>
-          <w:szCs w:val="28"/>
-        </w:rPr>
-      </w:pPr>
-      <w:r>
-        <w:rPr>
-          <w:color w:val="000000"/>
-          <w:sz w:val="28"/>
-          <w:szCs w:val="28"/>
-        </w:rPr>
-        <w:t>Система адміністрування платформи.</w:t>
-      </w:r>
-    </w:p>
-    <w:p>
-      <w:pPr>
-        <w:pStyle w:val="a3"/>
-        <w:numPr>
-          <w:ilvl w:val="0"/>
-          <w:numId w:val="31"/>
-        </w:numPr>
-        <w:spacing w:before="0" w:beforeAutospacing="0" w:after="0" w:afterAutospacing="0"/>
-        <w:rPr>
-          <w:color w:val="000000"/>
-          <w:sz w:val="28"/>
-          <w:szCs w:val="28"/>
-        </w:rPr>
-      </w:pPr>
-      <w:r>
-        <w:rPr>
-          <w:color w:val="000000"/>
-          <w:sz w:val="28"/>
-          <w:szCs w:val="28"/>
-        </w:rPr>
-        <w:t>Інтеграція з платіжними системами.</w:t>
-      </w:r>
-    </w:p>
-    <w:p>
-      <w:pPr>
-        <w:pStyle w:val="a3"/>
-        <w:numPr>
-          <w:ilvl w:val="0"/>
-          <w:numId w:val="31"/>
-        </w:numPr>
-        <w:spacing w:before="0" w:beforeAutospacing="0" w:after="0" w:afterAutospacing="0"/>
-        <w:rPr>
-          <w:color w:val="000000"/>
-          <w:sz w:val="28"/>
-          <w:szCs w:val="28"/>
-        </w:rPr>
-      </w:pPr>
-      <w:r>
-        <w:rPr>
-          <w:color w:val="000000"/>
-          <w:sz w:val="28"/>
-          <w:szCs w:val="28"/>
-        </w:rPr>
-        <w:t>Система сповіщень.</w:t>
-      </w:r>
-    </w:p>
-    <w:p>
-      <w:pPr>
-        <w:pStyle w:val="a3"/>
         <w:spacing w:before="0" w:beforeAutospacing="0" w:after="240" w:afterAutospacing="0"/>
         <w:rPr>
           <w:color w:val="000000"/>
@@ -2221,3214 +1537,37 @@
           <w:szCs w:val="28"/>
         </w:rPr>
       </w:pPr>
-    </w:p>
-    <w:p>
-      <w:pPr>
-        <w:pStyle w:val="a3"/>
-        <w:spacing w:before="0" w:beforeAutospacing="0" w:after="240" w:afterAutospacing="0"/>
-        <w:rPr>
-          <w:b/>
-          <w:bCs/>
-          <w:color w:val="000000"/>
-          <w:sz w:val="28"/>
-          <w:szCs w:val="28"/>
-        </w:rPr>
-      </w:pPr>
-      <w:r>
-        <w:rPr>
-          <w:b/>
-          <w:bCs/>
-          <w:color w:val="000000"/>
-          <w:sz w:val="28"/>
-          <w:szCs w:val="28"/>
-        </w:rPr>
-        <w:t>3. АНАЛІЗ ЦІЛЬОВОЇ АУДИТОРІЇ</w:t>
-      </w:r>
-    </w:p>
-    <w:p>
-      <w:pPr>
-        <w:pStyle w:val="a3"/>
-        <w:spacing w:before="0" w:beforeAutospacing="0" w:after="240" w:afterAutospacing="0"/>
-        <w:rPr>
-          <w:b/>
-          <w:bCs/>
-          <w:color w:val="000000"/>
-          <w:sz w:val="28"/>
-          <w:szCs w:val="28"/>
-        </w:rPr>
-      </w:pPr>
-      <w:r>
-        <w:rPr>
-          <w:b/>
-          <w:bCs/>
-          <w:color w:val="000000"/>
-          <w:sz w:val="28"/>
-          <w:szCs w:val="28"/>
-        </w:rPr>
-        <w:t>3.1 Сегменти користувачів</w:t>
-      </w:r>
-    </w:p>
-    <w:p>
-      <w:pPr>
-        <w:pStyle w:val="a3"/>
-        <w:spacing w:before="0" w:beforeAutospacing="0" w:after="240" w:afterAutospacing="0"/>
-        <w:rPr>
-          <w:b/>
-          <w:bCs/>
-          <w:color w:val="000000"/>
-          <w:sz w:val="28"/>
-          <w:szCs w:val="28"/>
-        </w:rPr>
-      </w:pPr>
-      <w:r>
-        <w:rPr>
-          <w:b/>
-          <w:bCs/>
-          <w:color w:val="000000"/>
-          <w:sz w:val="28"/>
-          <w:szCs w:val="28"/>
-        </w:rPr>
-        <w:t xml:space="preserve">А) </w:t>
-      </w:r>
-      <w:proofErr w:type="spellStart"/>
-      <w:r>
-        <w:rPr>
-          <w:b/>
-          <w:bCs/>
-          <w:color w:val="000000"/>
-          <w:sz w:val="28"/>
-          <w:szCs w:val="28"/>
-        </w:rPr>
-        <w:t>Замовлювачі</w:t>
-      </w:r>
-      <w:proofErr w:type="spellEnd"/>
-      <w:r>
-        <w:rPr>
-          <w:b/>
-          <w:bCs/>
-          <w:color w:val="000000"/>
-          <w:sz w:val="28"/>
-          <w:szCs w:val="28"/>
-        </w:rPr>
-        <w:t xml:space="preserve"> (</w:t>
-      </w:r>
-      <w:proofErr w:type="spellStart"/>
-      <w:r>
-        <w:rPr>
-          <w:b/>
-          <w:bCs/>
-          <w:color w:val="000000"/>
-          <w:sz w:val="28"/>
-          <w:szCs w:val="28"/>
-        </w:rPr>
-        <w:t>Customers</w:t>
-      </w:r>
-      <w:proofErr w:type="spellEnd"/>
-      <w:r>
-        <w:rPr>
-          <w:b/>
-          <w:bCs/>
-          <w:color w:val="000000"/>
-          <w:sz w:val="28"/>
-          <w:szCs w:val="28"/>
-        </w:rPr>
-        <w:t>)</w:t>
-      </w:r>
-    </w:p>
-    <w:tbl>
-      <w:tblPr>
-        <w:tblW w:w="0" w:type="auto"/>
-        <w:tblCellSpacing w:w="15" w:type="dxa"/>
-        <w:tblBorders>
-          <w:top w:val="single" w:sz="4" w:space="0" w:color="auto"/>
-          <w:left w:val="single" w:sz="4" w:space="0" w:color="auto"/>
-          <w:bottom w:val="single" w:sz="4" w:space="0" w:color="auto"/>
-          <w:right w:val="single" w:sz="4" w:space="0" w:color="auto"/>
-          <w:insideH w:val="single" w:sz="4" w:space="0" w:color="auto"/>
-          <w:insideV w:val="single" w:sz="4" w:space="0" w:color="auto"/>
-        </w:tblBorders>
-        <w:tblCellMar>
-          <w:top w:w="15" w:type="dxa"/>
-          <w:left w:w="15" w:type="dxa"/>
-          <w:bottom w:w="15" w:type="dxa"/>
-          <w:right w:w="15" w:type="dxa"/>
-        </w:tblCellMar>
-        <w:tblLook w:val="04A0" w:firstRow="1" w:lastRow="0" w:firstColumn="1" w:lastColumn="0" w:noHBand="0" w:noVBand="1"/>
-      </w:tblPr>
-      <w:tblGrid>
-        <w:gridCol w:w="1662"/>
-        <w:gridCol w:w="4255"/>
-      </w:tblGrid>
-      <w:tr>
-        <w:trPr>
-          <w:tblHeader/>
-          <w:tblCellSpacing w:w="15" w:type="dxa"/>
-        </w:trPr>
-        <w:tc>
-          <w:tcPr>
-            <w:tcW w:w="0" w:type="auto"/>
-            <w:vAlign w:val="center"/>
-            <w:hideMark/>
-          </w:tcPr>
-          <w:p>
-            <w:pPr>
-              <w:pStyle w:val="a3"/>
-              <w:spacing w:before="0" w:beforeAutospacing="0" w:after="240" w:afterAutospacing="0"/>
-              <w:rPr>
-                <w:b/>
-                <w:bCs/>
-                <w:color w:val="000000"/>
-                <w:sz w:val="28"/>
-                <w:szCs w:val="28"/>
-              </w:rPr>
-            </w:pPr>
-            <w:r>
-              <w:rPr>
-                <w:b/>
-                <w:bCs/>
-                <w:color w:val="000000"/>
-                <w:sz w:val="28"/>
-                <w:szCs w:val="28"/>
-              </w:rPr>
-              <w:t>Параметр</w:t>
-            </w:r>
-          </w:p>
-        </w:tc>
-        <w:tc>
-          <w:tcPr>
-            <w:tcW w:w="0" w:type="auto"/>
-            <w:vAlign w:val="center"/>
-            <w:hideMark/>
-          </w:tcPr>
-          <w:p>
-            <w:pPr>
-              <w:pStyle w:val="a3"/>
-              <w:spacing w:before="0" w:beforeAutospacing="0" w:after="240" w:afterAutospacing="0"/>
-              <w:rPr>
-                <w:b/>
-                <w:bCs/>
-                <w:color w:val="000000"/>
-                <w:sz w:val="28"/>
-                <w:szCs w:val="28"/>
-              </w:rPr>
-            </w:pPr>
-            <w:r>
-              <w:rPr>
-                <w:b/>
-                <w:bCs/>
-                <w:color w:val="000000"/>
-                <w:sz w:val="28"/>
-                <w:szCs w:val="28"/>
-              </w:rPr>
-              <w:t>Деталі</w:t>
-            </w:r>
-          </w:p>
-        </w:tc>
-      </w:tr>
-      <w:tr>
-        <w:trPr>
-          <w:tblCellSpacing w:w="15" w:type="dxa"/>
-        </w:trPr>
-        <w:tc>
-          <w:tcPr>
-            <w:tcW w:w="0" w:type="auto"/>
-            <w:vAlign w:val="center"/>
-            <w:hideMark/>
-          </w:tcPr>
-          <w:p>
-            <w:pPr>
-              <w:pStyle w:val="a3"/>
-              <w:spacing w:before="0" w:beforeAutospacing="0" w:after="240" w:afterAutospacing="0"/>
-              <w:rPr>
-                <w:color w:val="000000"/>
-                <w:sz w:val="28"/>
-                <w:szCs w:val="28"/>
-              </w:rPr>
-            </w:pPr>
-            <w:r>
-              <w:rPr>
-                <w:color w:val="000000"/>
-                <w:sz w:val="28"/>
-                <w:szCs w:val="28"/>
-              </w:rPr>
-              <w:t>Вік</w:t>
-            </w:r>
-          </w:p>
-        </w:tc>
-        <w:tc>
-          <w:tcPr>
-            <w:tcW w:w="0" w:type="auto"/>
-            <w:vAlign w:val="center"/>
-            <w:hideMark/>
-          </w:tcPr>
-          <w:p>
-            <w:pPr>
-              <w:pStyle w:val="a3"/>
-              <w:spacing w:before="0" w:beforeAutospacing="0" w:after="240" w:afterAutospacing="0"/>
-              <w:rPr>
-                <w:color w:val="000000"/>
-                <w:sz w:val="28"/>
-                <w:szCs w:val="28"/>
-              </w:rPr>
-            </w:pPr>
-            <w:r>
-              <w:rPr>
-                <w:color w:val="000000"/>
-                <w:sz w:val="28"/>
-                <w:szCs w:val="28"/>
-              </w:rPr>
-              <w:t>18–45 років</w:t>
-            </w:r>
-          </w:p>
-        </w:tc>
-      </w:tr>
-      <w:tr>
-        <w:trPr>
-          <w:tblCellSpacing w:w="15" w:type="dxa"/>
-        </w:trPr>
-        <w:tc>
-          <w:tcPr>
-            <w:tcW w:w="0" w:type="auto"/>
-            <w:vAlign w:val="center"/>
-            <w:hideMark/>
-          </w:tcPr>
-          <w:p>
-            <w:pPr>
-              <w:pStyle w:val="a3"/>
-              <w:spacing w:before="0" w:beforeAutospacing="0" w:after="240" w:afterAutospacing="0"/>
-              <w:rPr>
-                <w:color w:val="000000"/>
-                <w:sz w:val="28"/>
-                <w:szCs w:val="28"/>
-              </w:rPr>
-            </w:pPr>
-            <w:proofErr w:type="spellStart"/>
-            <w:r>
-              <w:rPr>
-                <w:color w:val="000000"/>
-                <w:sz w:val="28"/>
-                <w:szCs w:val="28"/>
-              </w:rPr>
-              <w:t>Гендер</w:t>
-            </w:r>
-            <w:proofErr w:type="spellEnd"/>
-          </w:p>
-        </w:tc>
-        <w:tc>
-          <w:tcPr>
-            <w:tcW w:w="0" w:type="auto"/>
-            <w:vAlign w:val="center"/>
-            <w:hideMark/>
-          </w:tcPr>
-          <w:p>
-            <w:pPr>
-              <w:pStyle w:val="a3"/>
-              <w:spacing w:before="0" w:beforeAutospacing="0" w:after="240" w:afterAutospacing="0"/>
-              <w:rPr>
-                <w:color w:val="000000"/>
-                <w:sz w:val="28"/>
-                <w:szCs w:val="28"/>
-              </w:rPr>
-            </w:pPr>
-            <w:r>
-              <w:rPr>
-                <w:color w:val="000000"/>
-                <w:sz w:val="28"/>
-                <w:szCs w:val="28"/>
-              </w:rPr>
-              <w:t>Обидві статі</w:t>
-            </w:r>
-          </w:p>
-        </w:tc>
-      </w:tr>
-      <w:tr>
-        <w:trPr>
-          <w:tblCellSpacing w:w="15" w:type="dxa"/>
-        </w:trPr>
-        <w:tc>
-          <w:tcPr>
-            <w:tcW w:w="0" w:type="auto"/>
-            <w:vAlign w:val="center"/>
-            <w:hideMark/>
-          </w:tcPr>
-          <w:p>
-            <w:pPr>
-              <w:pStyle w:val="a3"/>
-              <w:spacing w:before="0" w:beforeAutospacing="0" w:after="240" w:afterAutospacing="0"/>
-              <w:rPr>
-                <w:color w:val="000000"/>
-                <w:sz w:val="28"/>
-                <w:szCs w:val="28"/>
-              </w:rPr>
-            </w:pPr>
-            <w:r>
-              <w:rPr>
-                <w:color w:val="000000"/>
-                <w:sz w:val="28"/>
-                <w:szCs w:val="28"/>
-              </w:rPr>
-              <w:t>Профіль</w:t>
-            </w:r>
-          </w:p>
-        </w:tc>
-        <w:tc>
-          <w:tcPr>
-            <w:tcW w:w="0" w:type="auto"/>
-            <w:vAlign w:val="center"/>
-            <w:hideMark/>
-          </w:tcPr>
-          <w:p>
-            <w:pPr>
-              <w:pStyle w:val="a3"/>
-              <w:spacing w:before="0" w:beforeAutospacing="0" w:after="240" w:afterAutospacing="0"/>
-              <w:rPr>
-                <w:color w:val="000000"/>
-                <w:sz w:val="28"/>
-                <w:szCs w:val="28"/>
-              </w:rPr>
-            </w:pPr>
-            <w:r>
-              <w:rPr>
-                <w:color w:val="000000"/>
-                <w:sz w:val="28"/>
-                <w:szCs w:val="28"/>
-              </w:rPr>
-              <w:t>Урбаністи, студенти, зайняті люди</w:t>
-            </w:r>
-          </w:p>
-        </w:tc>
-      </w:tr>
-      <w:tr>
-        <w:trPr>
-          <w:tblCellSpacing w:w="15" w:type="dxa"/>
-        </w:trPr>
-        <w:tc>
-          <w:tcPr>
-            <w:tcW w:w="0" w:type="auto"/>
-            <w:vAlign w:val="center"/>
-            <w:hideMark/>
-          </w:tcPr>
-          <w:p>
-            <w:pPr>
-              <w:pStyle w:val="a3"/>
-              <w:spacing w:before="0" w:beforeAutospacing="0" w:after="240" w:afterAutospacing="0"/>
-              <w:rPr>
-                <w:color w:val="000000"/>
-                <w:sz w:val="28"/>
-                <w:szCs w:val="28"/>
-              </w:rPr>
-            </w:pPr>
-            <w:r>
-              <w:rPr>
-                <w:color w:val="000000"/>
-                <w:sz w:val="28"/>
-                <w:szCs w:val="28"/>
-              </w:rPr>
-              <w:t>Поведінка</w:t>
-            </w:r>
-          </w:p>
-        </w:tc>
-        <w:tc>
-          <w:tcPr>
-            <w:tcW w:w="0" w:type="auto"/>
-            <w:vAlign w:val="center"/>
-            <w:hideMark/>
-          </w:tcPr>
-          <w:p>
-            <w:pPr>
-              <w:pStyle w:val="a3"/>
-              <w:spacing w:before="0" w:beforeAutospacing="0" w:after="240" w:afterAutospacing="0"/>
-              <w:rPr>
-                <w:color w:val="000000"/>
-                <w:sz w:val="28"/>
-                <w:szCs w:val="28"/>
-              </w:rPr>
-            </w:pPr>
-            <w:r>
-              <w:rPr>
-                <w:color w:val="000000"/>
-                <w:sz w:val="28"/>
-                <w:szCs w:val="28"/>
-              </w:rPr>
-              <w:t>Цінують швидкість та зручність</w:t>
-            </w:r>
-          </w:p>
-        </w:tc>
-      </w:tr>
-      <w:tr>
-        <w:trPr>
-          <w:tblCellSpacing w:w="15" w:type="dxa"/>
-        </w:trPr>
-        <w:tc>
-          <w:tcPr>
-            <w:tcW w:w="0" w:type="auto"/>
-            <w:vAlign w:val="center"/>
-            <w:hideMark/>
-          </w:tcPr>
-          <w:p>
-            <w:pPr>
-              <w:pStyle w:val="a3"/>
-              <w:spacing w:before="0" w:beforeAutospacing="0" w:after="240" w:afterAutospacing="0"/>
-              <w:rPr>
-                <w:color w:val="000000"/>
-                <w:sz w:val="28"/>
-                <w:szCs w:val="28"/>
-              </w:rPr>
-            </w:pPr>
-            <w:r>
-              <w:rPr>
-                <w:color w:val="000000"/>
-                <w:sz w:val="28"/>
-                <w:szCs w:val="28"/>
-              </w:rPr>
-              <w:t>Частота</w:t>
-            </w:r>
-          </w:p>
-        </w:tc>
-        <w:tc>
-          <w:tcPr>
-            <w:tcW w:w="0" w:type="auto"/>
-            <w:vAlign w:val="center"/>
-            <w:hideMark/>
-          </w:tcPr>
-          <w:p>
-            <w:pPr>
-              <w:pStyle w:val="a3"/>
-              <w:spacing w:before="0" w:beforeAutospacing="0" w:after="240" w:afterAutospacing="0"/>
-              <w:rPr>
-                <w:color w:val="000000"/>
-                <w:sz w:val="28"/>
-                <w:szCs w:val="28"/>
-              </w:rPr>
-            </w:pPr>
-            <w:r>
-              <w:rPr>
-                <w:color w:val="000000"/>
-                <w:sz w:val="28"/>
-                <w:szCs w:val="28"/>
-              </w:rPr>
-              <w:t>1–3 замовлення на тиждень</w:t>
-            </w:r>
-          </w:p>
-        </w:tc>
-      </w:tr>
-      <w:tr>
-        <w:trPr>
-          <w:tblCellSpacing w:w="15" w:type="dxa"/>
-        </w:trPr>
-        <w:tc>
-          <w:tcPr>
-            <w:tcW w:w="0" w:type="auto"/>
-            <w:vAlign w:val="center"/>
-            <w:hideMark/>
-          </w:tcPr>
-          <w:p>
-            <w:pPr>
-              <w:pStyle w:val="a3"/>
-              <w:spacing w:before="0" w:beforeAutospacing="0" w:after="240" w:afterAutospacing="0"/>
-              <w:rPr>
-                <w:color w:val="000000"/>
-                <w:sz w:val="28"/>
-                <w:szCs w:val="28"/>
-              </w:rPr>
-            </w:pPr>
-            <w:r>
-              <w:rPr>
-                <w:color w:val="000000"/>
-                <w:sz w:val="28"/>
-                <w:szCs w:val="28"/>
-              </w:rPr>
-              <w:t>Середній чек</w:t>
-            </w:r>
-          </w:p>
-        </w:tc>
-        <w:tc>
-          <w:tcPr>
-            <w:tcW w:w="0" w:type="auto"/>
-            <w:vAlign w:val="center"/>
-            <w:hideMark/>
-          </w:tcPr>
-          <w:p>
-            <w:pPr>
-              <w:pStyle w:val="a3"/>
-              <w:spacing w:before="0" w:beforeAutospacing="0" w:after="240" w:afterAutospacing="0"/>
-              <w:rPr>
-                <w:color w:val="000000"/>
-                <w:sz w:val="28"/>
-                <w:szCs w:val="28"/>
-              </w:rPr>
-            </w:pPr>
-            <w:r>
-              <w:rPr>
-                <w:color w:val="000000"/>
-                <w:sz w:val="28"/>
-                <w:szCs w:val="28"/>
-              </w:rPr>
-              <w:t>$15–40</w:t>
-            </w:r>
-          </w:p>
-        </w:tc>
-      </w:tr>
-    </w:tbl>
-    <w:p>
-      <w:pPr>
-        <w:pStyle w:val="a3"/>
-        <w:spacing w:before="0" w:beforeAutospacing="0" w:after="240" w:afterAutospacing="0"/>
-        <w:rPr>
-          <w:b/>
-          <w:bCs/>
-          <w:color w:val="000000"/>
-          <w:sz w:val="28"/>
-          <w:szCs w:val="28"/>
-        </w:rPr>
-      </w:pPr>
-      <w:r>
-        <w:rPr>
-          <w:b/>
-          <w:bCs/>
-          <w:color w:val="000000"/>
-          <w:sz w:val="28"/>
-          <w:szCs w:val="28"/>
-        </w:rPr>
-        <w:t>Б) Ресторани</w:t>
-      </w:r>
-    </w:p>
-    <w:tbl>
-      <w:tblPr>
-        <w:tblW w:w="0" w:type="auto"/>
-        <w:tblCellSpacing w:w="15" w:type="dxa"/>
-        <w:tblBorders>
-          <w:top w:val="single" w:sz="4" w:space="0" w:color="auto"/>
-          <w:left w:val="single" w:sz="4" w:space="0" w:color="auto"/>
-          <w:bottom w:val="single" w:sz="4" w:space="0" w:color="auto"/>
-          <w:right w:val="single" w:sz="4" w:space="0" w:color="auto"/>
-          <w:insideH w:val="single" w:sz="4" w:space="0" w:color="auto"/>
-          <w:insideV w:val="single" w:sz="4" w:space="0" w:color="auto"/>
-        </w:tblBorders>
-        <w:tblCellMar>
-          <w:top w:w="15" w:type="dxa"/>
-          <w:left w:w="15" w:type="dxa"/>
-          <w:bottom w:w="15" w:type="dxa"/>
-          <w:right w:w="15" w:type="dxa"/>
-        </w:tblCellMar>
-        <w:tblLook w:val="04A0" w:firstRow="1" w:lastRow="0" w:firstColumn="1" w:lastColumn="0" w:noHBand="0" w:noVBand="1"/>
-      </w:tblPr>
-      <w:tblGrid>
-        <w:gridCol w:w="1370"/>
-        <w:gridCol w:w="3982"/>
-      </w:tblGrid>
-      <w:tr>
-        <w:trPr>
-          <w:tblHeader/>
-          <w:tblCellSpacing w:w="15" w:type="dxa"/>
-        </w:trPr>
-        <w:tc>
-          <w:tcPr>
-            <w:tcW w:w="0" w:type="auto"/>
-            <w:vAlign w:val="center"/>
-            <w:hideMark/>
-          </w:tcPr>
-          <w:p>
-            <w:pPr>
-              <w:pStyle w:val="a3"/>
-              <w:spacing w:before="0" w:beforeAutospacing="0" w:after="240" w:afterAutospacing="0"/>
-              <w:rPr>
-                <w:b/>
-                <w:bCs/>
-                <w:color w:val="000000"/>
-                <w:sz w:val="28"/>
-                <w:szCs w:val="28"/>
-              </w:rPr>
-            </w:pPr>
-            <w:r>
-              <w:rPr>
-                <w:b/>
-                <w:bCs/>
-                <w:color w:val="000000"/>
-                <w:sz w:val="28"/>
-                <w:szCs w:val="28"/>
-              </w:rPr>
-              <w:t>Параметр</w:t>
-            </w:r>
-          </w:p>
-        </w:tc>
-        <w:tc>
-          <w:tcPr>
-            <w:tcW w:w="0" w:type="auto"/>
-            <w:vAlign w:val="center"/>
-            <w:hideMark/>
-          </w:tcPr>
-          <w:p>
-            <w:pPr>
-              <w:pStyle w:val="a3"/>
-              <w:spacing w:before="0" w:beforeAutospacing="0" w:after="240" w:afterAutospacing="0"/>
-              <w:rPr>
-                <w:b/>
-                <w:bCs/>
-                <w:color w:val="000000"/>
-                <w:sz w:val="28"/>
-                <w:szCs w:val="28"/>
-              </w:rPr>
-            </w:pPr>
-            <w:r>
-              <w:rPr>
-                <w:b/>
-                <w:bCs/>
-                <w:color w:val="000000"/>
-                <w:sz w:val="28"/>
-                <w:szCs w:val="28"/>
-              </w:rPr>
-              <w:t>Деталі</w:t>
-            </w:r>
-          </w:p>
-        </w:tc>
-      </w:tr>
-      <w:tr>
-        <w:trPr>
-          <w:tblCellSpacing w:w="15" w:type="dxa"/>
-        </w:trPr>
-        <w:tc>
-          <w:tcPr>
-            <w:tcW w:w="0" w:type="auto"/>
-            <w:vAlign w:val="center"/>
-            <w:hideMark/>
-          </w:tcPr>
-          <w:p>
-            <w:pPr>
-              <w:pStyle w:val="a3"/>
-              <w:spacing w:before="0" w:beforeAutospacing="0" w:after="240" w:afterAutospacing="0"/>
-              <w:rPr>
-                <w:color w:val="000000"/>
-                <w:sz w:val="28"/>
-                <w:szCs w:val="28"/>
-              </w:rPr>
-            </w:pPr>
-            <w:r>
-              <w:rPr>
-                <w:color w:val="000000"/>
-                <w:sz w:val="28"/>
-                <w:szCs w:val="28"/>
-              </w:rPr>
-              <w:t>Тип</w:t>
-            </w:r>
-          </w:p>
-        </w:tc>
-        <w:tc>
-          <w:tcPr>
-            <w:tcW w:w="0" w:type="auto"/>
-            <w:vAlign w:val="center"/>
-            <w:hideMark/>
-          </w:tcPr>
-          <w:p>
-            <w:pPr>
-              <w:pStyle w:val="a3"/>
-              <w:spacing w:before="0" w:beforeAutospacing="0" w:after="240" w:afterAutospacing="0"/>
-              <w:rPr>
-                <w:color w:val="000000"/>
-                <w:sz w:val="28"/>
-                <w:szCs w:val="28"/>
-              </w:rPr>
-            </w:pPr>
-            <w:r>
-              <w:rPr>
-                <w:color w:val="000000"/>
-                <w:sz w:val="28"/>
-                <w:szCs w:val="28"/>
-              </w:rPr>
-              <w:t>Малі заклади та мережі</w:t>
-            </w:r>
-          </w:p>
-        </w:tc>
-      </w:tr>
-      <w:tr>
-        <w:trPr>
-          <w:tblCellSpacing w:w="15" w:type="dxa"/>
-        </w:trPr>
-        <w:tc>
-          <w:tcPr>
-            <w:tcW w:w="0" w:type="auto"/>
-            <w:vAlign w:val="center"/>
-            <w:hideMark/>
-          </w:tcPr>
-          <w:p>
-            <w:pPr>
-              <w:pStyle w:val="a3"/>
-              <w:spacing w:before="0" w:beforeAutospacing="0" w:after="240" w:afterAutospacing="0"/>
-              <w:rPr>
-                <w:color w:val="000000"/>
-                <w:sz w:val="28"/>
-                <w:szCs w:val="28"/>
-              </w:rPr>
-            </w:pPr>
-            <w:r>
-              <w:rPr>
-                <w:color w:val="000000"/>
-                <w:sz w:val="28"/>
-                <w:szCs w:val="28"/>
-              </w:rPr>
-              <w:t>Мотивація</w:t>
-            </w:r>
-          </w:p>
-        </w:tc>
-        <w:tc>
-          <w:tcPr>
-            <w:tcW w:w="0" w:type="auto"/>
-            <w:vAlign w:val="center"/>
-            <w:hideMark/>
-          </w:tcPr>
-          <w:p>
-            <w:pPr>
-              <w:pStyle w:val="a3"/>
-              <w:spacing w:before="0" w:beforeAutospacing="0" w:after="240" w:afterAutospacing="0"/>
-              <w:rPr>
-                <w:color w:val="000000"/>
-                <w:sz w:val="28"/>
-                <w:szCs w:val="28"/>
-              </w:rPr>
-            </w:pPr>
-            <w:r>
-              <w:rPr>
-                <w:color w:val="000000"/>
-                <w:sz w:val="28"/>
-                <w:szCs w:val="28"/>
-              </w:rPr>
-              <w:t>Збільшення продажів</w:t>
-            </w:r>
-          </w:p>
-        </w:tc>
-      </w:tr>
-      <w:tr>
-        <w:trPr>
-          <w:tblCellSpacing w:w="15" w:type="dxa"/>
-        </w:trPr>
-        <w:tc>
-          <w:tcPr>
-            <w:tcW w:w="0" w:type="auto"/>
-            <w:vAlign w:val="center"/>
-            <w:hideMark/>
-          </w:tcPr>
-          <w:p>
-            <w:pPr>
-              <w:pStyle w:val="a3"/>
-              <w:spacing w:before="0" w:beforeAutospacing="0" w:after="240" w:afterAutospacing="0"/>
-              <w:rPr>
-                <w:color w:val="000000"/>
-                <w:sz w:val="28"/>
-                <w:szCs w:val="28"/>
-              </w:rPr>
-            </w:pPr>
-            <w:r>
-              <w:rPr>
-                <w:color w:val="000000"/>
-                <w:sz w:val="28"/>
-                <w:szCs w:val="28"/>
-              </w:rPr>
-              <w:t>Болі</w:t>
-            </w:r>
-          </w:p>
-        </w:tc>
-        <w:tc>
-          <w:tcPr>
-            <w:tcW w:w="0" w:type="auto"/>
-            <w:vAlign w:val="center"/>
-            <w:hideMark/>
-          </w:tcPr>
-          <w:p>
-            <w:pPr>
-              <w:pStyle w:val="a3"/>
-              <w:spacing w:before="0" w:beforeAutospacing="0" w:after="240" w:afterAutospacing="0"/>
-              <w:rPr>
-                <w:color w:val="000000"/>
-                <w:sz w:val="28"/>
-                <w:szCs w:val="28"/>
-              </w:rPr>
-            </w:pPr>
-            <w:r>
-              <w:rPr>
-                <w:color w:val="000000"/>
-                <w:sz w:val="28"/>
-                <w:szCs w:val="28"/>
-              </w:rPr>
-              <w:t>Ручне управління замовленнями</w:t>
-            </w:r>
-          </w:p>
-        </w:tc>
-      </w:tr>
-    </w:tbl>
-    <w:p>
-      <w:pPr>
-        <w:pStyle w:val="a3"/>
-        <w:spacing w:before="0" w:beforeAutospacing="0" w:after="240" w:afterAutospacing="0"/>
-        <w:rPr>
-          <w:b/>
-          <w:bCs/>
-          <w:color w:val="000000"/>
-          <w:sz w:val="28"/>
-          <w:szCs w:val="28"/>
-        </w:rPr>
-      </w:pPr>
-      <w:r>
-        <w:rPr>
-          <w:b/>
-          <w:bCs/>
-          <w:color w:val="000000"/>
-          <w:sz w:val="28"/>
-          <w:szCs w:val="28"/>
-        </w:rPr>
-        <w:t>В) Кур'єри</w:t>
-      </w:r>
-    </w:p>
-    <w:tbl>
-      <w:tblPr>
-        <w:tblW w:w="0" w:type="auto"/>
-        <w:tblCellSpacing w:w="15" w:type="dxa"/>
-        <w:tblBorders>
-          <w:top w:val="single" w:sz="4" w:space="0" w:color="auto"/>
-          <w:left w:val="single" w:sz="4" w:space="0" w:color="auto"/>
-          <w:bottom w:val="single" w:sz="4" w:space="0" w:color="auto"/>
-          <w:right w:val="single" w:sz="4" w:space="0" w:color="auto"/>
-          <w:insideH w:val="single" w:sz="4" w:space="0" w:color="auto"/>
-          <w:insideV w:val="single" w:sz="4" w:space="0" w:color="auto"/>
-        </w:tblBorders>
-        <w:tblCellMar>
-          <w:top w:w="15" w:type="dxa"/>
-          <w:left w:w="15" w:type="dxa"/>
-          <w:bottom w:w="15" w:type="dxa"/>
-          <w:right w:w="15" w:type="dxa"/>
-        </w:tblCellMar>
-        <w:tblLook w:val="04A0" w:firstRow="1" w:lastRow="0" w:firstColumn="1" w:lastColumn="0" w:noHBand="0" w:noVBand="1"/>
-      </w:tblPr>
-      <w:tblGrid>
-        <w:gridCol w:w="1370"/>
-        <w:gridCol w:w="4386"/>
-      </w:tblGrid>
-      <w:tr>
-        <w:trPr>
-          <w:tblHeader/>
-          <w:tblCellSpacing w:w="15" w:type="dxa"/>
-        </w:trPr>
-        <w:tc>
-          <w:tcPr>
-            <w:tcW w:w="0" w:type="auto"/>
-            <w:vAlign w:val="center"/>
-            <w:hideMark/>
-          </w:tcPr>
-          <w:p>
-            <w:pPr>
-              <w:pStyle w:val="a3"/>
-              <w:spacing w:before="0" w:beforeAutospacing="0" w:after="240" w:afterAutospacing="0"/>
-              <w:rPr>
-                <w:b/>
-                <w:bCs/>
-                <w:color w:val="000000"/>
-                <w:sz w:val="28"/>
-                <w:szCs w:val="28"/>
-              </w:rPr>
-            </w:pPr>
-            <w:r>
-              <w:rPr>
-                <w:b/>
-                <w:bCs/>
-                <w:color w:val="000000"/>
-                <w:sz w:val="28"/>
-                <w:szCs w:val="28"/>
-              </w:rPr>
-              <w:t>Параметр</w:t>
-            </w:r>
-          </w:p>
-        </w:tc>
-        <w:tc>
-          <w:tcPr>
-            <w:tcW w:w="0" w:type="auto"/>
-            <w:vAlign w:val="center"/>
-            <w:hideMark/>
-          </w:tcPr>
-          <w:p>
-            <w:pPr>
-              <w:pStyle w:val="a3"/>
-              <w:spacing w:before="0" w:beforeAutospacing="0" w:after="240" w:afterAutospacing="0"/>
-              <w:rPr>
-                <w:b/>
-                <w:bCs/>
-                <w:color w:val="000000"/>
-                <w:sz w:val="28"/>
-                <w:szCs w:val="28"/>
-              </w:rPr>
-            </w:pPr>
-            <w:r>
-              <w:rPr>
-                <w:b/>
-                <w:bCs/>
-                <w:color w:val="000000"/>
-                <w:sz w:val="28"/>
-                <w:szCs w:val="28"/>
-              </w:rPr>
-              <w:t>Деталі</w:t>
-            </w:r>
-          </w:p>
-        </w:tc>
-      </w:tr>
-      <w:tr>
-        <w:trPr>
-          <w:tblCellSpacing w:w="15" w:type="dxa"/>
-        </w:trPr>
-        <w:tc>
-          <w:tcPr>
-            <w:tcW w:w="0" w:type="auto"/>
-            <w:vAlign w:val="center"/>
-            <w:hideMark/>
-          </w:tcPr>
-          <w:p>
-            <w:pPr>
-              <w:pStyle w:val="a3"/>
-              <w:spacing w:before="0" w:beforeAutospacing="0" w:after="240" w:afterAutospacing="0"/>
-              <w:rPr>
-                <w:color w:val="000000"/>
-                <w:sz w:val="28"/>
-                <w:szCs w:val="28"/>
-              </w:rPr>
-            </w:pPr>
-            <w:r>
-              <w:rPr>
-                <w:color w:val="000000"/>
-                <w:sz w:val="28"/>
-                <w:szCs w:val="28"/>
-              </w:rPr>
-              <w:t>Тип</w:t>
-            </w:r>
-          </w:p>
-        </w:tc>
-        <w:tc>
-          <w:tcPr>
-            <w:tcW w:w="0" w:type="auto"/>
-            <w:vAlign w:val="center"/>
-            <w:hideMark/>
-          </w:tcPr>
-          <w:p>
-            <w:pPr>
-              <w:pStyle w:val="a3"/>
-              <w:spacing w:before="0" w:beforeAutospacing="0" w:after="240" w:afterAutospacing="0"/>
-              <w:rPr>
-                <w:color w:val="000000"/>
-                <w:sz w:val="28"/>
-                <w:szCs w:val="28"/>
-              </w:rPr>
-            </w:pPr>
-            <w:r>
-              <w:rPr>
-                <w:color w:val="000000"/>
-                <w:sz w:val="28"/>
-                <w:szCs w:val="28"/>
-              </w:rPr>
-              <w:t>Фрілансери або часткова зайнятість</w:t>
-            </w:r>
-          </w:p>
-        </w:tc>
-      </w:tr>
-      <w:tr>
-        <w:trPr>
-          <w:tblCellSpacing w:w="15" w:type="dxa"/>
-        </w:trPr>
-        <w:tc>
-          <w:tcPr>
-            <w:tcW w:w="0" w:type="auto"/>
-            <w:vAlign w:val="center"/>
-            <w:hideMark/>
-          </w:tcPr>
-          <w:p>
-            <w:pPr>
-              <w:pStyle w:val="a3"/>
-              <w:spacing w:before="0" w:beforeAutospacing="0" w:after="240" w:afterAutospacing="0"/>
-              <w:rPr>
-                <w:color w:val="000000"/>
-                <w:sz w:val="28"/>
-                <w:szCs w:val="28"/>
-              </w:rPr>
-            </w:pPr>
-            <w:r>
-              <w:rPr>
-                <w:color w:val="000000"/>
-                <w:sz w:val="28"/>
-                <w:szCs w:val="28"/>
-              </w:rPr>
-              <w:t>Вік</w:t>
-            </w:r>
-          </w:p>
-        </w:tc>
-        <w:tc>
-          <w:tcPr>
-            <w:tcW w:w="0" w:type="auto"/>
-            <w:vAlign w:val="center"/>
-            <w:hideMark/>
-          </w:tcPr>
-          <w:p>
-            <w:pPr>
-              <w:pStyle w:val="a3"/>
-              <w:spacing w:before="0" w:beforeAutospacing="0" w:after="240" w:afterAutospacing="0"/>
-              <w:rPr>
-                <w:color w:val="000000"/>
-                <w:sz w:val="28"/>
-                <w:szCs w:val="28"/>
-              </w:rPr>
-            </w:pPr>
-            <w:r>
-              <w:rPr>
-                <w:color w:val="000000"/>
-                <w:sz w:val="28"/>
-                <w:szCs w:val="28"/>
-              </w:rPr>
-              <w:t>20–50 років</w:t>
-            </w:r>
-          </w:p>
-        </w:tc>
-      </w:tr>
-      <w:tr>
-        <w:trPr>
-          <w:tblCellSpacing w:w="15" w:type="dxa"/>
-        </w:trPr>
-        <w:tc>
-          <w:tcPr>
-            <w:tcW w:w="0" w:type="auto"/>
-            <w:vAlign w:val="center"/>
-            <w:hideMark/>
-          </w:tcPr>
-          <w:p>
-            <w:pPr>
-              <w:pStyle w:val="a3"/>
-              <w:spacing w:before="0" w:beforeAutospacing="0" w:after="240" w:afterAutospacing="0"/>
-              <w:rPr>
-                <w:color w:val="000000"/>
-                <w:sz w:val="28"/>
-                <w:szCs w:val="28"/>
-              </w:rPr>
-            </w:pPr>
-            <w:r>
-              <w:rPr>
-                <w:color w:val="000000"/>
-                <w:sz w:val="28"/>
-                <w:szCs w:val="28"/>
-              </w:rPr>
-              <w:t>Мотивація</w:t>
-            </w:r>
-          </w:p>
-        </w:tc>
-        <w:tc>
-          <w:tcPr>
-            <w:tcW w:w="0" w:type="auto"/>
-            <w:vAlign w:val="center"/>
-            <w:hideMark/>
-          </w:tcPr>
-          <w:p>
-            <w:pPr>
-              <w:pStyle w:val="a3"/>
-              <w:spacing w:before="0" w:beforeAutospacing="0" w:after="240" w:afterAutospacing="0"/>
-              <w:rPr>
-                <w:color w:val="000000"/>
-                <w:sz w:val="28"/>
-                <w:szCs w:val="28"/>
-              </w:rPr>
-            </w:pPr>
-            <w:r>
-              <w:rPr>
-                <w:color w:val="000000"/>
-                <w:sz w:val="28"/>
-                <w:szCs w:val="28"/>
-              </w:rPr>
-              <w:t>Додатковий дохід</w:t>
-            </w:r>
-          </w:p>
-        </w:tc>
-      </w:tr>
-    </w:tbl>
-    <w:p>
-      <w:pPr>
-        <w:pStyle w:val="a3"/>
-        <w:spacing w:before="0" w:beforeAutospacing="0" w:after="240" w:afterAutospacing="0"/>
-        <w:rPr>
-          <w:color w:val="000000"/>
-          <w:sz w:val="28"/>
-          <w:szCs w:val="28"/>
-        </w:rPr>
-      </w:pPr>
-    </w:p>
-    <w:p>
-      <w:pPr>
-        <w:pStyle w:val="a3"/>
-        <w:spacing w:before="0" w:beforeAutospacing="0" w:after="240" w:afterAutospacing="0"/>
-        <w:rPr>
-          <w:b/>
-          <w:bCs/>
-          <w:color w:val="000000"/>
-          <w:sz w:val="28"/>
-          <w:szCs w:val="28"/>
-        </w:rPr>
-      </w:pPr>
-      <w:r>
-        <w:rPr>
-          <w:b/>
-          <w:bCs/>
-          <w:color w:val="000000"/>
-          <w:sz w:val="28"/>
-          <w:szCs w:val="28"/>
-        </w:rPr>
-        <w:t>4. КОНКУРЕНТНІ ПЕРЕВАГИ, РИЗИКИ ТА БІЗНЕС-МОДЕЛЬ</w:t>
-      </w:r>
-    </w:p>
-    <w:p>
-      <w:pPr>
-        <w:pStyle w:val="a3"/>
-        <w:spacing w:before="0" w:beforeAutospacing="0" w:after="240" w:afterAutospacing="0"/>
-        <w:rPr>
-          <w:b/>
-          <w:bCs/>
-          <w:color w:val="000000"/>
-          <w:sz w:val="28"/>
-          <w:szCs w:val="28"/>
-        </w:rPr>
-      </w:pPr>
-      <w:r>
-        <w:rPr>
-          <w:b/>
-          <w:bCs/>
-          <w:color w:val="000000"/>
-          <w:sz w:val="28"/>
-          <w:szCs w:val="28"/>
-        </w:rPr>
-        <w:t>4.1 Конкуренти</w:t>
-      </w:r>
-    </w:p>
-    <w:p>
-      <w:pPr>
-        <w:pStyle w:val="a3"/>
-        <w:spacing w:before="0" w:beforeAutospacing="0" w:after="240" w:afterAutospacing="0"/>
-        <w:rPr>
-          <w:color w:val="000000"/>
-          <w:sz w:val="28"/>
-          <w:szCs w:val="28"/>
-        </w:rPr>
-      </w:pPr>
-      <w:r>
-        <w:rPr>
-          <w:color w:val="000000"/>
-          <w:sz w:val="28"/>
-          <w:szCs w:val="28"/>
-        </w:rPr>
-        <w:t xml:space="preserve">Основні глобальні конкуренти: </w:t>
-      </w:r>
-      <w:proofErr w:type="spellStart"/>
-      <w:r>
-        <w:rPr>
-          <w:color w:val="000000"/>
-          <w:sz w:val="28"/>
-          <w:szCs w:val="28"/>
-        </w:rPr>
-        <w:t>Uber</w:t>
-      </w:r>
-      <w:proofErr w:type="spellEnd"/>
-      <w:r>
-        <w:rPr>
-          <w:color w:val="000000"/>
-          <w:sz w:val="28"/>
-          <w:szCs w:val="28"/>
-        </w:rPr>
-        <w:t xml:space="preserve"> </w:t>
-      </w:r>
-      <w:proofErr w:type="spellStart"/>
-      <w:r>
-        <w:rPr>
-          <w:color w:val="000000"/>
-          <w:sz w:val="28"/>
-          <w:szCs w:val="28"/>
-        </w:rPr>
-        <w:t>Eats</w:t>
-      </w:r>
-      <w:proofErr w:type="spellEnd"/>
-      <w:r>
-        <w:rPr>
-          <w:color w:val="000000"/>
-          <w:sz w:val="28"/>
-          <w:szCs w:val="28"/>
-        </w:rPr>
-        <w:t xml:space="preserve">, </w:t>
-      </w:r>
-      <w:proofErr w:type="spellStart"/>
-      <w:r>
-        <w:rPr>
-          <w:color w:val="000000"/>
-          <w:sz w:val="28"/>
-          <w:szCs w:val="28"/>
-        </w:rPr>
-        <w:t>DoorDash</w:t>
-      </w:r>
-      <w:proofErr w:type="spellEnd"/>
-      <w:r>
-        <w:rPr>
-          <w:color w:val="000000"/>
-          <w:sz w:val="28"/>
-          <w:szCs w:val="28"/>
-        </w:rPr>
-        <w:t xml:space="preserve">, </w:t>
-      </w:r>
-      <w:proofErr w:type="spellStart"/>
-      <w:r>
-        <w:rPr>
-          <w:color w:val="000000"/>
-          <w:sz w:val="28"/>
-          <w:szCs w:val="28"/>
-        </w:rPr>
-        <w:t>Deliveroo</w:t>
-      </w:r>
-      <w:proofErr w:type="spellEnd"/>
-      <w:r>
-        <w:rPr>
-          <w:color w:val="000000"/>
-          <w:sz w:val="28"/>
-          <w:szCs w:val="28"/>
-        </w:rPr>
-        <w:t xml:space="preserve">, </w:t>
-      </w:r>
-      <w:proofErr w:type="spellStart"/>
-      <w:r>
-        <w:rPr>
-          <w:color w:val="000000"/>
-          <w:sz w:val="28"/>
-          <w:szCs w:val="28"/>
-        </w:rPr>
-        <w:t>Grubhub</w:t>
-      </w:r>
-      <w:proofErr w:type="spellEnd"/>
-      <w:r>
-        <w:rPr>
-          <w:color w:val="000000"/>
-          <w:sz w:val="28"/>
-          <w:szCs w:val="28"/>
-        </w:rPr>
-        <w:t>.</w:t>
-      </w:r>
-    </w:p>
-    <w:p>
-      <w:pPr>
-        <w:pStyle w:val="a3"/>
-        <w:spacing w:before="0" w:beforeAutospacing="0" w:after="240" w:afterAutospacing="0"/>
-        <w:rPr>
-          <w:b/>
-          <w:bCs/>
-          <w:color w:val="000000"/>
-          <w:sz w:val="28"/>
-          <w:szCs w:val="28"/>
-        </w:rPr>
-      </w:pPr>
-      <w:r>
-        <w:rPr>
-          <w:b/>
-          <w:bCs/>
-          <w:color w:val="000000"/>
-          <w:sz w:val="28"/>
-          <w:szCs w:val="28"/>
-        </w:rPr>
-        <w:t>4.2 Конкурентні переваги</w:t>
-      </w:r>
-    </w:p>
-    <w:p>
-      <w:pPr>
-        <w:pStyle w:val="a3"/>
-        <w:spacing w:before="0" w:beforeAutospacing="0" w:after="0" w:afterAutospacing="0"/>
-        <w:rPr>
-          <w:b/>
-          <w:bCs/>
-          <w:color w:val="000000"/>
-          <w:sz w:val="28"/>
-          <w:szCs w:val="28"/>
-        </w:rPr>
-      </w:pPr>
-      <w:r>
-        <w:rPr>
-          <w:b/>
-          <w:bCs/>
-          <w:color w:val="000000"/>
-          <w:sz w:val="28"/>
-          <w:szCs w:val="28"/>
-        </w:rPr>
-        <w:t>Технологічні</w:t>
-      </w:r>
-    </w:p>
-    <w:p>
-      <w:pPr>
-        <w:pStyle w:val="a3"/>
-        <w:numPr>
-          <w:ilvl w:val="0"/>
-          <w:numId w:val="19"/>
-        </w:numPr>
-        <w:spacing w:before="0" w:beforeAutospacing="0" w:after="0" w:afterAutospacing="0"/>
-        <w:rPr>
-          <w:color w:val="000000"/>
-          <w:sz w:val="28"/>
-          <w:szCs w:val="28"/>
-        </w:rPr>
-      </w:pPr>
-      <w:r>
-        <w:rPr>
-          <w:color w:val="000000"/>
-          <w:sz w:val="28"/>
-          <w:szCs w:val="28"/>
-        </w:rPr>
-        <w:t>Локалізована архітектура.</w:t>
-      </w:r>
-    </w:p>
-    <w:p>
-      <w:pPr>
-        <w:pStyle w:val="a3"/>
-        <w:numPr>
-          <w:ilvl w:val="0"/>
-          <w:numId w:val="19"/>
-        </w:numPr>
-        <w:spacing w:before="0" w:beforeAutospacing="0" w:after="0" w:afterAutospacing="0"/>
-        <w:rPr>
-          <w:color w:val="000000"/>
-          <w:sz w:val="28"/>
-          <w:szCs w:val="28"/>
-        </w:rPr>
-      </w:pPr>
-      <w:r>
-        <w:rPr>
-          <w:color w:val="000000"/>
-          <w:sz w:val="28"/>
-          <w:szCs w:val="28"/>
-        </w:rPr>
-        <w:t>Алгоритми оптимізації маршрутів.</w:t>
-      </w:r>
-    </w:p>
-    <w:p>
-      <w:pPr>
-        <w:pStyle w:val="a3"/>
-        <w:numPr>
-          <w:ilvl w:val="0"/>
-          <w:numId w:val="19"/>
-        </w:numPr>
-        <w:spacing w:before="0" w:beforeAutospacing="0" w:after="0" w:afterAutospacing="0"/>
-        <w:rPr>
-          <w:b/>
-          <w:bCs/>
-          <w:color w:val="000000"/>
-          <w:sz w:val="28"/>
-          <w:szCs w:val="28"/>
-        </w:rPr>
-      </w:pPr>
-      <w:proofErr w:type="spellStart"/>
-      <w:r>
-        <w:rPr>
-          <w:color w:val="000000"/>
-          <w:sz w:val="28"/>
-          <w:szCs w:val="28"/>
-        </w:rPr>
-        <w:t>Мікросервісна</w:t>
-      </w:r>
-      <w:proofErr w:type="spellEnd"/>
-      <w:r>
-        <w:rPr>
-          <w:color w:val="000000"/>
-          <w:sz w:val="28"/>
-          <w:szCs w:val="28"/>
-        </w:rPr>
-        <w:t xml:space="preserve"> архітектура.</w:t>
-      </w:r>
-    </w:p>
-    <w:p>
-      <w:pPr>
-        <w:pStyle w:val="a3"/>
-        <w:spacing w:before="0" w:beforeAutospacing="0" w:after="0" w:afterAutospacing="0"/>
-        <w:rPr>
-          <w:b/>
-          <w:bCs/>
-          <w:color w:val="000000"/>
-          <w:sz w:val="28"/>
-          <w:szCs w:val="28"/>
-        </w:rPr>
-      </w:pPr>
-      <w:r>
-        <w:rPr>
-          <w:b/>
-          <w:bCs/>
-          <w:color w:val="000000"/>
-          <w:sz w:val="28"/>
-          <w:szCs w:val="28"/>
-        </w:rPr>
-        <w:t>Бізнес-модель</w:t>
-      </w:r>
-    </w:p>
-    <w:p>
-      <w:pPr>
-        <w:pStyle w:val="a3"/>
-        <w:numPr>
-          <w:ilvl w:val="0"/>
-          <w:numId w:val="20"/>
-        </w:numPr>
-        <w:spacing w:before="0" w:beforeAutospacing="0" w:after="0" w:afterAutospacing="0"/>
-        <w:rPr>
-          <w:color w:val="000000"/>
-          <w:sz w:val="28"/>
-          <w:szCs w:val="28"/>
-        </w:rPr>
-      </w:pPr>
-      <w:r>
-        <w:rPr>
-          <w:color w:val="000000"/>
-          <w:sz w:val="28"/>
-          <w:szCs w:val="28"/>
-        </w:rPr>
-        <w:t>Гнучкі комісії.</w:t>
-      </w:r>
-    </w:p>
-    <w:p>
-      <w:pPr>
-        <w:pStyle w:val="a3"/>
-        <w:numPr>
-          <w:ilvl w:val="0"/>
-          <w:numId w:val="20"/>
-        </w:numPr>
-        <w:spacing w:before="0" w:beforeAutospacing="0" w:after="0" w:afterAutospacing="0"/>
-        <w:rPr>
-          <w:color w:val="000000"/>
-          <w:sz w:val="28"/>
-          <w:szCs w:val="28"/>
-        </w:rPr>
-      </w:pPr>
-      <w:r>
-        <w:rPr>
-          <w:color w:val="000000"/>
-          <w:sz w:val="28"/>
-          <w:szCs w:val="28"/>
-        </w:rPr>
-        <w:t>Прямі відносини з кур'єрами.</w:t>
-      </w:r>
-    </w:p>
-    <w:p>
-      <w:pPr>
-        <w:pStyle w:val="a3"/>
-        <w:numPr>
-          <w:ilvl w:val="0"/>
-          <w:numId w:val="20"/>
-        </w:numPr>
-        <w:spacing w:before="0" w:beforeAutospacing="0" w:after="0" w:afterAutospacing="0"/>
-        <w:rPr>
-          <w:color w:val="000000"/>
-          <w:sz w:val="28"/>
-          <w:szCs w:val="28"/>
-        </w:rPr>
-      </w:pPr>
-      <w:r>
-        <w:rPr>
-          <w:color w:val="000000"/>
-          <w:sz w:val="28"/>
-          <w:szCs w:val="28"/>
-        </w:rPr>
-        <w:t>Персоналізовані рекомендації.</w:t>
-      </w:r>
-    </w:p>
-    <w:p>
-      <w:pPr>
-        <w:pStyle w:val="a3"/>
-        <w:spacing w:before="0" w:beforeAutospacing="0" w:after="0" w:afterAutospacing="0"/>
-        <w:rPr>
-          <w:b/>
-          <w:bCs/>
-          <w:color w:val="000000"/>
-          <w:sz w:val="28"/>
-          <w:szCs w:val="28"/>
-        </w:rPr>
-      </w:pPr>
-      <w:r>
-        <w:rPr>
-          <w:b/>
-          <w:bCs/>
-          <w:color w:val="000000"/>
-          <w:sz w:val="28"/>
-          <w:szCs w:val="28"/>
-        </w:rPr>
-        <w:t>UX</w:t>
-      </w:r>
-    </w:p>
-    <w:p>
-      <w:pPr>
-        <w:pStyle w:val="a3"/>
-        <w:numPr>
-          <w:ilvl w:val="0"/>
-          <w:numId w:val="21"/>
-        </w:numPr>
-        <w:spacing w:before="0" w:beforeAutospacing="0" w:after="0" w:afterAutospacing="0"/>
-        <w:rPr>
-          <w:color w:val="000000"/>
-          <w:sz w:val="28"/>
-          <w:szCs w:val="28"/>
-        </w:rPr>
-      </w:pPr>
-      <w:r>
-        <w:rPr>
-          <w:color w:val="000000"/>
-          <w:sz w:val="28"/>
-          <w:szCs w:val="28"/>
-        </w:rPr>
-        <w:t>Інтуїтивний інтерфейс.</w:t>
-      </w:r>
-    </w:p>
-    <w:p>
-      <w:pPr>
-        <w:pStyle w:val="a3"/>
-        <w:numPr>
-          <w:ilvl w:val="0"/>
-          <w:numId w:val="21"/>
-        </w:numPr>
-        <w:spacing w:before="0" w:beforeAutospacing="0" w:after="0" w:afterAutospacing="0"/>
-        <w:rPr>
-          <w:color w:val="000000"/>
-          <w:sz w:val="28"/>
-          <w:szCs w:val="28"/>
-        </w:rPr>
-      </w:pPr>
-      <w:r>
-        <w:rPr>
-          <w:color w:val="000000"/>
-          <w:sz w:val="28"/>
-          <w:szCs w:val="28"/>
-        </w:rPr>
-        <w:t>Швидка доставка.</w:t>
-      </w:r>
-    </w:p>
-    <w:p>
-      <w:pPr>
-        <w:pStyle w:val="a3"/>
-        <w:numPr>
-          <w:ilvl w:val="0"/>
-          <w:numId w:val="21"/>
-        </w:numPr>
-        <w:spacing w:before="0" w:beforeAutospacing="0" w:after="0" w:afterAutospacing="0"/>
-        <w:rPr>
-          <w:color w:val="000000"/>
-          <w:sz w:val="28"/>
-          <w:szCs w:val="28"/>
-        </w:rPr>
-      </w:pPr>
-      <w:r>
-        <w:rPr>
-          <w:color w:val="000000"/>
-          <w:sz w:val="28"/>
-          <w:szCs w:val="28"/>
-        </w:rPr>
-        <w:t>Локальна підтримка.</w:t>
-      </w:r>
-    </w:p>
-    <w:p>
-      <w:pPr>
-        <w:pStyle w:val="a3"/>
-        <w:spacing w:before="0" w:beforeAutospacing="0" w:after="240" w:afterAutospacing="0"/>
-        <w:rPr>
-          <w:color w:val="000000"/>
-          <w:sz w:val="28"/>
-          <w:szCs w:val="28"/>
-        </w:rPr>
-      </w:pPr>
-    </w:p>
-    <w:p>
-      <w:pPr>
-        <w:pStyle w:val="a3"/>
-        <w:spacing w:before="0" w:beforeAutospacing="0" w:after="240" w:afterAutospacing="0"/>
-        <w:rPr>
-          <w:b/>
-          <w:bCs/>
-          <w:color w:val="000000"/>
-          <w:sz w:val="28"/>
-          <w:szCs w:val="28"/>
-        </w:rPr>
-      </w:pPr>
-      <w:r>
-        <w:rPr>
-          <w:b/>
-          <w:bCs/>
-          <w:color w:val="000000"/>
-          <w:sz w:val="28"/>
-          <w:szCs w:val="28"/>
-        </w:rPr>
-        <w:t>5. ТЕХНОЛОГІЧНИЙ СТЕК ПРОЕКТУ</w:t>
-      </w:r>
-    </w:p>
-    <w:p>
-      <w:pPr>
-        <w:pStyle w:val="a3"/>
-        <w:spacing w:before="0" w:beforeAutospacing="0" w:after="0" w:afterAutospacing="0"/>
-        <w:rPr>
-          <w:b/>
-          <w:bCs/>
-          <w:color w:val="000000"/>
-          <w:sz w:val="28"/>
-          <w:szCs w:val="28"/>
-        </w:rPr>
-      </w:pPr>
-      <w:proofErr w:type="spellStart"/>
-      <w:r>
-        <w:rPr>
-          <w:b/>
-          <w:bCs/>
-          <w:color w:val="000000"/>
-          <w:sz w:val="28"/>
-          <w:szCs w:val="28"/>
-        </w:rPr>
-        <w:t>Backend</w:t>
-      </w:r>
-      <w:proofErr w:type="spellEnd"/>
-    </w:p>
-    <w:p>
-      <w:pPr>
-        <w:pStyle w:val="a3"/>
-        <w:numPr>
-          <w:ilvl w:val="0"/>
-          <w:numId w:val="22"/>
-        </w:numPr>
-        <w:spacing w:before="0" w:beforeAutospacing="0" w:after="0" w:afterAutospacing="0"/>
-        <w:rPr>
-          <w:color w:val="000000"/>
-          <w:sz w:val="28"/>
-          <w:szCs w:val="28"/>
-        </w:rPr>
-      </w:pPr>
-      <w:r>
-        <w:rPr>
-          <w:color w:val="000000"/>
-          <w:sz w:val="28"/>
-          <w:szCs w:val="28"/>
-        </w:rPr>
-        <w:t xml:space="preserve">Мова: C# (.NET </w:t>
-      </w:r>
-      <w:r>
-        <w:rPr>
-          <w:color w:val="000000"/>
-          <w:sz w:val="28"/>
-          <w:szCs w:val="28"/>
-          <w:lang w:val="en-US"/>
-        </w:rPr>
-        <w:t>9</w:t>
-      </w:r>
-      <w:r>
-        <w:rPr>
-          <w:color w:val="000000"/>
-          <w:sz w:val="28"/>
-          <w:szCs w:val="28"/>
-        </w:rPr>
-        <w:t>+)</w:t>
-      </w:r>
-    </w:p>
-    <w:p>
-      <w:pPr>
-        <w:pStyle w:val="a3"/>
-        <w:numPr>
-          <w:ilvl w:val="0"/>
-          <w:numId w:val="22"/>
-        </w:numPr>
-        <w:spacing w:before="0" w:beforeAutospacing="0" w:after="0" w:afterAutospacing="0"/>
-        <w:rPr>
-          <w:color w:val="000000"/>
-          <w:sz w:val="28"/>
-          <w:szCs w:val="28"/>
-        </w:rPr>
-      </w:pPr>
-      <w:r>
-        <w:rPr>
-          <w:color w:val="000000"/>
-          <w:sz w:val="28"/>
-          <w:szCs w:val="28"/>
-        </w:rPr>
-        <w:t xml:space="preserve">Фреймворк: ASP.NET </w:t>
-      </w:r>
-      <w:proofErr w:type="spellStart"/>
-      <w:r>
-        <w:rPr>
-          <w:color w:val="000000"/>
-          <w:sz w:val="28"/>
-          <w:szCs w:val="28"/>
-        </w:rPr>
-        <w:t>Core</w:t>
-      </w:r>
-      <w:proofErr w:type="spellEnd"/>
-    </w:p>
-    <w:p>
-      <w:pPr>
-        <w:pStyle w:val="a3"/>
-        <w:numPr>
-          <w:ilvl w:val="0"/>
-          <w:numId w:val="22"/>
-        </w:numPr>
-        <w:spacing w:before="0" w:beforeAutospacing="0" w:after="0" w:afterAutospacing="0"/>
-        <w:rPr>
-          <w:color w:val="000000"/>
-          <w:sz w:val="28"/>
-          <w:szCs w:val="28"/>
-        </w:rPr>
-      </w:pPr>
-      <w:r>
-        <w:rPr>
-          <w:color w:val="000000"/>
-          <w:sz w:val="28"/>
-          <w:szCs w:val="28"/>
-        </w:rPr>
-        <w:t>Основні технології:</w:t>
-      </w:r>
-    </w:p>
-    <w:p>
-      <w:pPr>
-        <w:pStyle w:val="a3"/>
-        <w:numPr>
-          <w:ilvl w:val="0"/>
-          <w:numId w:val="22"/>
-        </w:numPr>
-        <w:spacing w:before="0" w:beforeAutospacing="0" w:after="0" w:afterAutospacing="0"/>
-        <w:rPr>
-          <w:color w:val="000000"/>
-          <w:sz w:val="28"/>
-          <w:szCs w:val="28"/>
-        </w:rPr>
-      </w:pPr>
-      <w:r>
-        <w:rPr>
-          <w:color w:val="000000"/>
-          <w:sz w:val="28"/>
-          <w:szCs w:val="28"/>
-        </w:rPr>
-        <w:t>REST API</w:t>
-      </w:r>
-    </w:p>
-    <w:p>
-      <w:pPr>
-        <w:pStyle w:val="a3"/>
-        <w:numPr>
-          <w:ilvl w:val="0"/>
-          <w:numId w:val="22"/>
-        </w:numPr>
-        <w:spacing w:before="0" w:beforeAutospacing="0" w:after="0" w:afterAutospacing="0"/>
-        <w:rPr>
-          <w:color w:val="000000"/>
-          <w:sz w:val="28"/>
-          <w:szCs w:val="28"/>
-        </w:rPr>
-      </w:pPr>
-      <w:proofErr w:type="spellStart"/>
-      <w:r>
-        <w:rPr>
-          <w:color w:val="000000"/>
-          <w:sz w:val="28"/>
-          <w:szCs w:val="28"/>
-        </w:rPr>
-        <w:t>PostgreSQL</w:t>
-      </w:r>
-      <w:proofErr w:type="spellEnd"/>
-      <w:r>
-        <w:rPr>
-          <w:color w:val="000000"/>
-          <w:sz w:val="28"/>
-          <w:szCs w:val="28"/>
-        </w:rPr>
-        <w:t xml:space="preserve"> / SQL Server</w:t>
-      </w:r>
-    </w:p>
-    <w:p>
-      <w:pPr>
-        <w:pStyle w:val="a3"/>
-        <w:numPr>
-          <w:ilvl w:val="0"/>
-          <w:numId w:val="22"/>
-        </w:numPr>
-        <w:spacing w:before="0" w:beforeAutospacing="0" w:after="0" w:afterAutospacing="0"/>
-        <w:rPr>
-          <w:color w:val="000000"/>
-          <w:sz w:val="28"/>
-          <w:szCs w:val="28"/>
-        </w:rPr>
-      </w:pPr>
-      <w:proofErr w:type="spellStart"/>
-      <w:r>
-        <w:rPr>
-          <w:color w:val="000000"/>
-          <w:sz w:val="28"/>
-          <w:szCs w:val="28"/>
-        </w:rPr>
-        <w:t>Redis</w:t>
-      </w:r>
-      <w:proofErr w:type="spellEnd"/>
-    </w:p>
-    <w:p>
-      <w:pPr>
-        <w:pStyle w:val="a3"/>
-        <w:numPr>
-          <w:ilvl w:val="0"/>
-          <w:numId w:val="22"/>
-        </w:numPr>
-        <w:spacing w:before="0" w:beforeAutospacing="0" w:after="0" w:afterAutospacing="0"/>
-        <w:rPr>
-          <w:color w:val="000000"/>
-          <w:sz w:val="28"/>
-          <w:szCs w:val="28"/>
-        </w:rPr>
-      </w:pPr>
-      <w:proofErr w:type="spellStart"/>
-      <w:r>
-        <w:rPr>
-          <w:color w:val="000000"/>
-          <w:sz w:val="28"/>
-          <w:szCs w:val="28"/>
-        </w:rPr>
-        <w:t>RabbitMQ</w:t>
-      </w:r>
-      <w:proofErr w:type="spellEnd"/>
-    </w:p>
-    <w:p>
-      <w:pPr>
-        <w:pStyle w:val="a3"/>
-        <w:numPr>
-          <w:ilvl w:val="0"/>
-          <w:numId w:val="22"/>
-        </w:numPr>
-        <w:spacing w:before="0" w:beforeAutospacing="0" w:after="0" w:afterAutospacing="0"/>
-        <w:rPr>
-          <w:color w:val="000000"/>
-          <w:sz w:val="28"/>
-          <w:szCs w:val="28"/>
-        </w:rPr>
-      </w:pPr>
-      <w:r>
-        <w:rPr>
-          <w:color w:val="000000"/>
-          <w:sz w:val="28"/>
-          <w:szCs w:val="28"/>
-        </w:rPr>
-        <w:t xml:space="preserve">JWT / </w:t>
-      </w:r>
-      <w:proofErr w:type="spellStart"/>
-      <w:r>
-        <w:rPr>
-          <w:color w:val="000000"/>
-          <w:sz w:val="28"/>
-          <w:szCs w:val="28"/>
-        </w:rPr>
-        <w:t>OAuth</w:t>
-      </w:r>
-      <w:proofErr w:type="spellEnd"/>
-    </w:p>
-    <w:p>
-      <w:pPr>
-        <w:pStyle w:val="a3"/>
-        <w:spacing w:before="0" w:beforeAutospacing="0" w:after="0" w:afterAutospacing="0"/>
-        <w:rPr>
-          <w:b/>
-          <w:bCs/>
-          <w:color w:val="000000"/>
-          <w:sz w:val="28"/>
-          <w:szCs w:val="28"/>
-        </w:rPr>
-      </w:pPr>
-      <w:proofErr w:type="spellStart"/>
-      <w:r>
-        <w:rPr>
-          <w:b/>
-          <w:bCs/>
-          <w:color w:val="000000"/>
-          <w:sz w:val="28"/>
-          <w:szCs w:val="28"/>
-        </w:rPr>
-        <w:t>Frontend</w:t>
-      </w:r>
-      <w:proofErr w:type="spellEnd"/>
-    </w:p>
-    <w:p>
-      <w:pPr>
-        <w:pStyle w:val="a3"/>
-        <w:numPr>
-          <w:ilvl w:val="0"/>
-          <w:numId w:val="23"/>
-        </w:numPr>
-        <w:spacing w:before="0" w:beforeAutospacing="0" w:after="0" w:afterAutospacing="0"/>
-        <w:rPr>
-          <w:color w:val="000000"/>
-          <w:sz w:val="28"/>
-          <w:szCs w:val="28"/>
-        </w:rPr>
-      </w:pPr>
-      <w:proofErr w:type="spellStart"/>
-      <w:r>
-        <w:rPr>
-          <w:color w:val="000000"/>
-          <w:sz w:val="28"/>
-          <w:szCs w:val="28"/>
-        </w:rPr>
-        <w:t>React</w:t>
-      </w:r>
-      <w:proofErr w:type="spellEnd"/>
-      <w:r>
-        <w:rPr>
-          <w:color w:val="000000"/>
-          <w:sz w:val="28"/>
-          <w:szCs w:val="28"/>
-        </w:rPr>
-        <w:t xml:space="preserve"> + </w:t>
-      </w:r>
-      <w:r>
-        <w:rPr>
-          <w:color w:val="000000"/>
-          <w:sz w:val="28"/>
-          <w:szCs w:val="28"/>
-          <w:lang w:val="en-US"/>
-        </w:rPr>
-        <w:t>Java</w:t>
-      </w:r>
-      <w:proofErr w:type="spellStart"/>
-      <w:r>
-        <w:rPr>
-          <w:color w:val="000000"/>
-          <w:sz w:val="28"/>
-          <w:szCs w:val="28"/>
-        </w:rPr>
-        <w:t>Script</w:t>
-      </w:r>
-      <w:proofErr w:type="spellEnd"/>
-    </w:p>
-    <w:p>
-      <w:pPr>
-        <w:pStyle w:val="a3"/>
-        <w:numPr>
-          <w:ilvl w:val="0"/>
-          <w:numId w:val="23"/>
-        </w:numPr>
-        <w:spacing w:before="0" w:beforeAutospacing="0" w:after="0" w:afterAutospacing="0"/>
-        <w:rPr>
-          <w:color w:val="000000"/>
-          <w:sz w:val="28"/>
-          <w:szCs w:val="28"/>
-        </w:rPr>
-      </w:pPr>
-      <w:r>
-        <w:rPr>
-          <w:color w:val="000000"/>
-          <w:sz w:val="28"/>
-          <w:szCs w:val="28"/>
-        </w:rPr>
-        <w:t xml:space="preserve">HTTP </w:t>
-      </w:r>
-      <w:proofErr w:type="spellStart"/>
-      <w:r>
-        <w:rPr>
-          <w:color w:val="000000"/>
-          <w:sz w:val="28"/>
-          <w:szCs w:val="28"/>
-        </w:rPr>
-        <w:t>client</w:t>
-      </w:r>
-      <w:proofErr w:type="spellEnd"/>
-      <w:r>
-        <w:rPr>
-          <w:color w:val="000000"/>
-          <w:sz w:val="28"/>
-          <w:szCs w:val="28"/>
-        </w:rPr>
-        <w:t xml:space="preserve">: </w:t>
-      </w:r>
-      <w:proofErr w:type="spellStart"/>
-      <w:r>
-        <w:rPr>
-          <w:color w:val="000000"/>
-          <w:sz w:val="28"/>
-          <w:szCs w:val="28"/>
-        </w:rPr>
-        <w:t>Axios</w:t>
-      </w:r>
-      <w:proofErr w:type="spellEnd"/>
-    </w:p>
-    <w:p>
-      <w:pPr>
-        <w:pStyle w:val="a3"/>
-        <w:numPr>
-          <w:ilvl w:val="0"/>
-          <w:numId w:val="23"/>
-        </w:numPr>
-        <w:spacing w:before="0" w:beforeAutospacing="0" w:after="0" w:afterAutospacing="0"/>
-        <w:rPr>
-          <w:color w:val="000000"/>
-          <w:sz w:val="28"/>
-          <w:szCs w:val="28"/>
-        </w:rPr>
-      </w:pPr>
-      <w:proofErr w:type="spellStart"/>
-      <w:r>
-        <w:rPr>
-          <w:color w:val="000000"/>
-          <w:sz w:val="28"/>
-          <w:szCs w:val="28"/>
-        </w:rPr>
-        <w:t>Routing</w:t>
-      </w:r>
-      <w:proofErr w:type="spellEnd"/>
-      <w:r>
-        <w:rPr>
-          <w:color w:val="000000"/>
-          <w:sz w:val="28"/>
-          <w:szCs w:val="28"/>
-        </w:rPr>
-        <w:t xml:space="preserve">: </w:t>
-      </w:r>
-      <w:proofErr w:type="spellStart"/>
-      <w:r>
-        <w:rPr>
-          <w:color w:val="000000"/>
-          <w:sz w:val="28"/>
-          <w:szCs w:val="28"/>
-        </w:rPr>
-        <w:t>React</w:t>
-      </w:r>
-      <w:proofErr w:type="spellEnd"/>
-      <w:r>
-        <w:rPr>
-          <w:color w:val="000000"/>
-          <w:sz w:val="28"/>
-          <w:szCs w:val="28"/>
-        </w:rPr>
-        <w:t xml:space="preserve"> </w:t>
-      </w:r>
-      <w:proofErr w:type="spellStart"/>
-      <w:r>
-        <w:rPr>
-          <w:color w:val="000000"/>
-          <w:sz w:val="28"/>
-          <w:szCs w:val="28"/>
-        </w:rPr>
-        <w:t>Router</w:t>
-      </w:r>
-      <w:proofErr w:type="spellEnd"/>
-    </w:p>
-    <w:p>
-      <w:pPr>
-        <w:pStyle w:val="a3"/>
-        <w:spacing w:before="0" w:beforeAutospacing="0" w:after="0" w:afterAutospacing="0"/>
-        <w:rPr>
-          <w:b/>
-          <w:bCs/>
-          <w:color w:val="000000"/>
-          <w:sz w:val="28"/>
-          <w:szCs w:val="28"/>
-        </w:rPr>
-      </w:pPr>
-      <w:proofErr w:type="spellStart"/>
-      <w:r>
-        <w:rPr>
-          <w:b/>
-          <w:bCs/>
-          <w:color w:val="000000"/>
-          <w:sz w:val="28"/>
-          <w:szCs w:val="28"/>
-        </w:rPr>
-        <w:t>DevOps</w:t>
-      </w:r>
-      <w:proofErr w:type="spellEnd"/>
-    </w:p>
-    <w:p>
-      <w:pPr>
-        <w:pStyle w:val="a3"/>
-        <w:numPr>
-          <w:ilvl w:val="0"/>
-          <w:numId w:val="24"/>
-        </w:numPr>
-        <w:spacing w:before="0" w:beforeAutospacing="0" w:after="0" w:afterAutospacing="0"/>
-        <w:rPr>
-          <w:color w:val="000000"/>
-          <w:sz w:val="28"/>
-          <w:szCs w:val="28"/>
-        </w:rPr>
-      </w:pPr>
-      <w:proofErr w:type="spellStart"/>
-      <w:r>
-        <w:rPr>
-          <w:color w:val="000000"/>
-          <w:sz w:val="28"/>
-          <w:szCs w:val="28"/>
-        </w:rPr>
-        <w:t>Docker</w:t>
-      </w:r>
-      <w:proofErr w:type="spellEnd"/>
-    </w:p>
-    <w:p>
-      <w:pPr>
-        <w:pStyle w:val="a3"/>
-        <w:numPr>
-          <w:ilvl w:val="0"/>
-          <w:numId w:val="24"/>
-        </w:numPr>
-        <w:spacing w:before="0" w:beforeAutospacing="0" w:after="0" w:afterAutospacing="0"/>
-        <w:rPr>
-          <w:color w:val="000000"/>
-          <w:sz w:val="28"/>
-          <w:szCs w:val="28"/>
-        </w:rPr>
-      </w:pPr>
-      <w:proofErr w:type="spellStart"/>
-      <w:r>
-        <w:rPr>
-          <w:color w:val="000000"/>
-          <w:sz w:val="28"/>
-          <w:szCs w:val="28"/>
-        </w:rPr>
-        <w:t>GitHub</w:t>
-      </w:r>
-      <w:proofErr w:type="spellEnd"/>
-      <w:r>
-        <w:rPr>
-          <w:color w:val="000000"/>
-          <w:sz w:val="28"/>
-          <w:szCs w:val="28"/>
-        </w:rPr>
-        <w:t xml:space="preserve"> </w:t>
-      </w:r>
-      <w:proofErr w:type="spellStart"/>
-      <w:r>
-        <w:rPr>
-          <w:color w:val="000000"/>
-          <w:sz w:val="28"/>
-          <w:szCs w:val="28"/>
-        </w:rPr>
-        <w:t>Actions</w:t>
-      </w:r>
-      <w:proofErr w:type="spellEnd"/>
-    </w:p>
-    <w:p>
-      <w:pPr>
-        <w:pStyle w:val="a3"/>
-        <w:spacing w:before="0" w:beforeAutospacing="0" w:after="0" w:afterAutospacing="0"/>
-        <w:rPr>
-          <w:color w:val="000000"/>
-          <w:sz w:val="28"/>
-          <w:szCs w:val="28"/>
-        </w:rPr>
-      </w:pPr>
-    </w:p>
-    <w:p>
-      <w:pPr>
-        <w:pStyle w:val="a3"/>
-        <w:spacing w:before="0" w:beforeAutospacing="0" w:after="240" w:afterAutospacing="0"/>
-        <w:rPr>
-          <w:b/>
-          <w:bCs/>
-          <w:color w:val="000000"/>
-          <w:sz w:val="28"/>
-          <w:szCs w:val="28"/>
-        </w:rPr>
-      </w:pPr>
-      <w:r>
-        <w:rPr>
-          <w:b/>
-          <w:bCs/>
-          <w:color w:val="000000"/>
-          <w:sz w:val="28"/>
-          <w:szCs w:val="28"/>
-        </w:rPr>
-        <w:t>6. MVP ПРОЕКТУ</w:t>
-      </w:r>
-    </w:p>
-    <w:p>
-      <w:pPr>
-        <w:pStyle w:val="a3"/>
-        <w:spacing w:before="0" w:beforeAutospacing="0" w:after="240" w:afterAutospacing="0"/>
-        <w:rPr>
-          <w:b/>
-          <w:bCs/>
-          <w:color w:val="000000"/>
-          <w:sz w:val="28"/>
-          <w:szCs w:val="28"/>
-        </w:rPr>
-      </w:pPr>
-      <w:r>
-        <w:rPr>
-          <w:b/>
-          <w:bCs/>
-          <w:color w:val="000000"/>
-          <w:sz w:val="28"/>
-          <w:szCs w:val="28"/>
-        </w:rPr>
-        <w:lastRenderedPageBreak/>
-        <w:t>6.</w:t>
-      </w:r>
-      <w:r>
-        <w:rPr>
-          <w:b/>
-          <w:bCs/>
-          <w:color w:val="000000"/>
-          <w:sz w:val="28"/>
-          <w:szCs w:val="28"/>
-          <w:lang w:val="en-US"/>
-        </w:rPr>
-        <w:t>1</w:t>
-      </w:r>
-      <w:r>
-        <w:rPr>
-          <w:b/>
-          <w:bCs/>
-          <w:color w:val="000000"/>
-          <w:sz w:val="28"/>
-          <w:szCs w:val="28"/>
-        </w:rPr>
-        <w:t xml:space="preserve"> Основні модулі</w:t>
-      </w:r>
-    </w:p>
-    <w:p>
-      <w:pPr>
-        <w:pStyle w:val="a3"/>
-        <w:spacing w:before="0" w:beforeAutospacing="0" w:after="0" w:afterAutospacing="0"/>
-        <w:rPr>
-          <w:b/>
-          <w:bCs/>
-          <w:color w:val="000000"/>
-          <w:sz w:val="28"/>
-          <w:szCs w:val="28"/>
-        </w:rPr>
-      </w:pPr>
-      <w:r>
-        <w:rPr>
-          <w:b/>
-          <w:bCs/>
-          <w:color w:val="000000"/>
-          <w:sz w:val="28"/>
-          <w:szCs w:val="28"/>
-        </w:rPr>
-        <w:t xml:space="preserve">Модуль 1 — </w:t>
-      </w:r>
-      <w:proofErr w:type="spellStart"/>
-      <w:r>
-        <w:rPr>
-          <w:b/>
-          <w:bCs/>
-          <w:color w:val="000000"/>
-          <w:sz w:val="28"/>
-          <w:szCs w:val="28"/>
-        </w:rPr>
-        <w:t>Замовлювач</w:t>
-      </w:r>
-      <w:proofErr w:type="spellEnd"/>
-    </w:p>
-    <w:p>
-      <w:pPr>
-        <w:pStyle w:val="a3"/>
-        <w:numPr>
-          <w:ilvl w:val="0"/>
-          <w:numId w:val="30"/>
-        </w:numPr>
-        <w:spacing w:before="0" w:beforeAutospacing="0" w:after="0" w:afterAutospacing="0"/>
-        <w:rPr>
-          <w:color w:val="000000"/>
-          <w:sz w:val="28"/>
-          <w:szCs w:val="28"/>
-        </w:rPr>
-      </w:pPr>
-      <w:r>
-        <w:rPr>
-          <w:color w:val="000000"/>
-          <w:sz w:val="28"/>
-          <w:szCs w:val="28"/>
-        </w:rPr>
-        <w:t>Реєстрація</w:t>
-      </w:r>
-    </w:p>
-    <w:p>
-      <w:pPr>
-        <w:pStyle w:val="a3"/>
-        <w:numPr>
-          <w:ilvl w:val="0"/>
-          <w:numId w:val="30"/>
-        </w:numPr>
-        <w:spacing w:before="0" w:beforeAutospacing="0" w:after="0" w:afterAutospacing="0"/>
-        <w:rPr>
-          <w:color w:val="000000"/>
-          <w:sz w:val="28"/>
-          <w:szCs w:val="28"/>
-        </w:rPr>
-      </w:pPr>
-      <w:r>
-        <w:rPr>
-          <w:color w:val="000000"/>
-          <w:sz w:val="28"/>
-          <w:szCs w:val="28"/>
-        </w:rPr>
-        <w:t>Каталог ресторанів</w:t>
-      </w:r>
-    </w:p>
-    <w:p>
-      <w:pPr>
-        <w:pStyle w:val="a3"/>
-        <w:numPr>
-          <w:ilvl w:val="0"/>
-          <w:numId w:val="30"/>
-        </w:numPr>
-        <w:spacing w:before="0" w:beforeAutospacing="0" w:after="0" w:afterAutospacing="0"/>
-        <w:rPr>
-          <w:color w:val="000000"/>
-          <w:sz w:val="28"/>
-          <w:szCs w:val="28"/>
-        </w:rPr>
-      </w:pPr>
-      <w:r>
-        <w:rPr>
-          <w:color w:val="000000"/>
-          <w:sz w:val="28"/>
-          <w:szCs w:val="28"/>
-        </w:rPr>
-        <w:t>Меню</w:t>
-      </w:r>
-    </w:p>
-    <w:p>
-      <w:pPr>
-        <w:pStyle w:val="a3"/>
-        <w:numPr>
-          <w:ilvl w:val="0"/>
-          <w:numId w:val="30"/>
-        </w:numPr>
-        <w:spacing w:before="0" w:beforeAutospacing="0" w:after="0" w:afterAutospacing="0"/>
-        <w:rPr>
-          <w:color w:val="000000"/>
-          <w:sz w:val="28"/>
-          <w:szCs w:val="28"/>
-        </w:rPr>
-      </w:pPr>
-      <w:r>
-        <w:rPr>
-          <w:color w:val="000000"/>
-          <w:sz w:val="28"/>
-          <w:szCs w:val="28"/>
-        </w:rPr>
-        <w:t>Кошик</w:t>
-      </w:r>
-    </w:p>
-    <w:p>
-      <w:pPr>
-        <w:pStyle w:val="a3"/>
-        <w:numPr>
-          <w:ilvl w:val="0"/>
-          <w:numId w:val="30"/>
-        </w:numPr>
-        <w:spacing w:before="0" w:beforeAutospacing="0" w:after="0" w:afterAutospacing="0"/>
-        <w:rPr>
-          <w:color w:val="000000"/>
-          <w:sz w:val="28"/>
-          <w:szCs w:val="28"/>
-        </w:rPr>
-      </w:pPr>
-      <w:r>
-        <w:rPr>
-          <w:color w:val="000000"/>
-          <w:sz w:val="28"/>
-          <w:szCs w:val="28"/>
-        </w:rPr>
-        <w:t>Оформлення замовлення</w:t>
-      </w:r>
-    </w:p>
-    <w:p>
-      <w:pPr>
-        <w:pStyle w:val="a3"/>
-        <w:numPr>
-          <w:ilvl w:val="0"/>
-          <w:numId w:val="30"/>
-        </w:numPr>
-        <w:spacing w:before="0" w:beforeAutospacing="0" w:after="0" w:afterAutospacing="0"/>
-        <w:rPr>
-          <w:color w:val="000000"/>
-          <w:sz w:val="28"/>
-          <w:szCs w:val="28"/>
-        </w:rPr>
-      </w:pPr>
-      <w:r>
-        <w:rPr>
-          <w:color w:val="000000"/>
-          <w:sz w:val="28"/>
-          <w:szCs w:val="28"/>
-        </w:rPr>
-        <w:t>Оплата</w:t>
-      </w:r>
-    </w:p>
-    <w:p>
-      <w:pPr>
-        <w:pStyle w:val="a3"/>
-        <w:numPr>
-          <w:ilvl w:val="0"/>
-          <w:numId w:val="30"/>
-        </w:numPr>
-        <w:spacing w:before="0" w:beforeAutospacing="0" w:after="0" w:afterAutospacing="0"/>
-        <w:rPr>
-          <w:color w:val="000000"/>
-          <w:sz w:val="28"/>
-          <w:szCs w:val="28"/>
-        </w:rPr>
-      </w:pPr>
-      <w:proofErr w:type="spellStart"/>
-      <w:r>
-        <w:rPr>
-          <w:color w:val="000000"/>
-          <w:sz w:val="28"/>
-          <w:szCs w:val="28"/>
-        </w:rPr>
-        <w:t>Трекінг</w:t>
-      </w:r>
-      <w:proofErr w:type="spellEnd"/>
-      <w:r>
-        <w:rPr>
-          <w:color w:val="000000"/>
-          <w:sz w:val="28"/>
-          <w:szCs w:val="28"/>
-        </w:rPr>
-        <w:t xml:space="preserve"> доставки</w:t>
-      </w:r>
-    </w:p>
-    <w:p>
-      <w:pPr>
-        <w:pStyle w:val="a3"/>
-        <w:numPr>
-          <w:ilvl w:val="0"/>
-          <w:numId w:val="30"/>
-        </w:numPr>
-        <w:spacing w:before="0" w:beforeAutospacing="0" w:after="0" w:afterAutospacing="0"/>
-        <w:rPr>
-          <w:color w:val="000000"/>
-          <w:sz w:val="28"/>
-          <w:szCs w:val="28"/>
-        </w:rPr>
-      </w:pPr>
-      <w:r>
-        <w:rPr>
-          <w:color w:val="000000"/>
-          <w:sz w:val="28"/>
-          <w:szCs w:val="28"/>
-        </w:rPr>
-        <w:t>Історія замовлень</w:t>
-      </w:r>
-    </w:p>
-    <w:p>
-      <w:pPr>
-        <w:pStyle w:val="a3"/>
-        <w:spacing w:before="0" w:beforeAutospacing="0" w:after="0" w:afterAutospacing="0"/>
-        <w:rPr>
-          <w:b/>
-          <w:bCs/>
-          <w:color w:val="000000"/>
-          <w:sz w:val="28"/>
-          <w:szCs w:val="28"/>
-        </w:rPr>
-      </w:pPr>
-      <w:r>
-        <w:rPr>
-          <w:b/>
-          <w:bCs/>
-          <w:color w:val="000000"/>
-          <w:sz w:val="28"/>
-          <w:szCs w:val="28"/>
-        </w:rPr>
-        <w:t>Модуль 2 — Панель ресторану</w:t>
-      </w:r>
-    </w:p>
-    <w:p>
-      <w:pPr>
-        <w:pStyle w:val="a3"/>
-        <w:numPr>
-          <w:ilvl w:val="0"/>
-          <w:numId w:val="29"/>
-        </w:numPr>
-        <w:spacing w:before="0" w:beforeAutospacing="0" w:after="0" w:afterAutospacing="0"/>
-        <w:rPr>
-          <w:color w:val="000000"/>
-          <w:sz w:val="28"/>
-          <w:szCs w:val="28"/>
-        </w:rPr>
-      </w:pPr>
-      <w:r>
-        <w:rPr>
-          <w:color w:val="000000"/>
-          <w:sz w:val="28"/>
-          <w:szCs w:val="28"/>
-        </w:rPr>
-        <w:t>Управління меню</w:t>
-      </w:r>
-    </w:p>
-    <w:p>
-      <w:pPr>
-        <w:pStyle w:val="a3"/>
-        <w:numPr>
-          <w:ilvl w:val="0"/>
-          <w:numId w:val="29"/>
-        </w:numPr>
-        <w:spacing w:before="0" w:beforeAutospacing="0" w:after="0" w:afterAutospacing="0"/>
-        <w:rPr>
-          <w:color w:val="000000"/>
-          <w:sz w:val="28"/>
-          <w:szCs w:val="28"/>
-        </w:rPr>
-      </w:pPr>
-      <w:r>
-        <w:rPr>
-          <w:color w:val="000000"/>
-          <w:sz w:val="28"/>
-          <w:szCs w:val="28"/>
-        </w:rPr>
-        <w:t>Прийняття замовлень</w:t>
-      </w:r>
-    </w:p>
-    <w:p>
-      <w:pPr>
-        <w:pStyle w:val="a3"/>
-        <w:numPr>
-          <w:ilvl w:val="0"/>
-          <w:numId w:val="29"/>
-        </w:numPr>
-        <w:spacing w:before="0" w:beforeAutospacing="0" w:after="0" w:afterAutospacing="0"/>
-        <w:rPr>
-          <w:color w:val="000000"/>
-          <w:sz w:val="28"/>
-          <w:szCs w:val="28"/>
-        </w:rPr>
-      </w:pPr>
-      <w:r>
-        <w:rPr>
-          <w:color w:val="000000"/>
-          <w:sz w:val="28"/>
-          <w:szCs w:val="28"/>
-        </w:rPr>
-        <w:t>Статистика</w:t>
-      </w:r>
-    </w:p>
-    <w:p>
-      <w:pPr>
-        <w:pStyle w:val="a3"/>
-        <w:spacing w:before="0" w:beforeAutospacing="0" w:after="0" w:afterAutospacing="0"/>
-        <w:rPr>
-          <w:b/>
-          <w:bCs/>
-          <w:color w:val="000000"/>
-          <w:sz w:val="28"/>
-          <w:szCs w:val="28"/>
-        </w:rPr>
-      </w:pPr>
-      <w:r>
-        <w:rPr>
-          <w:b/>
-          <w:bCs/>
-          <w:color w:val="000000"/>
-          <w:sz w:val="28"/>
-          <w:szCs w:val="28"/>
-        </w:rPr>
-        <w:t>Модуль 3 — Кур'єрський додаток</w:t>
-      </w:r>
-    </w:p>
-    <w:p>
-      <w:pPr>
-        <w:pStyle w:val="a3"/>
-        <w:numPr>
-          <w:ilvl w:val="0"/>
-          <w:numId w:val="28"/>
-        </w:numPr>
-        <w:spacing w:before="0" w:beforeAutospacing="0" w:after="0" w:afterAutospacing="0"/>
-        <w:rPr>
-          <w:color w:val="000000"/>
-          <w:sz w:val="28"/>
-          <w:szCs w:val="28"/>
-        </w:rPr>
-      </w:pPr>
-      <w:r>
-        <w:rPr>
-          <w:color w:val="000000"/>
-          <w:sz w:val="28"/>
-          <w:szCs w:val="28"/>
-        </w:rPr>
-        <w:t>Отримання замовлення</w:t>
-      </w:r>
-    </w:p>
-    <w:p>
-      <w:pPr>
-        <w:pStyle w:val="a3"/>
-        <w:numPr>
-          <w:ilvl w:val="0"/>
-          <w:numId w:val="28"/>
-        </w:numPr>
-        <w:spacing w:before="0" w:beforeAutospacing="0" w:after="0" w:afterAutospacing="0"/>
-        <w:rPr>
-          <w:color w:val="000000"/>
-          <w:sz w:val="28"/>
-          <w:szCs w:val="28"/>
-        </w:rPr>
-      </w:pPr>
-      <w:r>
-        <w:rPr>
-          <w:color w:val="000000"/>
-          <w:sz w:val="28"/>
-          <w:szCs w:val="28"/>
-        </w:rPr>
-        <w:t>GPS навігація</w:t>
-      </w:r>
-    </w:p>
-    <w:p>
-      <w:pPr>
-        <w:pStyle w:val="a3"/>
-        <w:numPr>
-          <w:ilvl w:val="0"/>
-          <w:numId w:val="28"/>
-        </w:numPr>
-        <w:spacing w:before="0" w:beforeAutospacing="0" w:after="0" w:afterAutospacing="0"/>
-        <w:rPr>
-          <w:color w:val="000000"/>
-          <w:sz w:val="28"/>
-          <w:szCs w:val="28"/>
-        </w:rPr>
-      </w:pPr>
-      <w:r>
-        <w:rPr>
-          <w:color w:val="000000"/>
-          <w:sz w:val="28"/>
-          <w:szCs w:val="28"/>
-        </w:rPr>
-        <w:t>Підтвердження доставки</w:t>
-      </w:r>
-    </w:p>
-    <w:p>
-      <w:pPr>
-        <w:pStyle w:val="a3"/>
-        <w:spacing w:before="0" w:beforeAutospacing="0" w:after="0" w:afterAutospacing="0"/>
-        <w:rPr>
-          <w:b/>
-          <w:bCs/>
-          <w:color w:val="000000"/>
-          <w:sz w:val="28"/>
-          <w:szCs w:val="28"/>
-        </w:rPr>
-      </w:pPr>
-      <w:r>
-        <w:rPr>
-          <w:b/>
-          <w:bCs/>
-          <w:color w:val="000000"/>
-          <w:sz w:val="28"/>
-          <w:szCs w:val="28"/>
-        </w:rPr>
-        <w:t xml:space="preserve">Модуль 4 — </w:t>
-      </w:r>
-      <w:proofErr w:type="spellStart"/>
-      <w:r>
-        <w:rPr>
-          <w:b/>
-          <w:bCs/>
-          <w:color w:val="000000"/>
-          <w:sz w:val="28"/>
-          <w:szCs w:val="28"/>
-        </w:rPr>
-        <w:t>Backend</w:t>
-      </w:r>
-      <w:proofErr w:type="spellEnd"/>
-      <w:r>
-        <w:rPr>
-          <w:b/>
-          <w:bCs/>
-          <w:color w:val="000000"/>
-          <w:sz w:val="28"/>
-          <w:szCs w:val="28"/>
-        </w:rPr>
-        <w:t xml:space="preserve"> API</w:t>
-      </w:r>
-    </w:p>
-    <w:p>
-      <w:pPr>
-        <w:pStyle w:val="a3"/>
-        <w:numPr>
-          <w:ilvl w:val="0"/>
-          <w:numId w:val="27"/>
-        </w:numPr>
-        <w:spacing w:before="0" w:beforeAutospacing="0" w:after="0" w:afterAutospacing="0"/>
-        <w:rPr>
-          <w:color w:val="000000"/>
-          <w:sz w:val="28"/>
-          <w:szCs w:val="28"/>
-        </w:rPr>
-      </w:pPr>
-      <w:r>
-        <w:rPr>
-          <w:color w:val="000000"/>
-          <w:sz w:val="28"/>
-          <w:szCs w:val="28"/>
-        </w:rPr>
-        <w:t>REST API</w:t>
-      </w:r>
-    </w:p>
-    <w:p>
-      <w:pPr>
-        <w:pStyle w:val="a3"/>
-        <w:numPr>
-          <w:ilvl w:val="0"/>
-          <w:numId w:val="27"/>
-        </w:numPr>
-        <w:spacing w:before="0" w:beforeAutospacing="0" w:after="0" w:afterAutospacing="0"/>
-        <w:rPr>
-          <w:color w:val="000000"/>
-          <w:sz w:val="28"/>
-          <w:szCs w:val="28"/>
-        </w:rPr>
-      </w:pPr>
-      <w:r>
-        <w:rPr>
-          <w:color w:val="000000"/>
-          <w:sz w:val="28"/>
-          <w:szCs w:val="28"/>
-        </w:rPr>
-        <w:t xml:space="preserve">JWT </w:t>
-      </w:r>
-      <w:proofErr w:type="spellStart"/>
-      <w:r>
-        <w:rPr>
-          <w:color w:val="000000"/>
-          <w:sz w:val="28"/>
-          <w:szCs w:val="28"/>
-        </w:rPr>
-        <w:t>authentication</w:t>
-      </w:r>
-      <w:proofErr w:type="spellEnd"/>
-    </w:p>
-    <w:p>
-      <w:pPr>
-        <w:pStyle w:val="a3"/>
-        <w:numPr>
-          <w:ilvl w:val="0"/>
-          <w:numId w:val="27"/>
-        </w:numPr>
-        <w:spacing w:before="0" w:beforeAutospacing="0" w:after="0" w:afterAutospacing="0"/>
-        <w:rPr>
-          <w:color w:val="000000"/>
-          <w:sz w:val="28"/>
-          <w:szCs w:val="28"/>
-        </w:rPr>
-      </w:pPr>
-      <w:proofErr w:type="spellStart"/>
-      <w:r>
-        <w:rPr>
-          <w:color w:val="000000"/>
-          <w:sz w:val="28"/>
-          <w:szCs w:val="28"/>
-        </w:rPr>
-        <w:t>Payment</w:t>
-      </w:r>
-      <w:proofErr w:type="spellEnd"/>
-      <w:r>
-        <w:rPr>
-          <w:color w:val="000000"/>
-          <w:sz w:val="28"/>
-          <w:szCs w:val="28"/>
-        </w:rPr>
-        <w:t xml:space="preserve"> </w:t>
-      </w:r>
-      <w:proofErr w:type="spellStart"/>
-      <w:r>
-        <w:rPr>
-          <w:color w:val="000000"/>
-          <w:sz w:val="28"/>
-          <w:szCs w:val="28"/>
-        </w:rPr>
-        <w:t>integration</w:t>
-      </w:r>
-      <w:proofErr w:type="spellEnd"/>
-    </w:p>
-    <w:p>
-      <w:pPr>
-        <w:pStyle w:val="a3"/>
-        <w:numPr>
-          <w:ilvl w:val="0"/>
-          <w:numId w:val="27"/>
-        </w:numPr>
-        <w:spacing w:before="0" w:beforeAutospacing="0" w:after="0" w:afterAutospacing="0"/>
-        <w:rPr>
-          <w:color w:val="000000"/>
-          <w:sz w:val="28"/>
-          <w:szCs w:val="28"/>
-        </w:rPr>
-      </w:pPr>
-      <w:proofErr w:type="spellStart"/>
-      <w:r>
-        <w:rPr>
-          <w:color w:val="000000"/>
-          <w:sz w:val="28"/>
-          <w:szCs w:val="28"/>
-        </w:rPr>
-        <w:t>Notification</w:t>
-      </w:r>
-      <w:proofErr w:type="spellEnd"/>
-      <w:r>
-        <w:rPr>
-          <w:color w:val="000000"/>
-          <w:sz w:val="28"/>
-          <w:szCs w:val="28"/>
-        </w:rPr>
-        <w:t xml:space="preserve"> </w:t>
-      </w:r>
-      <w:proofErr w:type="spellStart"/>
-      <w:r>
-        <w:rPr>
-          <w:color w:val="000000"/>
-          <w:sz w:val="28"/>
-          <w:szCs w:val="28"/>
-        </w:rPr>
-        <w:t>system</w:t>
-      </w:r>
-      <w:proofErr w:type="spellEnd"/>
-    </w:p>
-    <w:p>
-      <w:pPr>
-        <w:pStyle w:val="a3"/>
-        <w:spacing w:before="0" w:beforeAutospacing="0" w:after="0" w:afterAutospacing="0"/>
-        <w:rPr>
-          <w:b/>
-          <w:bCs/>
-          <w:color w:val="000000"/>
-          <w:sz w:val="28"/>
-          <w:szCs w:val="28"/>
-        </w:rPr>
-      </w:pPr>
-      <w:r>
-        <w:rPr>
-          <w:b/>
-          <w:bCs/>
-          <w:color w:val="000000"/>
-          <w:sz w:val="28"/>
-          <w:szCs w:val="28"/>
-        </w:rPr>
-        <w:t>Модуль 5 — Веб сайт</w:t>
-      </w:r>
-    </w:p>
-    <w:p>
-      <w:pPr>
-        <w:pStyle w:val="a3"/>
-        <w:numPr>
-          <w:ilvl w:val="0"/>
-          <w:numId w:val="26"/>
-        </w:numPr>
-        <w:spacing w:before="0" w:beforeAutospacing="0" w:after="0" w:afterAutospacing="0"/>
-        <w:rPr>
-          <w:color w:val="000000"/>
-          <w:sz w:val="28"/>
-          <w:szCs w:val="28"/>
-        </w:rPr>
-      </w:pPr>
-      <w:proofErr w:type="spellStart"/>
-      <w:r>
-        <w:rPr>
-          <w:color w:val="000000"/>
-          <w:sz w:val="28"/>
-          <w:szCs w:val="28"/>
-        </w:rPr>
-        <w:t>Landing</w:t>
-      </w:r>
-      <w:proofErr w:type="spellEnd"/>
-      <w:r>
-        <w:rPr>
-          <w:color w:val="000000"/>
-          <w:sz w:val="28"/>
-          <w:szCs w:val="28"/>
-        </w:rPr>
-        <w:t xml:space="preserve"> </w:t>
-      </w:r>
-      <w:proofErr w:type="spellStart"/>
-      <w:r>
-        <w:rPr>
-          <w:color w:val="000000"/>
-          <w:sz w:val="28"/>
-          <w:szCs w:val="28"/>
-        </w:rPr>
-        <w:t>page</w:t>
-      </w:r>
-      <w:proofErr w:type="spellEnd"/>
-    </w:p>
-    <w:p>
-      <w:pPr>
-        <w:pStyle w:val="a3"/>
-        <w:numPr>
-          <w:ilvl w:val="0"/>
-          <w:numId w:val="26"/>
-        </w:numPr>
-        <w:spacing w:before="0" w:beforeAutospacing="0" w:after="0" w:afterAutospacing="0"/>
-        <w:rPr>
-          <w:color w:val="000000"/>
-          <w:sz w:val="28"/>
-          <w:szCs w:val="28"/>
-        </w:rPr>
-      </w:pPr>
-      <w:r>
-        <w:rPr>
-          <w:color w:val="000000"/>
-          <w:sz w:val="28"/>
-          <w:szCs w:val="28"/>
-        </w:rPr>
-        <w:t>Веб версія платформи</w:t>
-      </w:r>
-    </w:p>
-    <w:p>
-      <w:pPr>
-        <w:pStyle w:val="a3"/>
-        <w:spacing w:before="0" w:beforeAutospacing="0" w:after="0" w:afterAutospacing="0"/>
-        <w:rPr>
-          <w:b/>
-          <w:bCs/>
-          <w:color w:val="000000"/>
-          <w:sz w:val="28"/>
-          <w:szCs w:val="28"/>
-        </w:rPr>
-      </w:pPr>
-      <w:r>
-        <w:rPr>
-          <w:b/>
-          <w:bCs/>
-          <w:color w:val="000000"/>
-          <w:sz w:val="28"/>
-          <w:szCs w:val="28"/>
-        </w:rPr>
-        <w:t>Ключові метрики MVP</w:t>
-      </w:r>
-    </w:p>
-    <w:p>
-      <w:pPr>
-        <w:pStyle w:val="a3"/>
-        <w:numPr>
-          <w:ilvl w:val="0"/>
-          <w:numId w:val="25"/>
-        </w:numPr>
-        <w:spacing w:before="0" w:beforeAutospacing="0" w:after="0" w:afterAutospacing="0"/>
-        <w:rPr>
-          <w:color w:val="000000"/>
-          <w:sz w:val="28"/>
-          <w:szCs w:val="28"/>
-        </w:rPr>
-      </w:pPr>
-      <w:r>
-        <w:rPr>
-          <w:color w:val="000000"/>
-          <w:sz w:val="28"/>
-          <w:szCs w:val="28"/>
-        </w:rPr>
-        <w:t>Активні користувачі: 1000+</w:t>
-      </w:r>
-    </w:p>
-    <w:p>
-      <w:pPr>
-        <w:pStyle w:val="a3"/>
-        <w:numPr>
-          <w:ilvl w:val="0"/>
-          <w:numId w:val="25"/>
-        </w:numPr>
-        <w:spacing w:before="0" w:beforeAutospacing="0" w:after="0" w:afterAutospacing="0"/>
-        <w:rPr>
-          <w:color w:val="000000"/>
-          <w:sz w:val="28"/>
-          <w:szCs w:val="28"/>
-        </w:rPr>
-      </w:pPr>
-      <w:r>
-        <w:rPr>
-          <w:color w:val="000000"/>
-          <w:sz w:val="28"/>
-          <w:szCs w:val="28"/>
-        </w:rPr>
-        <w:t>Активні ресторани: 50+</w:t>
-      </w:r>
-    </w:p>
-    <w:p>
-      <w:pPr>
-        <w:pStyle w:val="a3"/>
-        <w:numPr>
-          <w:ilvl w:val="0"/>
-          <w:numId w:val="25"/>
-        </w:numPr>
-        <w:spacing w:before="0" w:beforeAutospacing="0" w:after="0" w:afterAutospacing="0"/>
-        <w:rPr>
-          <w:color w:val="000000"/>
-          <w:sz w:val="28"/>
-          <w:szCs w:val="28"/>
-        </w:rPr>
-      </w:pPr>
-      <w:r>
-        <w:rPr>
-          <w:color w:val="000000"/>
-          <w:sz w:val="28"/>
-          <w:szCs w:val="28"/>
-        </w:rPr>
-        <w:t>Замовлення на день: 200+</w:t>
-      </w:r>
-    </w:p>
-    <w:p>
-      <w:pPr>
-        <w:pStyle w:val="a3"/>
-        <w:numPr>
-          <w:ilvl w:val="0"/>
-          <w:numId w:val="25"/>
-        </w:numPr>
-        <w:spacing w:before="0" w:beforeAutospacing="0" w:after="0" w:afterAutospacing="0"/>
-        <w:rPr>
-          <w:color w:val="000000"/>
-          <w:sz w:val="28"/>
-          <w:szCs w:val="28"/>
-        </w:rPr>
-      </w:pPr>
-      <w:r>
-        <w:rPr>
-          <w:color w:val="000000"/>
-          <w:sz w:val="28"/>
-          <w:szCs w:val="28"/>
-        </w:rPr>
-        <w:t>Середній час доставки: 45 хв</w:t>
-      </w:r>
-    </w:p>
-    <w:p>
-      <w:pPr>
-        <w:pStyle w:val="a3"/>
-        <w:numPr>
-          <w:ilvl w:val="0"/>
-          <w:numId w:val="25"/>
-        </w:numPr>
-        <w:spacing w:before="0" w:beforeAutospacing="0" w:after="0" w:afterAutospacing="0"/>
-        <w:rPr>
-          <w:color w:val="000000"/>
-          <w:sz w:val="28"/>
-          <w:szCs w:val="28"/>
-        </w:rPr>
-      </w:pPr>
-      <w:r>
-        <w:rPr>
-          <w:color w:val="000000"/>
-          <w:sz w:val="28"/>
-          <w:szCs w:val="28"/>
-        </w:rPr>
-        <w:t>Рейтинг: 4.5+</w:t>
-      </w:r>
-    </w:p>
-    <w:p>
-      <w:pPr>
-        <w:pStyle w:val="a3"/>
-        <w:spacing w:before="0" w:beforeAutospacing="0" w:after="240" w:afterAutospacing="0"/>
-        <w:rPr>
-          <w:b/>
-          <w:bCs/>
-          <w:color w:val="000000"/>
-          <w:sz w:val="28"/>
-          <w:szCs w:val="28"/>
-        </w:rPr>
-      </w:pPr>
-      <w:r>
-        <w:rPr>
-          <w:b/>
-          <w:bCs/>
-          <w:color w:val="000000"/>
-          <w:sz w:val="28"/>
-          <w:szCs w:val="28"/>
-        </w:rPr>
-        <w:t>Висновок</w:t>
-      </w:r>
-    </w:p>
-    <w:p>
-      <w:pPr>
-        <w:pStyle w:val="a3"/>
-        <w:spacing w:before="0" w:beforeAutospacing="0" w:after="240" w:afterAutospacing="0"/>
-        <w:rPr>
-          <w:color w:val="000000"/>
-          <w:sz w:val="28"/>
-          <w:szCs w:val="28"/>
-        </w:rPr>
-      </w:pPr>
-      <w:r>
-        <w:rPr>
-          <w:color w:val="000000"/>
-          <w:sz w:val="28"/>
-          <w:szCs w:val="28"/>
-        </w:rPr>
-        <w:t xml:space="preserve">Проект </w:t>
-      </w:r>
-      <w:proofErr w:type="spellStart"/>
-      <w:r>
-        <w:rPr>
-          <w:color w:val="000000"/>
-          <w:sz w:val="28"/>
-          <w:szCs w:val="28"/>
-        </w:rPr>
-        <w:t>Food</w:t>
-      </w:r>
-      <w:proofErr w:type="spellEnd"/>
-      <w:r>
-        <w:rPr>
-          <w:color w:val="000000"/>
-          <w:sz w:val="28"/>
-          <w:szCs w:val="28"/>
-        </w:rPr>
-        <w:t xml:space="preserve"> </w:t>
-      </w:r>
-      <w:proofErr w:type="spellStart"/>
-      <w:r>
-        <w:rPr>
-          <w:color w:val="000000"/>
-          <w:sz w:val="28"/>
-          <w:szCs w:val="28"/>
-        </w:rPr>
-        <w:t>Delivery</w:t>
-      </w:r>
-      <w:proofErr w:type="spellEnd"/>
-      <w:r>
-        <w:rPr>
-          <w:color w:val="000000"/>
-          <w:sz w:val="28"/>
-          <w:szCs w:val="28"/>
-        </w:rPr>
-        <w:t xml:space="preserve"> </w:t>
-      </w:r>
-      <w:proofErr w:type="spellStart"/>
-      <w:r>
-        <w:rPr>
-          <w:color w:val="000000"/>
-          <w:sz w:val="28"/>
-          <w:szCs w:val="28"/>
-        </w:rPr>
-        <w:t>Platform</w:t>
-      </w:r>
-      <w:proofErr w:type="spellEnd"/>
-      <w:r>
-        <w:rPr>
-          <w:color w:val="000000"/>
-          <w:sz w:val="28"/>
-          <w:szCs w:val="28"/>
-        </w:rPr>
-        <w:t xml:space="preserve"> є масштабованою платформою для доставки їжі, яка об'єднує користувачів, ресторани та кур'єрів. Завдяки використанню сучасного технологічного стеку (C# .NET, </w:t>
-      </w:r>
-      <w:proofErr w:type="spellStart"/>
-      <w:r>
-        <w:rPr>
-          <w:color w:val="000000"/>
-          <w:sz w:val="28"/>
-          <w:szCs w:val="28"/>
-        </w:rPr>
-        <w:t>React</w:t>
-      </w:r>
-      <w:proofErr w:type="spellEnd"/>
-      <w:r>
-        <w:rPr>
-          <w:color w:val="000000"/>
-          <w:sz w:val="28"/>
-          <w:szCs w:val="28"/>
-        </w:rPr>
-        <w:t xml:space="preserve">) і </w:t>
-      </w:r>
-      <w:proofErr w:type="spellStart"/>
-      <w:r>
-        <w:rPr>
-          <w:color w:val="000000"/>
-          <w:sz w:val="28"/>
-          <w:szCs w:val="28"/>
-        </w:rPr>
-        <w:t>мікросервісної</w:t>
-      </w:r>
-      <w:proofErr w:type="spellEnd"/>
-      <w:r>
-        <w:rPr>
-          <w:color w:val="000000"/>
-          <w:sz w:val="28"/>
-          <w:szCs w:val="28"/>
-        </w:rPr>
-        <w:t xml:space="preserve"> архітектури система може ефективно масштабуватися та обробляти великі обсяги замовлень.</w:t>
+      <w:r>
+        <w:rPr>
+          <w:color w:val="000000"/>
+          <w:sz w:val="28"/>
+          <w:szCs w:val="28"/>
+        </w:rPr>
+        <w:t>З</w:t>
+      </w:r>
+      <w:r>
+        <w:rPr>
+          <w:color w:val="000000"/>
+          <w:sz w:val="28"/>
+          <w:szCs w:val="28"/>
+        </w:rPr>
+        <w:t>дійсни</w:t>
+      </w:r>
+      <w:r>
+        <w:rPr>
+          <w:color w:val="000000"/>
+          <w:sz w:val="28"/>
+          <w:szCs w:val="28"/>
+        </w:rPr>
+        <w:t>в</w:t>
+      </w:r>
+      <w:r>
+        <w:rPr>
+          <w:color w:val="000000"/>
+          <w:sz w:val="28"/>
+          <w:szCs w:val="28"/>
+        </w:rPr>
+        <w:t xml:space="preserve"> проведення налаштування робочого середовища для подальшого виконання лабораторних робіт.</w:t>
       </w:r>
     </w:p>
     <w:sectPr>
@@ -7504,6 +3643,119 @@
     </w:lvl>
   </w:abstractNum>
   <w:abstractNum w:abstractNumId="16" w15:restartNumberingAfterBreak="0">
+    <w:nsid w:val="2C9762E8"/>
+    <w:multiLevelType w:val="hybridMultilevel"/>
+    <w:tmpl w:val="64F2ED82"/>
+    <w:lvl w:ilvl="0" w:tplc="04220001">
+      <w:start w:val="1"/>
+      <w:numFmt w:val="bullet"/>
+      <w:lvlText w:val=""/>
+      <w:lvlJc w:val="left"/>
+      <w:pPr>
+        <w:ind w:left="720" w:hanging="360"/>
+      </w:pPr>
+      <w:rPr>
+        <w:rFonts w:ascii="Symbol" w:hAnsi="Symbol" w:hint="default"/>
+      </w:rPr>
+    </w:lvl>
+    <w:lvl w:ilvl="1" w:tplc="04220003" w:tentative="1">
+      <w:start w:val="1"/>
+      <w:numFmt w:val="bullet"/>
+      <w:lvlText w:val="o"/>
+      <w:lvlJc w:val="left"/>
+      <w:pPr>
+        <w:ind w:left="1440" w:hanging="360"/>
+      </w:pPr>
+      <w:rPr>
+        <w:rFonts w:ascii="Courier New" w:hAnsi="Courier New" w:cs="Courier New" w:hint="default"/>
+      </w:rPr>
+    </w:lvl>
+    <w:lvl w:ilvl="2" w:tplc="04220005" w:tentative="1">
+      <w:start w:val="1"/>
+      <w:numFmt w:val="bullet"/>
+      <w:lvlText w:val=""/>
+      <w:lvlJc w:val="left"/>
+      <w:pPr>
+        <w:ind w:left="2160" w:hanging="360"/>
+      </w:pPr>
+      <w:rPr>
+        <w:rFonts w:ascii="Wingdings" w:hAnsi="Wingdings" w:hint="default"/>
+      </w:rPr>
+    </w:lvl>
+    <w:lvl w:ilvl="3" w:tplc="04220001" w:tentative="1">
+      <w:start w:val="1"/>
+      <w:numFmt w:val="bullet"/>
+      <w:lvlText w:val=""/>
+      <w:lvlJc w:val="left"/>
+      <w:pPr>
+        <w:ind w:left="2880" w:hanging="360"/>
+      </w:pPr>
+      <w:rPr>
+        <w:rFonts w:ascii="Symbol" w:hAnsi="Symbol" w:hint="default"/>
+      </w:rPr>
+    </w:lvl>
+    <w:lvl w:ilvl="4" w:tplc="04220003" w:tentative="1">
+      <w:start w:val="1"/>
+      <w:numFmt w:val="bullet"/>
+      <w:lvlText w:val="o"/>
+      <w:lvlJc w:val="left"/>
+      <w:pPr>
+        <w:ind w:left="3600" w:hanging="360"/>
+      </w:pPr>
+      <w:rPr>
+        <w:rFonts w:ascii="Courier New" w:hAnsi="Courier New" w:cs="Courier New" w:hint="default"/>
+      </w:rPr>
+    </w:lvl>
+    <w:lvl w:ilvl="5" w:tplc="04220005" w:tentative="1">
+      <w:start w:val="1"/>
+      <w:numFmt w:val="bullet"/>
+      <w:lvlText w:val=""/>
+      <w:lvlJc w:val="left"/>
+      <w:pPr>
+        <w:ind w:left="4320" w:hanging="360"/>
+      </w:pPr>
+      <w:rPr>
+        <w:rFonts w:ascii="Wingdings" w:hAnsi="Wingdings" w:hint="default"/>
+      </w:rPr>
+    </w:lvl>
+    <w:lvl w:ilvl="6" w:tplc="04220001" w:tentative="1">
+      <w:start w:val="1"/>
+      <w:numFmt w:val="bullet"/>
+      <w:lvlText w:val=""/>
+      <w:lvlJc w:val="left"/>
+      <w:pPr>
+        <w:ind w:left="5040" w:hanging="360"/>
+      </w:pPr>
+      <w:rPr>
+        <w:rFonts w:ascii="Symbol" w:hAnsi="Symbol" w:hint="default"/>
+      </w:rPr>
+    </w:lvl>
+    <w:lvl w:ilvl="7" w:tplc="04220003" w:tentative="1">
+      <w:start w:val="1"/>
+      <w:numFmt w:val="bullet"/>
+      <w:lvlText w:val="o"/>
+      <w:lvlJc w:val="left"/>
+      <w:pPr>
+        <w:ind w:left="5760" w:hanging="360"/>
+      </w:pPr>
+      <w:rPr>
+        <w:rFonts w:ascii="Courier New" w:hAnsi="Courier New" w:cs="Courier New" w:hint="default"/>
+      </w:rPr>
+    </w:lvl>
+    <w:lvl w:ilvl="8" w:tplc="04220005" w:tentative="1">
+      <w:start w:val="1"/>
+      <w:numFmt w:val="bullet"/>
+      <w:lvlText w:val=""/>
+      <w:lvlJc w:val="left"/>
+      <w:pPr>
+        <w:ind w:left="6480" w:hanging="360"/>
+      </w:pPr>
+      <w:rPr>
+        <w:rFonts w:ascii="Wingdings" w:hAnsi="Wingdings" w:hint="default"/>
+      </w:rPr>
+    </w:lvl>
+  </w:abstractNum>
+  <w:abstractNum w:abstractNumId="17" w15:restartNumberingAfterBreak="0">
     <w:nsid w:val="3204735B"/>
     <w:multiLevelType w:val="hybridMultilevel"/>
     <w:tmpl w:val="6F00C14E"/>
@@ -7616,7 +3868,7 @@
       </w:rPr>
     </w:lvl>
   </w:abstractNum>
-  <w:abstractNum w:abstractNumId="17" w15:restartNumberingAfterBreak="0">
+  <w:abstractNum w:abstractNumId="18" w15:restartNumberingAfterBreak="0">
     <w:nsid w:val="338C482C"/>
     <w:multiLevelType w:val="multilevel"/>
     <w:tmpl w:val="295AEDD2"/>
@@ -7729,7 +3981,7 @@
       </w:pPr>
     </w:lvl>
   </w:abstractNum>
-  <w:abstractNum w:abstractNumId="18" w15:restartNumberingAfterBreak="0">
+  <w:abstractNum w:abstractNumId="19" w15:restartNumberingAfterBreak="0">
     <w:nsid w:val="3EA61714"/>
     <w:multiLevelType w:val="multilevel"/>
     <w:tmpl w:val="143824D2"/>
@@ -7878,7 +4130,7 @@
       </w:rPr>
     </w:lvl>
   </w:abstractNum>
-  <w:abstractNum w:abstractNumId="19" w15:restartNumberingAfterBreak="0">
+  <w:abstractNum w:abstractNumId="20" w15:restartNumberingAfterBreak="0">
     <w:nsid w:val="40857F5A"/>
     <w:multiLevelType w:val="hybridMultilevel"/>
     <w:tmpl w:val="D7522396"/>
@@ -7991,7 +4243,7 @@
       </w:rPr>
     </w:lvl>
   </w:abstractNum>
-  <w:abstractNum w:abstractNumId="20" w15:restartNumberingAfterBreak="0">
+  <w:abstractNum w:abstractNumId="21" w15:restartNumberingAfterBreak="0">
     <w:nsid w:val="419E10AA"/>
     <w:multiLevelType w:val="hybridMultilevel"/>
     <w:tmpl w:val="1396C882"/>
@@ -8104,7 +4356,7 @@
       </w:rPr>
     </w:lvl>
   </w:abstractNum>
-  <w:abstractNum w:abstractNumId="21" w15:restartNumberingAfterBreak="0">
+  <w:abstractNum w:abstractNumId="22" w15:restartNumberingAfterBreak="0">
     <w:nsid w:val="485E1414"/>
     <w:multiLevelType w:val="multilevel"/>
     <w:tmpl w:val="F5AE991A"/>
@@ -8253,7 +4505,7 @@
       </w:rPr>
     </w:lvl>
   </w:abstractNum>
-  <w:abstractNum w:abstractNumId="22" w15:restartNumberingAfterBreak="0">
+  <w:abstractNum w:abstractNumId="23" w15:restartNumberingAfterBreak="0">
     <w:nsid w:val="4D684422"/>
     <w:multiLevelType w:val="hybridMultilevel"/>
     <w:tmpl w:val="F870A0DA"/>
@@ -8366,7 +4618,7 @@
       </w:rPr>
     </w:lvl>
   </w:abstractNum>
-  <w:abstractNum w:abstractNumId="23" w15:restartNumberingAfterBreak="0">
+  <w:abstractNum w:abstractNumId="24" w15:restartNumberingAfterBreak="0">
     <w:nsid w:val="521C52EF"/>
     <w:multiLevelType w:val="multilevel"/>
     <w:tmpl w:val="B9AA21E6"/>
@@ -8515,7 +4767,7 @@
       </w:rPr>
     </w:lvl>
   </w:abstractNum>
-  <w:abstractNum w:abstractNumId="24" w15:restartNumberingAfterBreak="0">
+  <w:abstractNum w:abstractNumId="25" w15:restartNumberingAfterBreak="0">
     <w:nsid w:val="59073134"/>
     <w:multiLevelType w:val="hybridMultilevel"/>
     <w:tmpl w:val="8E5E41EC"/>
@@ -8628,7 +4880,7 @@
       </w:rPr>
     </w:lvl>
   </w:abstractNum>
-  <w:abstractNum w:abstractNumId="25" w15:restartNumberingAfterBreak="0">
+  <w:abstractNum w:abstractNumId="26" w15:restartNumberingAfterBreak="0">
     <w:nsid w:val="5E4660EB"/>
     <w:multiLevelType w:val="hybridMultilevel"/>
     <w:tmpl w:val="DA42D02A"/>
@@ -8741,7 +4993,7 @@
       </w:rPr>
     </w:lvl>
   </w:abstractNum>
-  <w:abstractNum w:abstractNumId="26" w15:restartNumberingAfterBreak="0">
+  <w:abstractNum w:abstractNumId="27" w15:restartNumberingAfterBreak="0">
     <w:nsid w:val="5F6C0DEB"/>
     <w:multiLevelType w:val="hybridMultilevel"/>
     <w:tmpl w:val="4CACEBB2"/>
@@ -8854,7 +5106,7 @@
       </w:rPr>
     </w:lvl>
   </w:abstractNum>
-  <w:abstractNum w:abstractNumId="27" w15:restartNumberingAfterBreak="0">
+  <w:abstractNum w:abstractNumId="28" w15:restartNumberingAfterBreak="0">
     <w:nsid w:val="6DD540A7"/>
     <w:multiLevelType w:val="multilevel"/>
     <w:tmpl w:val="0D04CB1E"/>
@@ -9003,7 +5255,7 @@
       </w:rPr>
     </w:lvl>
   </w:abstractNum>
-  <w:abstractNum w:abstractNumId="28" w15:restartNumberingAfterBreak="0">
+  <w:abstractNum w:abstractNumId="29" w15:restartNumberingAfterBreak="0">
     <w:nsid w:val="6F2E1843"/>
     <w:multiLevelType w:val="multilevel"/>
     <w:tmpl w:val="CA409768"/>
@@ -9152,7 +5404,7 @@
       </w:rPr>
     </w:lvl>
   </w:abstractNum>
-  <w:abstractNum w:abstractNumId="29" w15:restartNumberingAfterBreak="0">
+  <w:abstractNum w:abstractNumId="30" w15:restartNumberingAfterBreak="0">
     <w:nsid w:val="77926655"/>
     <w:multiLevelType w:val="hybridMultilevel"/>
     <w:tmpl w:val="4AE0C1E8"/>
@@ -9265,7 +5517,119 @@
       </w:rPr>
     </w:lvl>
   </w:abstractNum>
-  <w:abstractNum w:abstractNumId="30" w15:restartNumberingAfterBreak="0">
+  <w:abstractNum w:abstractNumId="31" w15:restartNumberingAfterBreak="0">
+    <w:nsid w:val="786461AF"/>
+    <w:multiLevelType w:val="hybridMultilevel"/>
+    <w:tmpl w:val="B636C6FA"/>
+    <w:lvl w:ilvl="0" w:tplc="CEB4515C">
+      <w:numFmt w:val="bullet"/>
+      <w:lvlText w:val="-"/>
+      <w:lvlJc w:val="left"/>
+      <w:pPr>
+        <w:ind w:left="720" w:hanging="360"/>
+      </w:pPr>
+      <w:rPr>
+        <w:rFonts w:ascii="Times New Roman" w:eastAsia="Times New Roman" w:hAnsi="Times New Roman" w:cs="Times New Roman" w:hint="default"/>
+      </w:rPr>
+    </w:lvl>
+    <w:lvl w:ilvl="1" w:tplc="04220003" w:tentative="1">
+      <w:start w:val="1"/>
+      <w:numFmt w:val="bullet"/>
+      <w:lvlText w:val="o"/>
+      <w:lvlJc w:val="left"/>
+      <w:pPr>
+        <w:ind w:left="1440" w:hanging="360"/>
+      </w:pPr>
+      <w:rPr>
+        <w:rFonts w:ascii="Courier New" w:hAnsi="Courier New" w:cs="Courier New" w:hint="default"/>
+      </w:rPr>
+    </w:lvl>
+    <w:lvl w:ilvl="2" w:tplc="04220005" w:tentative="1">
+      <w:start w:val="1"/>
+      <w:numFmt w:val="bullet"/>
+      <w:lvlText w:val=""/>
+      <w:lvlJc w:val="left"/>
+      <w:pPr>
+        <w:ind w:left="2160" w:hanging="360"/>
+      </w:pPr>
+      <w:rPr>
+        <w:rFonts w:ascii="Wingdings" w:hAnsi="Wingdings" w:hint="default"/>
+      </w:rPr>
+    </w:lvl>
+    <w:lvl w:ilvl="3" w:tplc="04220001" w:tentative="1">
+      <w:start w:val="1"/>
+      <w:numFmt w:val="bullet"/>
+      <w:lvlText w:val=""/>
+      <w:lvlJc w:val="left"/>
+      <w:pPr>
+        <w:ind w:left="2880" w:hanging="360"/>
+      </w:pPr>
+      <w:rPr>
+        <w:rFonts w:ascii="Symbol" w:hAnsi="Symbol" w:hint="default"/>
+      </w:rPr>
+    </w:lvl>
+    <w:lvl w:ilvl="4" w:tplc="04220003" w:tentative="1">
+      <w:start w:val="1"/>
+      <w:numFmt w:val="bullet"/>
+      <w:lvlText w:val="o"/>
+      <w:lvlJc w:val="left"/>
+      <w:pPr>
+        <w:ind w:left="3600" w:hanging="360"/>
+      </w:pPr>
+      <w:rPr>
+        <w:rFonts w:ascii="Courier New" w:hAnsi="Courier New" w:cs="Courier New" w:hint="default"/>
+      </w:rPr>
+    </w:lvl>
+    <w:lvl w:ilvl="5" w:tplc="04220005" w:tentative="1">
+      <w:start w:val="1"/>
+      <w:numFmt w:val="bullet"/>
+      <w:lvlText w:val=""/>
+      <w:lvlJc w:val="left"/>
+      <w:pPr>
+        <w:ind w:left="4320" w:hanging="360"/>
+      </w:pPr>
+      <w:rPr>
+        <w:rFonts w:ascii="Wingdings" w:hAnsi="Wingdings" w:hint="default"/>
+      </w:rPr>
+    </w:lvl>
+    <w:lvl w:ilvl="6" w:tplc="04220001" w:tentative="1">
+      <w:start w:val="1"/>
+      <w:numFmt w:val="bullet"/>
+      <w:lvlText w:val=""/>
+      <w:lvlJc w:val="left"/>
+      <w:pPr>
+        <w:ind w:left="5040" w:hanging="360"/>
+      </w:pPr>
+      <w:rPr>
+        <w:rFonts w:ascii="Symbol" w:hAnsi="Symbol" w:hint="default"/>
+      </w:rPr>
+    </w:lvl>
+    <w:lvl w:ilvl="7" w:tplc="04220003" w:tentative="1">
+      <w:start w:val="1"/>
+      <w:numFmt w:val="bullet"/>
+      <w:lvlText w:val="o"/>
+      <w:lvlJc w:val="left"/>
+      <w:pPr>
+        <w:ind w:left="5760" w:hanging="360"/>
+      </w:pPr>
+      <w:rPr>
+        <w:rFonts w:ascii="Courier New" w:hAnsi="Courier New" w:cs="Courier New" w:hint="default"/>
+      </w:rPr>
+    </w:lvl>
+    <w:lvl w:ilvl="8" w:tplc="04220005" w:tentative="1">
+      <w:start w:val="1"/>
+      <w:numFmt w:val="bullet"/>
+      <w:lvlText w:val=""/>
+      <w:lvlJc w:val="left"/>
+      <w:pPr>
+        <w:ind w:left="6480" w:hanging="360"/>
+      </w:pPr>
+      <w:rPr>
+        <w:rFonts w:ascii="Wingdings" w:hAnsi="Wingdings" w:hint="default"/>
+      </w:rPr>
+    </w:lvl>
+  </w:abstractNum>
+  <w:abstractNum w:abstractNumId="32" w15:restartNumberingAfterBreak="0">
     <w:nsid w:val="7AE16B51"/>
     <w:multiLevelType w:val="multilevel"/>
     <w:tmpl w:val="91E80264"/>
@@ -9414,7 +5778,7 @@
       </w:rPr>
     </w:lvl>
   </w:abstractNum>
-  <w:abstractNum w:abstractNumId="31" w15:restartNumberingAfterBreak="0">
+  <w:abstractNum w:abstractNumId="33" w15:restartNumberingAfterBreak="0">
     <w:nsid w:val="7B5676F8"/>
     <w:multiLevelType w:val="multilevel"/>
     <w:tmpl w:val="D152DF06"/>
@@ -9563,7 +5927,7 @@
       </w:rPr>
     </w:lvl>
   </w:abstractNum>
-  <w:abstractNum w:abstractNumId="32" w15:restartNumberingAfterBreak="0">
+  <w:abstractNum w:abstractNumId="34" w15:restartNumberingAfterBreak="0">
     <w:nsid w:val="7C326E94"/>
     <w:multiLevelType w:val="multilevel"/>
     <w:tmpl w:val="F34AE466"/>
@@ -9676,7 +6040,7 @@
       </w:pPr>
     </w:lvl>
   </w:abstractNum>
-  <w:abstractNum w:abstractNumId="33" w15:restartNumberingAfterBreak="0">
+  <w:abstractNum w:abstractNumId="35" w15:restartNumberingAfterBreak="0">
     <w:nsid w:val="7CBE5717"/>
     <w:multiLevelType w:val="multilevel"/>
     <w:tmpl w:val="9920DF12"/>
@@ -9826,28 +6190,28 @@
     </w:lvl>
   </w:abstractNum>
   <w:num w:numId="1" w16cid:durableId="209345421">
-    <w:abstractNumId w:val="21"/>
+    <w:abstractNumId w:val="22"/>
   </w:num>
   <w:num w:numId="2" w16cid:durableId="656039230">
     <w:abstractNumId w:val="3"/>
   </w:num>
   <w:num w:numId="3" w16cid:durableId="2100979625">
-    <w:abstractNumId w:val="17"/>
+    <w:abstractNumId w:val="18"/>
   </w:num>
   <w:num w:numId="4" w16cid:durableId="407770336">
     <w:abstractNumId w:val="2"/>
   </w:num>
   <w:num w:numId="5" w16cid:durableId="169027770">
-    <w:abstractNumId w:val="27"/>
+    <w:abstractNumId w:val="28"/>
   </w:num>
   <w:num w:numId="6" w16cid:durableId="1382513263">
-    <w:abstractNumId w:val="30"/>
+    <w:abstractNumId w:val="32"/>
   </w:num>
   <w:num w:numId="7" w16cid:durableId="942036264">
     <w:abstractNumId w:val="5"/>
   </w:num>
   <w:num w:numId="8" w16cid:durableId="1420979649">
-    <w:abstractNumId w:val="33"/>
+    <w:abstractNumId w:val="35"/>
   </w:num>
   <w:num w:numId="9" w16cid:durableId="1749307572">
     <w:abstractNumId w:val="12"/>
@@ -9859,19 +6223,19 @@
     <w:abstractNumId w:val="1"/>
   </w:num>
   <w:num w:numId="12" w16cid:durableId="1066027674">
-    <w:abstractNumId w:val="18"/>
+    <w:abstractNumId w:val="19"/>
   </w:num>
   <w:num w:numId="13" w16cid:durableId="2124105745">
-    <w:abstractNumId w:val="31"/>
+    <w:abstractNumId w:val="33"/>
   </w:num>
   <w:num w:numId="14" w16cid:durableId="1325469468">
-    <w:abstractNumId w:val="23"/>
+    <w:abstractNumId w:val="24"/>
   </w:num>
   <w:num w:numId="15" w16cid:durableId="1864828753">
-    <w:abstractNumId w:val="32"/>
+    <w:abstractNumId w:val="34"/>
   </w:num>
   <w:num w:numId="16" w16cid:durableId="1696543325">
-    <w:abstractNumId w:val="28"/>
+    <w:abstractNumId w:val="29"/>
   </w:num>
   <w:num w:numId="17" w16cid:durableId="711686939">
     <w:abstractNumId w:val="13"/>
@@ -9883,28 +6247,28 @@
     <w:abstractNumId w:val="7"/>
   </w:num>
   <w:num w:numId="20" w16cid:durableId="572472058">
-    <w:abstractNumId w:val="20"/>
+    <w:abstractNumId w:val="21"/>
   </w:num>
   <w:num w:numId="21" w16cid:durableId="352998412">
     <w:abstractNumId w:val="4"/>
   </w:num>
   <w:num w:numId="22" w16cid:durableId="1198392672">
-    <w:abstractNumId w:val="26"/>
+    <w:abstractNumId w:val="27"/>
   </w:num>
   <w:num w:numId="23" w16cid:durableId="1552494956">
-    <w:abstractNumId w:val="16"/>
+    <w:abstractNumId w:val="17"/>
   </w:num>
   <w:num w:numId="24" w16cid:durableId="1473869594">
-    <w:abstractNumId w:val="29"/>
+    <w:abstractNumId w:val="30"/>
   </w:num>
   <w:num w:numId="25" w16cid:durableId="423959153">
     <w:abstractNumId w:val="9"/>
   </w:num>
   <w:num w:numId="26" w16cid:durableId="1763069098">
-    <w:abstractNumId w:val="22"/>
+    <w:abstractNumId w:val="23"/>
   </w:num>
   <w:num w:numId="27" w16cid:durableId="1455367742">
-    <w:abstractNumId w:val="24"/>
+    <w:abstractNumId w:val="25"/>
   </w:num>
   <w:num w:numId="28" w16cid:durableId="1431391267">
     <w:abstractNumId w:val="6"/>
@@ -9913,19 +6277,25 @@
     <w:abstractNumId w:val="15"/>
   </w:num>
   <w:num w:numId="30" w16cid:durableId="1798064484">
-    <w:abstractNumId w:val="19"/>
+    <w:abstractNumId w:val="20"/>
   </w:num>
   <w:num w:numId="31" w16cid:durableId="1694106727">
     <w:abstractNumId w:val="0"/>
   </w:num>
   <w:num w:numId="32" w16cid:durableId="2105029460">
-    <w:abstractNumId w:val="25"/>
+    <w:abstractNumId w:val="26"/>
   </w:num>
   <w:num w:numId="33" w16cid:durableId="1596748194">
     <w:abstractNumId w:val="14"/>
   </w:num>
   <w:num w:numId="34" w16cid:durableId="1482456693">
     <w:abstractNumId w:val="11"/>
+  </w:num>
+  <w:num w:numId="35" w16cid:durableId="1958683157">
+    <w:abstractNumId w:val="16"/>
+  </w:num>
+  <w:num w:numId="36" w16cid:durableId="608045865">
+    <w:abstractNumId w:val="31"/>
   </w:num>
 </w:numbering>
 </file>

--- a/Лабораторна робота №1.docx
+++ b/Лабораторна робота №1.docx
@@ -398,7 +398,7 @@
           <w:sz w:val="28"/>
           <w:szCs w:val="28"/>
         </w:rPr>
-        <w:t>Меренько</w:t>
+        <w:t>Храбатин</w:t>
       </w:r>
       <w:proofErr w:type="spellEnd"/>
       <w:r>
@@ -415,7 +415,15 @@
           <w:sz w:val="28"/>
           <w:szCs w:val="28"/>
         </w:rPr>
-        <w:t>Б. І</w:t>
+        <w:t>Р</w:t>
+      </w:r>
+      <w:r>
+        <w:rPr>
+          <w:rFonts w:ascii="Times New Roman" w:hAnsi="Times New Roman" w:cs="Times New Roman"/>
+          <w:sz w:val="28"/>
+          <w:szCs w:val="28"/>
+        </w:rPr>
+        <w:t>. І</w:t>
       </w:r>
       <w:r>
         <w:rPr>
@@ -822,6 +830,7 @@
       </w:pPr>
       <w:r>
         <w:rPr>
+          <w:noProof/>
           <w:color w:val="000000"/>
           <w:sz w:val="28"/>
           <w:szCs w:val="28"/>
@@ -916,6 +925,7 @@
       </w:pPr>
       <w:r>
         <w:rPr>
+          <w:noProof/>
           <w:color w:val="000000"/>
           <w:sz w:val="28"/>
           <w:szCs w:val="28"/>
@@ -1105,6 +1115,7 @@
       </w:pPr>
       <w:r>
         <w:rPr>
+          <w:noProof/>
           <w:color w:val="000000"/>
           <w:sz w:val="28"/>
           <w:szCs w:val="28"/>
@@ -1190,6 +1201,7 @@
       </w:pPr>
       <w:r>
         <w:rPr>
+          <w:noProof/>
           <w:color w:val="000000"/>
           <w:sz w:val="28"/>
           <w:szCs w:val="28"/>
@@ -1233,6 +1245,7 @@
       </w:r>
       <w:r>
         <w:rPr>
+          <w:noProof/>
           <w:color w:val="000000"/>
           <w:sz w:val="28"/>
           <w:szCs w:val="28"/>
@@ -1338,6 +1351,7 @@
       </w:pPr>
       <w:r>
         <w:rPr>
+          <w:noProof/>
           <w:color w:val="000000"/>
           <w:sz w:val="28"/>
           <w:szCs w:val="28"/>
@@ -1393,6 +1407,7 @@
       </w:pPr>
       <w:r>
         <w:rPr>
+          <w:noProof/>
           <w:color w:val="000000"/>
           <w:sz w:val="28"/>
           <w:szCs w:val="28"/>
@@ -6814,6 +6829,7 @@
   <w:style w:type="character" w:default="1" w:styleId="a0">
     <w:name w:val="Default Paragraph Font"/>
     <w:uiPriority w:val="1"/>
+    <w:semiHidden/>
     <w:unhideWhenUsed/>
   </w:style>
   <w:style w:type="table" w:default="1" w:styleId="a1">
